--- a/docs/validgate-context/validgate - Proyecto de título.docx
+++ b/docs/validgate-context/validgate - Proyecto de título.docx
@@ -2322,90 +2322,145 @@
     <w:p>
       <w:pPr>
         <w:spacing w:line="360" w:lineRule="auto"/>
-        <w:ind w:firstLine="720"/>
-        <w:jc w:val="both"/>
-      </w:pPr>
-      <w:r>
-        <w:t xml:space="preserve">Quisiera expresar mis mayores agradecimientos y afecto a mis compañeros de carrera, quienes me acompañaron durante este importante proceso, y sobre todo a </w:t>
-      </w:r>
-      <w:r>
-        <w:t>MIGUEL ANGEL COCHEA TOMALA</w:t>
+        <w:jc w:val="both"/>
+      </w:pPr>
+    </w:p>
+    <w:p>
+      <w:pPr>
+        <w:spacing w:line="360" w:lineRule="auto"/>
+        <w:jc w:val="both"/>
+      </w:pPr>
+      <w:r>
+        <w:t xml:space="preserve">Quiero agradecer especialmente al profesor </w:t>
+      </w:r>
+      <w:r>
+        <w:t>MIGUEL ÁNGEL COCHEA TOMAL</w:t>
+      </w:r>
+      <w:r>
+        <w:t>A</w:t>
+      </w:r>
+      <w:r>
+        <w:t>, con quien he tenido la suerte y el honor de coincidir durante esta etapa. Su forma de enseñar, orientar y motivar ha tenido un impacto importante en mi desarrollo. Constantemente me ha incentivado a mejorar, a cuestionar mis propias ideas y a buscar una mejor versión de mi trabajo. Las ocasiones en que ha utilizado mis avances como ejemplo frente a la clase han significado para mí no solo un reconocimiento, sino también una motivación para seguir creciendo y esforzándome.</w:t>
+      </w:r>
+    </w:p>
+    <w:p>
+      <w:pPr>
+        <w:spacing w:line="360" w:lineRule="auto"/>
+        <w:jc w:val="both"/>
+      </w:pPr>
+    </w:p>
+    <w:p>
+      <w:pPr>
+        <w:spacing w:line="360" w:lineRule="auto"/>
+        <w:jc w:val="both"/>
+        <w:rPr>
+          <w:lang w:val="es-CL"/>
+        </w:rPr>
+      </w:pPr>
+      <w:r>
+        <w:t xml:space="preserve">También quiero agradecer especialmente a </w:t>
+      </w:r>
+      <w:r>
+        <w:rPr>
+          <w:lang w:val="es-CL"/>
+        </w:rPr>
+        <w:t xml:space="preserve">PATRICIO REYES </w:t>
+      </w:r>
+      <w:r>
+        <w:rPr>
+          <w:lang w:val="es-CL"/>
+        </w:rPr>
+        <w:t>e</w:t>
+      </w:r>
+      <w:r>
+        <w:rPr>
+          <w:lang w:val="es-CL"/>
+        </w:rPr>
+        <w:t xml:space="preserve"> IVÁN RIQUELME, </w:t>
+      </w:r>
+    </w:p>
+    <w:p>
+      <w:pPr>
+        <w:spacing w:line="360" w:lineRule="auto"/>
+        <w:jc w:val="both"/>
+      </w:pPr>
+      <w:r>
+        <w:t>quienes han sido mucho más que colegas durante este proceso. Han sido compañeros con quienes he podido compartir conocimientos, discutir ideas, resolver dudas y crecer académica y profesionalmente. Pero, sobre todo, son personas a quienes con el tiempo he llegado a considerar buenos amigos. Su apoyo y amistad hicieron que este camino fuese considerablemente más llevadero y valioso.</w:t>
+      </w:r>
+    </w:p>
+    <w:p>
+      <w:pPr>
+        <w:spacing w:line="360" w:lineRule="auto"/>
+        <w:jc w:val="both"/>
+      </w:pPr>
+    </w:p>
+    <w:p>
+      <w:pPr>
+        <w:spacing w:line="360" w:lineRule="auto"/>
+        <w:jc w:val="both"/>
+      </w:pPr>
+      <w:r>
+        <w:t>Finalmente, agradezco a todas las personas de la Escuela Universitaria de Ingeniería de Computación e Informática que, directa o indirectamente, contribuyeron a mi formación y me acompañaron durante esta etapa.</w:t>
+      </w:r>
+    </w:p>
+    <w:p>
+      <w:pPr>
+        <w:spacing w:line="360" w:lineRule="auto"/>
+        <w:jc w:val="both"/>
+      </w:pPr>
+    </w:p>
+    <w:p>
+      <w:pPr>
+        <w:spacing w:line="360" w:lineRule="auto"/>
+        <w:jc w:val="both"/>
+      </w:pPr>
+      <w:r>
+        <w:t>Agradezco también profundamente a mi madre, Claudia, a mi hermano, Alan, y a mi pareja, Constanza, por estar siempre presentes, por su apoyo incondicional, su paciencia y por acompañarme incluso en los momentos más exigentes de este proceso. Su cariño y compañía fueron fundamentales para llegar hasta aquí.</w:t>
+      </w:r>
+    </w:p>
+    <w:p>
+      <w:pPr>
+        <w:spacing w:line="360" w:lineRule="auto"/>
+        <w:jc w:val="both"/>
+      </w:pPr>
+    </w:p>
+    <w:p>
+      <w:pPr>
+        <w:spacing w:line="360" w:lineRule="auto"/>
+        <w:jc w:val="both"/>
+      </w:pPr>
+      <w:r>
+        <w:t xml:space="preserve">Llegar hasta aquí representa el cierre de años de esfuerzo, aprendizajes, dificultades y crecimiento. A todas las personas que fueron parte de este camino, de una forma u </w:t>
+      </w:r>
+      <w:r>
+        <w:t>otra...</w:t>
+      </w:r>
+    </w:p>
+    <w:p>
+      <w:pPr>
+        <w:spacing w:line="360" w:lineRule="auto"/>
+        <w:jc w:val="both"/>
+      </w:pPr>
+      <w:r>
+        <w:rPr>
+          <w:i/>
+          <w:iCs/>
+        </w:rPr>
+        <w:t>G</w:t>
+      </w:r>
+      <w:r>
+        <w:rPr>
+          <w:i/>
+          <w:iCs/>
+        </w:rPr>
+        <w:t>racias totales</w:t>
+      </w:r>
+      <w:r>
+        <w:t>.</w:t>
       </w:r>
       <w:r>
         <w:t xml:space="preserve"> </w:t>
       </w:r>
-      <w:r>
-        <w:t>con quien he tenido la suerte y el honor de trabajar</w:t>
-      </w:r>
-      <w:r>
-        <w:t xml:space="preserve">, el profesor </w:t>
-      </w:r>
-      <w:r>
-        <w:t>quien ha</w:t>
-      </w:r>
-      <w:r>
-        <w:t xml:space="preserve"> sido motivador e inspirador</w:t>
-      </w:r>
-      <w:r>
-        <w:t xml:space="preserve"> </w:t>
-      </w:r>
-      <w:r>
-        <w:t>en este proceso de creación de un proyecto, emitiendo juicios efectivos y logrando generar un cambio en mi forma de ver las cosas.</w:t>
-      </w:r>
-    </w:p>
-    <w:p>
-      <w:pPr>
-        <w:spacing w:line="360" w:lineRule="auto"/>
-        <w:ind w:firstLine="720"/>
-        <w:jc w:val="both"/>
-      </w:pPr>
-      <w:r>
-        <w:t>D</w:t>
-      </w:r>
-      <w:r>
-        <w:t xml:space="preserve">eseo que </w:t>
-      </w:r>
-      <w:r>
-        <w:t xml:space="preserve">aquellos estudiantes que tengan la </w:t>
-      </w:r>
-      <w:r>
-        <w:t xml:space="preserve">suerte de toparse con </w:t>
-      </w:r>
-      <w:r>
-        <w:t>él</w:t>
-      </w:r>
-      <w:r>
-        <w:t xml:space="preserve"> sean lo suficientemente maduros </w:t>
-      </w:r>
-      <w:r>
-        <w:t>todos puedan tener la oportunidad de cruzarse con gente como ellos. Asimismo, doy las gracias por su inagotable paciencia y guía para poder conseguir mi meta. Les estaré eternamente agradecido.</w:t>
-      </w:r>
-    </w:p>
-    <w:p>
-      <w:pPr>
-        <w:spacing w:line="360" w:lineRule="auto"/>
-        <w:ind w:firstLine="720"/>
-        <w:jc w:val="both"/>
-      </w:pPr>
-      <w:r>
-        <w:t>También quiero agradecer a mis colegas PATRICIO REYES e IVÁN RIQUELME quienes me han apoyado con material de apoyo, discutiendo temas relacionados con este trabajo y, mejor aún, siendo clave en el proceso de crecimiento académico.</w:t>
-      </w:r>
-    </w:p>
-    <w:p>
-      <w:pPr>
-        <w:spacing w:line="360" w:lineRule="auto"/>
-        <w:ind w:firstLine="720"/>
-        <w:jc w:val="both"/>
-      </w:pPr>
-      <w:r>
-        <w:t>Finalmente, debo agradecer a las personas de la Escuela Universitaria de Ingeniería de Computación e Informática por todo el acompañamiento durante esta etapa, gracias totales.</w:t>
-      </w:r>
-    </w:p>
-    <w:p>
-      <w:pPr>
-        <w:spacing w:line="360" w:lineRule="auto"/>
-        <w:jc w:val="both"/>
-      </w:pPr>
       <w:r>
         <w:br w:type="page"/>
       </w:r>
@@ -12326,7 +12381,27 @@
             <w:iCs/>
             <w:noProof/>
           </w:rPr>
-          <w:t>Secuencia de salida autónoma</w:t>
+          <w:t>Sec</w:t>
+        </w:r>
+        <w:r>
+          <w:rPr>
+            <w:rStyle w:val="Hipervnculo"/>
+            <w:rFonts w:eastAsia="Arial" w:cs="Arial"/>
+            <w:i/>
+            <w:iCs/>
+            <w:noProof/>
+          </w:rPr>
+          <w:t>u</w:t>
+        </w:r>
+        <w:r>
+          <w:rPr>
+            <w:rStyle w:val="Hipervnculo"/>
+            <w:rFonts w:eastAsia="Arial" w:cs="Arial"/>
+            <w:i/>
+            <w:iCs/>
+            <w:noProof/>
+          </w:rPr>
+          <w:t>encia de salida autónoma</w:t>
         </w:r>
         <w:r>
           <w:rPr>
@@ -12694,6 +12769,355 @@
     </w:p>
     <w:p>
       <w:pPr>
+        <w:pStyle w:val="Heading"/>
+      </w:pPr>
+      <w:r>
+        <w:rPr>
+          <w:rFonts w:eastAsia="Arial"/>
+        </w:rPr>
+        <w:t xml:space="preserve">ÍNDICE DE </w:t>
+      </w:r>
+      <w:r>
+        <w:rPr>
+          <w:rFonts w:eastAsia="Arial"/>
+        </w:rPr>
+        <w:t>ILUSTRACIONES</w:t>
+      </w:r>
+    </w:p>
+    <w:p>
+      <w:pPr>
+        <w:pStyle w:val="Tabladeilustraciones"/>
+        <w:tabs>
+          <w:tab w:val="right" w:leader="dot" w:pos="9536"/>
+        </w:tabs>
+        <w:rPr>
+          <w:rFonts w:eastAsiaTheme="minorEastAsia" w:cstheme="minorBidi"/>
+          <w:smallCaps w:val="0"/>
+          <w:noProof/>
+          <w:kern w:val="2"/>
+          <w:sz w:val="24"/>
+          <w:szCs w:val="24"/>
+          <w:lang w:val="es-CL" w:eastAsia="es-CL"/>
+          <w14:ligatures w14:val="standardContextual"/>
+        </w:rPr>
+      </w:pPr>
+      <w:r>
+        <w:rPr>
+          <w:smallCaps w:val="0"/>
+        </w:rPr>
+        <w:fldChar w:fldCharType="begin"/>
+      </w:r>
+      <w:r>
+        <w:rPr>
+          <w:smallCaps w:val="0"/>
+        </w:rPr>
+        <w:instrText xml:space="preserve"> TOC \h \z \a "Ilustración" </w:instrText>
+      </w:r>
+      <w:r>
+        <w:rPr>
+          <w:smallCaps w:val="0"/>
+        </w:rPr>
+        <w:fldChar w:fldCharType="separate"/>
+      </w:r>
+      <w:hyperlink w:anchor="_Toc239298118" w:history="1">
+        <w:r>
+          <w:rPr>
+            <w:rStyle w:val="Hipervnculo"/>
+            <w:noProof/>
+          </w:rPr>
+          <w:t>Mensaje de Re</w:t>
+        </w:r>
+        <w:r>
+          <w:rPr>
+            <w:rStyle w:val="Hipervnculo"/>
+            <w:noProof/>
+          </w:rPr>
+          <w:t>t</w:t>
+        </w:r>
+        <w:r>
+          <w:rPr>
+            <w:rStyle w:val="Hipervnculo"/>
+            <w:noProof/>
+          </w:rPr>
+          <w:t>iro</w:t>
+        </w:r>
+        <w:r>
+          <w:rPr>
+            <w:noProof/>
+            <w:webHidden/>
+          </w:rPr>
+          <w:tab/>
+        </w:r>
+        <w:r>
+          <w:rPr>
+            <w:noProof/>
+            <w:webHidden/>
+          </w:rPr>
+          <w:fldChar w:fldCharType="begin"/>
+        </w:r>
+        <w:r>
+          <w:rPr>
+            <w:noProof/>
+            <w:webHidden/>
+          </w:rPr>
+          <w:instrText xml:space="preserve"> PAGEREF _Toc239298118 \h </w:instrText>
+        </w:r>
+        <w:r>
+          <w:rPr>
+            <w:noProof/>
+            <w:webHidden/>
+          </w:rPr>
+        </w:r>
+        <w:r>
+          <w:rPr>
+            <w:noProof/>
+            <w:webHidden/>
+          </w:rPr>
+          <w:fldChar w:fldCharType="separate"/>
+        </w:r>
+        <w:r>
+          <w:rPr>
+            <w:noProof/>
+            <w:webHidden/>
+          </w:rPr>
+          <w:t>122</w:t>
+        </w:r>
+        <w:r>
+          <w:rPr>
+            <w:noProof/>
+            <w:webHidden/>
+          </w:rPr>
+          <w:fldChar w:fldCharType="end"/>
+        </w:r>
+      </w:hyperlink>
+    </w:p>
+    <w:p>
+      <w:pPr>
+        <w:pStyle w:val="Tabladeilustraciones"/>
+        <w:tabs>
+          <w:tab w:val="right" w:leader="dot" w:pos="9536"/>
+        </w:tabs>
+        <w:rPr>
+          <w:rFonts w:eastAsiaTheme="minorEastAsia" w:cstheme="minorBidi"/>
+          <w:smallCaps w:val="0"/>
+          <w:noProof/>
+          <w:kern w:val="2"/>
+          <w:sz w:val="24"/>
+          <w:szCs w:val="24"/>
+          <w:lang w:val="es-CL" w:eastAsia="es-CL"/>
+          <w14:ligatures w14:val="standardContextual"/>
+        </w:rPr>
+      </w:pPr>
+      <w:hyperlink w:anchor="_Toc239298119" w:history="1">
+        <w:r>
+          <w:rPr>
+            <w:rStyle w:val="Hipervnculo"/>
+            <w:noProof/>
+          </w:rPr>
+          <w:t>Método de Autenticación - PIN</w:t>
+        </w:r>
+        <w:r>
+          <w:rPr>
+            <w:noProof/>
+            <w:webHidden/>
+          </w:rPr>
+          <w:tab/>
+        </w:r>
+        <w:r>
+          <w:rPr>
+            <w:noProof/>
+            <w:webHidden/>
+          </w:rPr>
+          <w:fldChar w:fldCharType="begin"/>
+        </w:r>
+        <w:r>
+          <w:rPr>
+            <w:noProof/>
+            <w:webHidden/>
+          </w:rPr>
+          <w:instrText xml:space="preserve"> PAGEREF _Toc239298119 \h </w:instrText>
+        </w:r>
+        <w:r>
+          <w:rPr>
+            <w:noProof/>
+            <w:webHidden/>
+          </w:rPr>
+        </w:r>
+        <w:r>
+          <w:rPr>
+            <w:noProof/>
+            <w:webHidden/>
+          </w:rPr>
+          <w:fldChar w:fldCharType="separate"/>
+        </w:r>
+        <w:r>
+          <w:rPr>
+            <w:noProof/>
+            <w:webHidden/>
+          </w:rPr>
+          <w:t>123</w:t>
+        </w:r>
+        <w:r>
+          <w:rPr>
+            <w:noProof/>
+            <w:webHidden/>
+          </w:rPr>
+          <w:fldChar w:fldCharType="end"/>
+        </w:r>
+      </w:hyperlink>
+    </w:p>
+    <w:p>
+      <w:pPr>
+        <w:pStyle w:val="Tabladeilustraciones"/>
+        <w:tabs>
+          <w:tab w:val="right" w:leader="dot" w:pos="9536"/>
+        </w:tabs>
+        <w:rPr>
+          <w:rFonts w:eastAsiaTheme="minorEastAsia" w:cstheme="minorBidi"/>
+          <w:smallCaps w:val="0"/>
+          <w:noProof/>
+          <w:kern w:val="2"/>
+          <w:sz w:val="24"/>
+          <w:szCs w:val="24"/>
+          <w:lang w:val="es-CL" w:eastAsia="es-CL"/>
+          <w14:ligatures w14:val="standardContextual"/>
+        </w:rPr>
+      </w:pPr>
+      <w:hyperlink w:anchor="_Toc239298120" w:history="1">
+        <w:r>
+          <w:rPr>
+            <w:rStyle w:val="Hipervnculo"/>
+            <w:noProof/>
+          </w:rPr>
+          <w:t>Mensaje de trazabilidad OK</w:t>
+        </w:r>
+        <w:r>
+          <w:rPr>
+            <w:noProof/>
+            <w:webHidden/>
+          </w:rPr>
+          <w:tab/>
+        </w:r>
+        <w:r>
+          <w:rPr>
+            <w:noProof/>
+            <w:webHidden/>
+          </w:rPr>
+          <w:fldChar w:fldCharType="begin"/>
+        </w:r>
+        <w:r>
+          <w:rPr>
+            <w:noProof/>
+            <w:webHidden/>
+          </w:rPr>
+          <w:instrText xml:space="preserve"> PAGEREF _Toc239298120 \h </w:instrText>
+        </w:r>
+        <w:r>
+          <w:rPr>
+            <w:noProof/>
+            <w:webHidden/>
+          </w:rPr>
+        </w:r>
+        <w:r>
+          <w:rPr>
+            <w:noProof/>
+            <w:webHidden/>
+          </w:rPr>
+          <w:fldChar w:fldCharType="separate"/>
+        </w:r>
+        <w:r>
+          <w:rPr>
+            <w:noProof/>
+            <w:webHidden/>
+          </w:rPr>
+          <w:t>124</w:t>
+        </w:r>
+        <w:r>
+          <w:rPr>
+            <w:noProof/>
+            <w:webHidden/>
+          </w:rPr>
+          <w:fldChar w:fldCharType="end"/>
+        </w:r>
+      </w:hyperlink>
+    </w:p>
+    <w:p>
+      <w:pPr>
+        <w:pStyle w:val="Tabladeilustraciones"/>
+        <w:tabs>
+          <w:tab w:val="right" w:leader="dot" w:pos="9536"/>
+        </w:tabs>
+        <w:rPr>
+          <w:rFonts w:eastAsiaTheme="minorEastAsia" w:cstheme="minorBidi"/>
+          <w:smallCaps w:val="0"/>
+          <w:noProof/>
+          <w:kern w:val="2"/>
+          <w:sz w:val="24"/>
+          <w:szCs w:val="24"/>
+          <w:lang w:val="es-CL" w:eastAsia="es-CL"/>
+          <w14:ligatures w14:val="standardContextual"/>
+        </w:rPr>
+      </w:pPr>
+      <w:hyperlink w:anchor="_Toc239298121" w:history="1">
+        <w:r>
+          <w:rPr>
+            <w:rStyle w:val="Hipervnculo"/>
+            <w:noProof/>
+          </w:rPr>
+          <w:t>Mensaje de trazabilidad NOK</w:t>
+        </w:r>
+        <w:r>
+          <w:rPr>
+            <w:noProof/>
+            <w:webHidden/>
+          </w:rPr>
+          <w:tab/>
+        </w:r>
+        <w:r>
+          <w:rPr>
+            <w:noProof/>
+            <w:webHidden/>
+          </w:rPr>
+          <w:fldChar w:fldCharType="begin"/>
+        </w:r>
+        <w:r>
+          <w:rPr>
+            <w:noProof/>
+            <w:webHidden/>
+          </w:rPr>
+          <w:instrText xml:space="preserve"> PAGEREF _Toc239298121 \h </w:instrText>
+        </w:r>
+        <w:r>
+          <w:rPr>
+            <w:noProof/>
+            <w:webHidden/>
+          </w:rPr>
+        </w:r>
+        <w:r>
+          <w:rPr>
+            <w:noProof/>
+            <w:webHidden/>
+          </w:rPr>
+          <w:fldChar w:fldCharType="separate"/>
+        </w:r>
+        <w:r>
+          <w:rPr>
+            <w:noProof/>
+            <w:webHidden/>
+          </w:rPr>
+          <w:t>125</w:t>
+        </w:r>
+        <w:r>
+          <w:rPr>
+            <w:noProof/>
+            <w:webHidden/>
+          </w:rPr>
+          <w:fldChar w:fldCharType="end"/>
+        </w:r>
+      </w:hyperlink>
+    </w:p>
+    <w:p>
+      <w:pPr>
         <w:rPr>
           <w:rFonts w:eastAsia="Noto Sans CJK SC" w:cs="Arial"/>
           <w:b/>
@@ -12701,6 +13125,15 @@
           <w:sz w:val="24"/>
         </w:rPr>
       </w:pPr>
+      <w:r>
+        <w:rPr>
+          <w:rFonts w:asciiTheme="minorHAnsi" w:hAnsiTheme="minorHAnsi" w:cstheme="minorHAnsi"/>
+          <w:smallCaps/>
+          <w:sz w:val="20"/>
+          <w:szCs w:val="20"/>
+        </w:rPr>
+        <w:fldChar w:fldCharType="end"/>
+      </w:r>
       <w:r>
         <w:br w:type="page"/>
       </w:r>
@@ -13165,7 +13598,6 @@
         <w:pStyle w:val="VGHeading2"/>
         <w:keepNext/>
         <w:spacing w:after="80"/>
-        <w:jc w:val="both"/>
       </w:pPr>
       <w:bookmarkStart w:id="3" w:name="_Toc238305482"/>
       <w:r>
@@ -15060,21 +15492,6 @@
     </w:p>
     <w:p>
       <w:pPr>
-        <w:spacing w:line="360" w:lineRule="auto"/>
-        <w:jc w:val="both"/>
-        <w:rPr>
-          <w:lang w:val="es-CL"/>
-        </w:rPr>
-      </w:pPr>
-      <w:r>
-        <w:rPr>
-          <w:lang w:val="es-CL"/>
-        </w:rPr>
-        <w:t>Los objetivos específicos definen los principales resultados asociados al desarrollo y la validación de VALIDGATE. Estos se presentan a continuación:</w:t>
-      </w:r>
-    </w:p>
-    <w:p>
-      <w:pPr>
         <w:numPr>
           <w:ilvl w:val="0"/>
           <w:numId w:val="23"/>
@@ -15089,7 +15506,7 @@
         <w:rPr>
           <w:lang w:val="es-CL"/>
         </w:rPr>
-        <w:t xml:space="preserve">Diseñar la arquitectura, el modelo de datos y los componentes principales de VALIDGATE. </w:t>
+        <w:t>Diseñar la arquitectura, el modelo de datos y los componentes de VALIDGATE para gestionar actores, roles, autorizaciones y eventos de ingreso, salida y retiro.</w:t>
       </w:r>
     </w:p>
     <w:p>
@@ -15108,7 +15525,43 @@
         <w:rPr>
           <w:lang w:val="es-CL"/>
         </w:rPr>
-        <w:t xml:space="preserve">Desarrollar los módulos base de autenticación, roles y vinculación de usuarios. </w:t>
+        <w:t xml:space="preserve">Construir los módulos de autenticación, control de acceso por rol, gestión de actores y vinculación </w:t>
+      </w:r>
+      <w:r>
+        <w:rPr>
+          <w:lang w:val="es-CL"/>
+        </w:rPr>
+        <w:t xml:space="preserve">entre </w:t>
+      </w:r>
+      <w:r>
+        <w:rPr>
+          <w:lang w:val="es-CL"/>
+        </w:rPr>
+        <w:t>estudiante</w:t>
+      </w:r>
+      <w:r>
+        <w:rPr>
+          <w:lang w:val="es-CL"/>
+        </w:rPr>
+        <w:t xml:space="preserve">s y </w:t>
+      </w:r>
+      <w:r>
+        <w:rPr>
+          <w:lang w:val="es-CL"/>
+        </w:rPr>
+        <w:t>apoderado</w:t>
+      </w:r>
+      <w:r>
+        <w:rPr>
+          <w:lang w:val="es-CL"/>
+        </w:rPr>
+        <w:t>s</w:t>
+      </w:r>
+      <w:r>
+        <w:rPr>
+          <w:lang w:val="es-CL"/>
+        </w:rPr>
+        <w:t>.</w:t>
       </w:r>
     </w:p>
     <w:p>
@@ -15127,7 +15580,37 @@
         <w:rPr>
           <w:lang w:val="es-CL"/>
         </w:rPr>
-        <w:t xml:space="preserve">Integrar los flujos de ingreso, salida y retiro con validaciones y trazabilidad. </w:t>
+        <w:t>Desarrollar</w:t>
+      </w:r>
+      <w:r>
+        <w:rPr>
+          <w:lang w:val="es-CL"/>
+        </w:rPr>
+        <w:t xml:space="preserve"> los flujos de ingreso, salida regular, retiro autorizado o rechazado, salida autónoma y</w:t>
+      </w:r>
+      <w:r>
+        <w:rPr>
+          <w:lang w:val="es-CL"/>
+        </w:rPr>
+        <w:t xml:space="preserve"> de</w:t>
+      </w:r>
+      <w:r>
+        <w:rPr>
+          <w:lang w:val="es-CL"/>
+        </w:rPr>
+        <w:t xml:space="preserve"> contingencia</w:t>
+      </w:r>
+      <w:r>
+        <w:rPr>
+          <w:lang w:val="es-CL"/>
+        </w:rPr>
+        <w:t xml:space="preserve"> en portería</w:t>
+      </w:r>
+      <w:r>
+        <w:rPr>
+          <w:lang w:val="es-CL"/>
+        </w:rPr>
+        <w:t>, con registro trazable.</w:t>
       </w:r>
     </w:p>
     <w:p>
@@ -15146,18 +15629,8 @@
         <w:rPr>
           <w:lang w:val="es-CL"/>
         </w:rPr>
-        <w:t>Verificar el funcionamiento del prototipo mediante pruebas funcionales end-to-end.</w:t>
-      </w:r>
-    </w:p>
-    <w:p>
-      <w:pPr>
-        <w:spacing w:line="360" w:lineRule="auto"/>
-        <w:ind w:firstLine="720"/>
-        <w:jc w:val="both"/>
-        <w:rPr>
-          <w:lang w:val="es-CL"/>
-        </w:rPr>
-      </w:pPr>
+        <w:t>Verificar el funcionamiento, el control de acceso y la trazabilidad de VALIDGATE mediante pruebas funcionales end-to-end en un entorno controlado.</w:t>
+      </w:r>
     </w:p>
     <w:p>
       <w:pPr>
@@ -15601,7 +16074,23 @@
                 <w:sz w:val="18"/>
                 <w:szCs w:val="18"/>
               </w:rPr>
-              <w:t>Integrar los módulos para ejecutar seis flujos críticos y registrar operaciones aprobadas, rechazadas y excepcionales.</w:t>
+              <w:t xml:space="preserve">Integrar los módulos para ejecutar </w:t>
+            </w:r>
+            <w:r>
+              <w:rPr>
+                <w:rFonts w:cs="Arial"/>
+                <w:sz w:val="18"/>
+                <w:szCs w:val="18"/>
+              </w:rPr>
+              <w:t>cuatro</w:t>
+            </w:r>
+            <w:r>
+              <w:rPr>
+                <w:rFonts w:cs="Arial"/>
+                <w:sz w:val="18"/>
+                <w:szCs w:val="18"/>
+              </w:rPr>
+              <w:t xml:space="preserve"> flujos críticos y registrar operaciones.</w:t>
             </w:r>
           </w:p>
         </w:tc>
@@ -15643,7 +16132,71 @@
                 <w:sz w:val="18"/>
                 <w:szCs w:val="18"/>
               </w:rPr>
-              <w:t>Criterio de éxito: seis flujos ejecutables con estudiante, tipo, fecha, hora, responsable, método y resultado.</w:t>
+              <w:t xml:space="preserve">Criterio de éxito: </w:t>
+            </w:r>
+            <w:r>
+              <w:rPr>
+                <w:rFonts w:cs="Arial"/>
+                <w:sz w:val="18"/>
+                <w:szCs w:val="18"/>
+              </w:rPr>
+              <w:t>cuatro</w:t>
+            </w:r>
+            <w:r>
+              <w:rPr>
+                <w:rFonts w:cs="Arial"/>
+                <w:sz w:val="18"/>
+                <w:szCs w:val="18"/>
+              </w:rPr>
+              <w:t xml:space="preserve"> flujos ejecutables con estudiante, </w:t>
+            </w:r>
+            <w:r>
+              <w:rPr>
+                <w:rFonts w:cs="Arial"/>
+                <w:sz w:val="18"/>
+                <w:szCs w:val="18"/>
+              </w:rPr>
+              <w:t>apoderado</w:t>
+            </w:r>
+            <w:r>
+              <w:rPr>
+                <w:rFonts w:cs="Arial"/>
+                <w:sz w:val="18"/>
+                <w:szCs w:val="18"/>
+              </w:rPr>
+              <w:t xml:space="preserve">, </w:t>
+            </w:r>
+            <w:r>
+              <w:rPr>
+                <w:rFonts w:cs="Arial"/>
+                <w:sz w:val="18"/>
+                <w:szCs w:val="18"/>
+              </w:rPr>
+              <w:t>administrador</w:t>
+            </w:r>
+            <w:r>
+              <w:rPr>
+                <w:rFonts w:cs="Arial"/>
+                <w:sz w:val="18"/>
+                <w:szCs w:val="18"/>
+              </w:rPr>
+              <w:t xml:space="preserve">, </w:t>
+            </w:r>
+            <w:r>
+              <w:rPr>
+                <w:rFonts w:cs="Arial"/>
+                <w:sz w:val="18"/>
+                <w:szCs w:val="18"/>
+              </w:rPr>
+              <w:t>portería y generación de trazabilidad</w:t>
+            </w:r>
+            <w:r>
+              <w:rPr>
+                <w:rFonts w:cs="Arial"/>
+                <w:sz w:val="18"/>
+                <w:szCs w:val="18"/>
+              </w:rPr>
+              <w:t>.</w:t>
             </w:r>
           </w:p>
         </w:tc>
@@ -17478,11 +18031,9 @@
       <w:r>
         <w:t xml:space="preserve">A diferencia de un enfoque tradicional basado exclusivamente en sprints, la estrategia </w:t>
       </w:r>
-      <w:proofErr w:type="spellStart"/>
       <w:r>
         <w:t>scrumban</w:t>
       </w:r>
-      <w:proofErr w:type="spellEnd"/>
       <w:r>
         <w:t xml:space="preserve"> combina la planificación de tareas con un flujo continuo de trabajo, permitiendo adaptar el desarrollo en función de los avances, hallazgos y resultados obtenidos durante las pruebas.</w:t>
       </w:r>
@@ -17496,7 +18047,6 @@
       <w:r>
         <w:t xml:space="preserve">En este contexto, el proyecto se organizó mediante un tablero de trabajo estructurado en distintas columnas que representan el ciclo de vida de las tareas, tales como: backlog, </w:t>
       </w:r>
-      <w:proofErr w:type="spellStart"/>
       <w:r>
         <w:rPr>
           <w:i/>
@@ -17504,11 +18054,9 @@
         </w:rPr>
         <w:t>refinement</w:t>
       </w:r>
-      <w:proofErr w:type="spellEnd"/>
       <w:r>
         <w:t xml:space="preserve">, desarrollo y </w:t>
       </w:r>
-      <w:proofErr w:type="spellStart"/>
       <w:r>
         <w:rPr>
           <w:i/>
@@ -17516,11 +18064,9 @@
         </w:rPr>
         <w:t>testing</w:t>
       </w:r>
-      <w:proofErr w:type="spellEnd"/>
       <w:r>
         <w:t>. Cada una de estas etapas contempla estados específicos que permiten identificar el progreso de las tareas, tales como "</w:t>
       </w:r>
-      <w:proofErr w:type="spellStart"/>
       <w:r>
         <w:rPr>
           <w:i/>
@@ -17528,11 +18074,9 @@
         </w:rPr>
         <w:t>ready</w:t>
       </w:r>
-      <w:proofErr w:type="spellEnd"/>
       <w:r>
         <w:t>", "</w:t>
       </w:r>
-      <w:proofErr w:type="spellStart"/>
       <w:r>
         <w:rPr>
           <w:i/>
@@ -17540,11 +18084,9 @@
         </w:rPr>
         <w:t>doing</w:t>
       </w:r>
-      <w:proofErr w:type="spellEnd"/>
       <w:r>
         <w:t>", "</w:t>
       </w:r>
-      <w:proofErr w:type="spellStart"/>
       <w:r>
         <w:rPr>
           <w:i/>
@@ -17552,7 +18094,6 @@
         </w:rPr>
         <w:t>blocked</w:t>
       </w:r>
-      <w:proofErr w:type="spellEnd"/>
       <w:r>
         <w:t>" y "</w:t>
       </w:r>
@@ -17582,7 +18123,6 @@
       <w:r>
         <w:t xml:space="preserve">. Posteriormente, en la etapa de </w:t>
       </w:r>
-      <w:proofErr w:type="spellStart"/>
       <w:r>
         <w:rPr>
           <w:i/>
@@ -17590,7 +18130,6 @@
         </w:rPr>
         <w:t>refinement</w:t>
       </w:r>
-      <w:proofErr w:type="spellEnd"/>
       <w:r>
         <w:t>, se analizan en mayor detalle las tareas, permitiendo descomponerlas, estimarlas y prepararlas para su ejecución.</w:t>
       </w:r>
@@ -17620,7 +18159,6 @@
       <w:r>
         <w:t xml:space="preserve">Luego, en la etapa de </w:t>
       </w:r>
-      <w:proofErr w:type="spellStart"/>
       <w:r>
         <w:rPr>
           <w:i/>
@@ -17628,7 +18166,6 @@
         </w:rPr>
         <w:t>testing</w:t>
       </w:r>
-      <w:proofErr w:type="spellEnd"/>
       <w:r>
         <w:t xml:space="preserve">, se validan las funcionalidades </w:t>
       </w:r>
@@ -17648,7 +18185,6 @@
       <w:r>
         <w:t xml:space="preserve">Cada tarea dentro del tablero incluye una descripción detallada, </w:t>
       </w:r>
-      <w:proofErr w:type="spellStart"/>
       <w:r>
         <w:rPr>
           <w:i/>
@@ -17656,7 +18192,6 @@
         </w:rPr>
         <w:t>checklist</w:t>
       </w:r>
-      <w:proofErr w:type="spellEnd"/>
       <w:r>
         <w:t xml:space="preserve"> de actividades y evidencia asociada, lo que permite asegurar la trazabilidad del trabajo realizado y facilitar el seguimiento del progreso del proyecto.</w:t>
       </w:r>
@@ -17806,15 +18341,7 @@
         <w:jc w:val="both"/>
       </w:pPr>
       <w:r>
-        <w:t xml:space="preserve">La persistencia utiliza PostgreSQL y Supabase. El modelo relacional permite mantener relaciones explícitas entre instituciones, cursos, estudiantes, apoderados, autorizaciones, credenciales y eventos. Kleppmann (2017) relaciona la confiabilidad, escalabilidad y mantenibilidad con las decisiones de modelado, procesamiento y almacenamiento. Supabase provee PostgreSQL administrado, autenticación y API, pero no reemplaza el diseño de datos ni la autorización. PostgreSQL permite políticas de seguridad por fila, y Supabase recomienda combinar Row Level Security con autenticación para restringir los registros accesibles por cada sesión (PostgreSQL Global </w:t>
-      </w:r>
-      <w:proofErr w:type="spellStart"/>
-      <w:r>
-        <w:t>Development</w:t>
-      </w:r>
-      <w:proofErr w:type="spellEnd"/>
-      <w:r>
-        <w:t xml:space="preserve"> Group, s. f.; Supabase, s. f.).</w:t>
+        <w:t>La persistencia utiliza PostgreSQL y Supabase. El modelo relacional permite mantener relaciones explícitas entre instituciones, cursos, estudiantes, apoderados, autorizaciones, credenciales y eventos. Kleppmann (2017) relaciona la confiabilidad, escalabilidad y mantenibilidad con las decisiones de modelado, procesamiento y almacenamiento. Supabase provee PostgreSQL administrado, autenticación y API, pero no reemplaza el diseño de datos ni la autorización. PostgreSQL permite políticas de seguridad por fila, y Supabase recomienda combinar Row Level Security con autenticación para restringir los registros accesibles por cada sesión (PostgreSQL Global Development Group, s. f.; Supabase, s. f.).</w:t>
       </w:r>
     </w:p>
     <w:p>
@@ -17824,15 +18351,7 @@
         <w:jc w:val="both"/>
       </w:pPr>
       <w:r>
-        <w:t xml:space="preserve">En seguridad, VALIDGATE combina autenticación, autorización por rol, políticas RLS y validadores operativos. Un QR o PIN no constituye por sí solo una prueba suficiente de identidad: depende de generación, vigencia, revocación, límite de intentos, resistencia a reutilización y vínculo con una autorización. </w:t>
-      </w:r>
-      <w:proofErr w:type="spellStart"/>
-      <w:r>
-        <w:t>Temoshok</w:t>
-      </w:r>
-      <w:proofErr w:type="spellEnd"/>
-      <w:r>
-        <w:t xml:space="preserve"> et al. (2025) distinguen niveles de aseguramiento y controles frente a repetición, </w:t>
+        <w:t xml:space="preserve">En seguridad, VALIDGATE combina autenticación, autorización por rol, políticas RLS y validadores operativos. Un QR o PIN no constituye por sí solo una prueba suficiente de identidad: depende de generación, vigencia, revocación, límite de intentos, resistencia a reutilización y vínculo con una autorización. Temoshok et al. (2025) distinguen niveles de aseguramiento y controles frente a repetición, </w:t>
       </w:r>
       <w:r>
         <w:lastRenderedPageBreak/>
@@ -17852,47 +18371,7 @@
         <w:jc w:val="both"/>
       </w:pPr>
       <w:r>
-        <w:t xml:space="preserve">La calidad se aborda con requerimientos no funcionales y pruebas de flujos completos. ISO/IEC 25010:2023 organiza características aplicables a la especificación y evaluación de software (International </w:t>
-      </w:r>
-      <w:proofErr w:type="spellStart"/>
-      <w:r>
-        <w:t>Organization</w:t>
-      </w:r>
-      <w:proofErr w:type="spellEnd"/>
-      <w:r>
-        <w:t xml:space="preserve"> </w:t>
-      </w:r>
-      <w:proofErr w:type="spellStart"/>
-      <w:r>
-        <w:t>for</w:t>
-      </w:r>
-      <w:proofErr w:type="spellEnd"/>
-      <w:r>
-        <w:t xml:space="preserve"> </w:t>
-      </w:r>
-      <w:proofErr w:type="spellStart"/>
-      <w:r>
-        <w:t>Standardization</w:t>
-      </w:r>
-      <w:proofErr w:type="spellEnd"/>
-      <w:r>
-        <w:t xml:space="preserve"> &amp; International </w:t>
-      </w:r>
-      <w:proofErr w:type="spellStart"/>
-      <w:r>
-        <w:t>Electrotechnical</w:t>
-      </w:r>
-      <w:proofErr w:type="spellEnd"/>
-      <w:r>
-        <w:t xml:space="preserve"> </w:t>
-      </w:r>
-      <w:proofErr w:type="spellStart"/>
-      <w:r>
-        <w:t>Commission</w:t>
-      </w:r>
-      <w:proofErr w:type="spellEnd"/>
-      <w:r>
-        <w:t>, 2023). Playwright fue seleccionado para pruebas end-to-end por sus esperas automáticas y aserciones re</w:t>
+        <w:t>La calidad se aborda con requerimientos no funcionales y pruebas de flujos completos. ISO/IEC 25010:2023 organiza características aplicables a la especificación y evaluación de software (International Organization for Standardization &amp; International Electrotechnical Commission, 2023). Playwright fue seleccionado para pruebas end-to-end por sus esperas automáticas y aserciones re</w:t>
       </w:r>
       <w:r>
         <w:t>-</w:t>
@@ -17908,15 +18387,7 @@
         <w:jc w:val="both"/>
       </w:pPr>
       <w:r>
-        <w:t xml:space="preserve">Para la validación académica, la </w:t>
-      </w:r>
-      <w:proofErr w:type="spellStart"/>
-      <w:r>
-        <w:t>build</w:t>
-      </w:r>
-      <w:proofErr w:type="spellEnd"/>
-      <w:r>
-        <w:t xml:space="preserve"> de producción de Next.js se ejecuta localmente en el PC de demostración, mientras Supabase Cloud proporciona autenticación, API y persistencia. GitHub conserva el historial del código. Este esquema reduce infraestructura operada por el proyecto, aunque mantiene dependencia de Internet, disponibilidad de Supabase y configuración segura de variables, sesiones y secretos. Vercel se conserva como alternativa de evolución productiva futura.</w:t>
+        <w:t>Para la validación académica, la build de producción de Next.js se ejecuta localmente en el PC de demostración, mientras Supabase Cloud proporciona autenticación, API y persistencia. GitHub conserva el historial del código. Este esquema reduce infraestructura operada por el proyecto, aunque mantiene dependencia de Internet, disponibilidad de Supabase y configuración segura de variables, sesiones y secretos. Vercel se conserva como alternativa de evolución productiva futura.</w:t>
       </w:r>
     </w:p>
     <w:p>
@@ -17975,15 +18446,7 @@
         <w:jc w:val="both"/>
       </w:pPr>
       <w:r>
-        <w:t xml:space="preserve">La mitigación técnica y el desarrollo consideran Next.js, React, TypeScript, Tailwind CSS, Supabase, PostgreSQL, GitHub, Playwright y Trello. Estas herramientas cubren presentación, lógica, persistencia, autenticación, control de versiones, validación end-to-end y gestión visual. La </w:t>
-      </w:r>
-      <w:proofErr w:type="spellStart"/>
-      <w:r>
-        <w:t>build</w:t>
-      </w:r>
-      <w:proofErr w:type="spellEnd"/>
-      <w:r>
-        <w:t xml:space="preserve"> de producción se valida localmente; Vercel queda documentado como alternativa productiva futura.</w:t>
+        <w:t>La mitigación técnica y el desarrollo consideran Next.js, React, TypeScript, Tailwind CSS, Supabase, PostgreSQL, GitHub, Playwright y Trello. Estas herramientas cubren presentación, lógica, persistencia, autenticación, control de versiones, validación end-to-end y gestión visual. La build de producción se valida localmente; Vercel queda documentado como alternativa productiva futura.</w:t>
       </w:r>
     </w:p>
     <w:p>
@@ -18659,23 +19122,13 @@
             <w:pPr>
               <w:spacing w:line="360" w:lineRule="auto"/>
             </w:pPr>
-            <w:proofErr w:type="spellStart"/>
-            <w:r>
-              <w:rPr>
-                <w:rFonts w:cs="Arial"/>
-                <w:sz w:val="18"/>
-                <w:szCs w:val="18"/>
-              </w:rPr>
-              <w:t>Build</w:t>
-            </w:r>
-            <w:proofErr w:type="spellEnd"/>
-            <w:r>
-              <w:rPr>
-                <w:rFonts w:cs="Arial"/>
-                <w:sz w:val="18"/>
-                <w:szCs w:val="18"/>
-              </w:rPr>
-              <w:t xml:space="preserve"> de producción local para la defensa</w:t>
+            <w:r>
+              <w:rPr>
+                <w:rFonts w:cs="Arial"/>
+                <w:sz w:val="18"/>
+                <w:szCs w:val="18"/>
+              </w:rPr>
+              <w:t>Build de producción local para la defensa</w:t>
             </w:r>
           </w:p>
         </w:tc>
@@ -18840,15 +19293,7 @@
         <w:jc w:val="both"/>
       </w:pPr>
       <w:r>
-        <w:t xml:space="preserve">Para la validación académica, Next.js se ejecuta como </w:t>
-      </w:r>
-      <w:proofErr w:type="spellStart"/>
-      <w:r>
-        <w:t>build</w:t>
-      </w:r>
-      <w:proofErr w:type="spellEnd"/>
-      <w:r>
-        <w:t xml:space="preserve"> de producción local en el PC de demostración y GitHub se utiliza para controlar las versiones del código fuente. Vercel u otra plataforma compatible se considera una evolución productiva futura, no un requisito para demostrar el MVP.</w:t>
+        <w:t>Para la validación académica, Next.js se ejecuta como build de producción local en el PC de demostración y GitHub se utiliza para controlar las versiones del código fuente. Vercel u otra plataforma compatible se considera una evolución productiva futura, no un requisito para demostrar el MVP.</w:t>
       </w:r>
     </w:p>
     <w:p>
@@ -21064,18 +21509,8 @@
                 <w:sz w:val="18"/>
                 <w:szCs w:val="18"/>
               </w:rPr>
-              <w:t xml:space="preserve">Tabla de eventos / </w:t>
-            </w:r>
-            <w:proofErr w:type="spellStart"/>
-            <w:r>
-              <w:rPr>
-                <w:rFonts w:cs="Arial"/>
-                <w:sz w:val="18"/>
-                <w:szCs w:val="18"/>
-              </w:rPr>
-              <w:t>access_events</w:t>
-            </w:r>
-            <w:proofErr w:type="spellEnd"/>
+              <w:t>Tabla de eventos / access_events</w:t>
+            </w:r>
           </w:p>
         </w:tc>
         <w:tc>
@@ -22182,15 +22617,7 @@
       <w:bookmarkStart w:id="51" w:name="_Toc238305518"/>
       <w:r>
         <w:lastRenderedPageBreak/>
-        <w:t xml:space="preserve">Plan de gestión del proyecto (calidad y </w:t>
-      </w:r>
-      <w:proofErr w:type="spellStart"/>
-      <w:r>
-        <w:t>testing</w:t>
-      </w:r>
-      <w:proofErr w:type="spellEnd"/>
-      <w:r>
-        <w:t>)</w:t>
+        <w:t>Plan de gestión del proyecto (calidad y testing)</w:t>
       </w:r>
       <w:bookmarkEnd w:id="51"/>
       <w:r>
@@ -22520,7 +22947,6 @@
               <w:spacing w:line="360" w:lineRule="auto"/>
               <w:jc w:val="center"/>
             </w:pPr>
-            <w:proofErr w:type="spellStart"/>
             <w:r>
               <w:rPr>
                 <w:rFonts w:cs="Arial"/>
@@ -22528,17 +22954,7 @@
                 <w:sz w:val="18"/>
                 <w:szCs w:val="18"/>
               </w:rPr>
-              <w:t>Prob</w:t>
-            </w:r>
-            <w:proofErr w:type="spellEnd"/>
-            <w:r>
-              <w:rPr>
-                <w:rFonts w:cs="Arial"/>
-                <w:b/>
-                <w:sz w:val="18"/>
-                <w:szCs w:val="18"/>
-              </w:rPr>
-              <w:t>.</w:t>
+              <w:t>Prob.</w:t>
             </w:r>
           </w:p>
         </w:tc>
@@ -23896,25 +24312,7 @@
                 <w:sz w:val="18"/>
                 <w:szCs w:val="18"/>
               </w:rPr>
-              <w:t xml:space="preserve">Capturas antes/después o </w:t>
-            </w:r>
-            <w:proofErr w:type="spellStart"/>
-            <w:r>
-              <w:rPr>
-                <w:rFonts w:cs="Arial"/>
-                <w:sz w:val="18"/>
-                <w:szCs w:val="18"/>
-              </w:rPr>
-              <w:t>checklist</w:t>
-            </w:r>
-            <w:proofErr w:type="spellEnd"/>
-            <w:r>
-              <w:rPr>
-                <w:rFonts w:cs="Arial"/>
-                <w:sz w:val="18"/>
-                <w:szCs w:val="18"/>
-              </w:rPr>
-              <w:t xml:space="preserve"> visual.</w:t>
+              <w:t>Capturas antes/después o checklist visual.</w:t>
             </w:r>
           </w:p>
         </w:tc>
@@ -23982,15 +24380,7 @@
         <w:jc w:val="both"/>
       </w:pPr>
       <w:r>
-        <w:t xml:space="preserve">Next.js permite desarrollar la interfaz y la lógica mediante Server Actions; Supabase permite validar autenticación, persistencia y control de acceso; PostgreSQL almacena eventos y entidades relacionales; GitHub controla los cambios; la </w:t>
-      </w:r>
-      <w:proofErr w:type="spellStart"/>
-      <w:r>
-        <w:t>build</w:t>
-      </w:r>
-      <w:proofErr w:type="spellEnd"/>
-      <w:r>
-        <w:t xml:space="preserve"> de producción local permite verificar el artefacto ejecutable; y Playwright genera evidencia de pruebas end-to-end.</w:t>
+        <w:t>Next.js permite desarrollar la interfaz y la lógica mediante Server Actions; Supabase permite validar autenticación, persistencia y control de acceso; PostgreSQL almacena eventos y entidades relacionales; GitHub controla los cambios; la build de producción local permite verificar el artefacto ejecutable; y Playwright genera evidencia de pruebas end-to-end.</w:t>
       </w:r>
     </w:p>
     <w:p>
@@ -27723,7 +28113,7 @@
           <w:noProof/>
         </w:rPr>
         <w:drawing>
-          <wp:anchor distT="0" distB="0" distL="114300" distR="114300" simplePos="0" relativeHeight="251657216" behindDoc="0" locked="0" layoutInCell="0" allowOverlap="1" wp14:anchorId="74B0101D" wp14:editId="33FE4AEB">
+          <wp:anchor distT="0" distB="0" distL="114300" distR="114300" simplePos="0" relativeHeight="251656192" behindDoc="0" locked="0" layoutInCell="0" allowOverlap="1" wp14:anchorId="74B0101D" wp14:editId="33FE4AEB">
             <wp:simplePos x="0" y="0"/>
             <wp:positionH relativeFrom="page">
               <wp:posOffset>1113790</wp:posOffset>
@@ -28137,39 +28527,7 @@
         <w:jc w:val="both"/>
       </w:pPr>
       <w:r>
-        <w:t xml:space="preserve">Los resultados de las pruebas serán documentados mediante reportes visuales, capturas de pantalla y una matriz de escenarios que indique el objetivo, los pasos ejecutados, el resultado esperado, el resultado obtenido y la evidencia asociada. Antes de la demostración se ejecutará un </w:t>
-      </w:r>
-      <w:proofErr w:type="spellStart"/>
-      <w:r>
-        <w:t>preflight</w:t>
-      </w:r>
-      <w:proofErr w:type="spellEnd"/>
-      <w:r>
-        <w:t xml:space="preserve"> reproducible desde Git Bash que valida entorno, configuración, disponibilidad de Supabase, </w:t>
-      </w:r>
-      <w:proofErr w:type="spellStart"/>
-      <w:r>
-        <w:t>build</w:t>
-      </w:r>
-      <w:proofErr w:type="spellEnd"/>
-      <w:r>
-        <w:t xml:space="preserve"> de producción local, arranque de Next.js y un </w:t>
-      </w:r>
-      <w:proofErr w:type="spellStart"/>
-      <w:r>
-        <w:t>smoke</w:t>
-      </w:r>
-      <w:proofErr w:type="spellEnd"/>
-      <w:r>
-        <w:t xml:space="preserve"> Playwright no destructivo; al finalizar, la aplicación permanece iniciada hasta que el expositor presiona </w:t>
-      </w:r>
-      <w:proofErr w:type="spellStart"/>
-      <w:r>
-        <w:t>Ctrl+C</w:t>
-      </w:r>
-      <w:proofErr w:type="spellEnd"/>
-      <w:r>
-        <w:t>.</w:t>
+        <w:t>Los resultados de las pruebas serán documentados mediante reportes visuales, capturas de pantalla y una matriz de escenarios que indique el objetivo, los pasos ejecutados, el resultado esperado, el resultado obtenido y la evidencia asociada. Antes de la demostración se ejecutará un preflight reproducible desde Git Bash que valida entorno, configuración, disponibilidad de Supabase, build de producción local, arranque de Next.js y un smoke Playwright no destructivo; al finalizar, la aplicación permanece iniciada hasta que el expositor presiona Ctrl+C.</w:t>
       </w:r>
     </w:p>
     <w:p>
@@ -31423,13 +31781,8 @@
       <w:r>
         <w:t xml:space="preserve">de pruebas en </w:t>
       </w:r>
-      <w:proofErr w:type="spellStart"/>
-      <w:r>
-        <w:t>Gherkin</w:t>
-      </w:r>
-      <w:proofErr w:type="spellEnd"/>
-      <w:r>
-        <w:t xml:space="preserve"> con escenarios de inicio de sesión y datos semilla. En esta revisión se ejecutó la compilación de producción, que finalizó correctamente.</w:t>
+      <w:r>
+        <w:t>Gherkin con escenarios de inicio de sesión y datos semilla. En esta revisión se ejecutó la compilación de producción, que finalizó correctamente.</w:t>
       </w:r>
     </w:p>
     <w:p>
@@ -32296,7 +32649,6 @@
             <w:pPr>
               <w:spacing w:line="360" w:lineRule="auto"/>
             </w:pPr>
-            <w:proofErr w:type="spellStart"/>
             <w:r>
               <w:rPr>
                 <w:rFonts w:cs="Arial"/>
@@ -32304,17 +32656,7 @@
                 <w:sz w:val="18"/>
                 <w:szCs w:val="18"/>
               </w:rPr>
-              <w:t>Req</w:t>
-            </w:r>
-            <w:proofErr w:type="spellEnd"/>
-            <w:r>
-              <w:rPr>
-                <w:rFonts w:cs="Arial"/>
-                <w:b/>
-                <w:sz w:val="18"/>
-                <w:szCs w:val="18"/>
-              </w:rPr>
-              <w:t>.</w:t>
+              <w:t>Req.</w:t>
             </w:r>
           </w:p>
         </w:tc>
@@ -32555,23 +32897,13 @@
             <w:pPr>
               <w:spacing w:line="360" w:lineRule="auto"/>
             </w:pPr>
-            <w:proofErr w:type="spellStart"/>
-            <w:r>
-              <w:rPr>
-                <w:rFonts w:cs="Arial"/>
-                <w:sz w:val="18"/>
-                <w:szCs w:val="18"/>
-              </w:rPr>
-              <w:t>Admin</w:t>
-            </w:r>
-            <w:proofErr w:type="spellEnd"/>
-            <w:r>
-              <w:rPr>
-                <w:rFonts w:cs="Arial"/>
-                <w:sz w:val="18"/>
-                <w:szCs w:val="18"/>
-              </w:rPr>
-              <w:t xml:space="preserve"> y sistema</w:t>
+            <w:r>
+              <w:rPr>
+                <w:rFonts w:cs="Arial"/>
+                <w:sz w:val="18"/>
+                <w:szCs w:val="18"/>
+              </w:rPr>
+              <w:t>Admin y sistema</w:t>
             </w:r>
           </w:p>
         </w:tc>
@@ -32624,7 +32956,6 @@
                 <w:lang w:val="en-US"/>
               </w:rPr>
             </w:pPr>
-            <w:proofErr w:type="spellStart"/>
             <w:r>
               <w:rPr>
                 <w:rFonts w:cs="Arial"/>
@@ -32632,17 +32963,7 @@
                 <w:szCs w:val="18"/>
                 <w:lang w:val="en-US"/>
               </w:rPr>
-              <w:t>permissions.ts</w:t>
-            </w:r>
-            <w:proofErr w:type="spellEnd"/>
-            <w:r>
-              <w:rPr>
-                <w:rFonts w:cs="Arial"/>
-                <w:sz w:val="18"/>
-                <w:szCs w:val="18"/>
-                <w:lang w:val="en-US"/>
-              </w:rPr>
-              <w:t>, RLS y dashboard</w:t>
+              <w:t>permissions.ts, RLS y dashboard</w:t>
             </w:r>
           </w:p>
         </w:tc>
@@ -32718,23 +33039,13 @@
             <w:pPr>
               <w:spacing w:line="360" w:lineRule="auto"/>
             </w:pPr>
-            <w:proofErr w:type="spellStart"/>
-            <w:r>
-              <w:rPr>
-                <w:rFonts w:cs="Arial"/>
-                <w:sz w:val="18"/>
-                <w:szCs w:val="18"/>
-              </w:rPr>
-              <w:t>Admin</w:t>
-            </w:r>
-            <w:proofErr w:type="spellEnd"/>
-            <w:r>
-              <w:rPr>
-                <w:rFonts w:cs="Arial"/>
-                <w:sz w:val="18"/>
-                <w:szCs w:val="18"/>
-              </w:rPr>
-              <w:t>, portería, apoderado y estudiante</w:t>
+            <w:r>
+              <w:rPr>
+                <w:rFonts w:cs="Arial"/>
+                <w:sz w:val="18"/>
+                <w:szCs w:val="18"/>
+              </w:rPr>
+              <w:t>Admin, portería, apoderado y estudiante</w:t>
             </w:r>
           </w:p>
         </w:tc>
@@ -32784,23 +33095,13 @@
             <w:pPr>
               <w:spacing w:line="360" w:lineRule="auto"/>
             </w:pPr>
-            <w:proofErr w:type="spellStart"/>
-            <w:r>
-              <w:rPr>
-                <w:rFonts w:cs="Arial"/>
-                <w:sz w:val="18"/>
-                <w:szCs w:val="18"/>
-              </w:rPr>
-              <w:t>students</w:t>
-            </w:r>
-            <w:proofErr w:type="spellEnd"/>
-            <w:r>
-              <w:rPr>
-                <w:rFonts w:cs="Arial"/>
-                <w:sz w:val="18"/>
-                <w:szCs w:val="18"/>
-              </w:rPr>
-              <w:t>, cursos y eventos</w:t>
+            <w:r>
+              <w:rPr>
+                <w:rFonts w:cs="Arial"/>
+                <w:sz w:val="18"/>
+                <w:szCs w:val="18"/>
+              </w:rPr>
+              <w:t>students, cursos y eventos</w:t>
             </w:r>
           </w:p>
         </w:tc>
@@ -32882,18 +33183,8 @@
                 <w:sz w:val="18"/>
                 <w:szCs w:val="18"/>
               </w:rPr>
-              <w:t xml:space="preserve">Apoderado y </w:t>
-            </w:r>
-            <w:proofErr w:type="spellStart"/>
-            <w:r>
-              <w:rPr>
-                <w:rFonts w:cs="Arial"/>
-                <w:sz w:val="18"/>
-                <w:szCs w:val="18"/>
-              </w:rPr>
-              <w:t>admin</w:t>
-            </w:r>
-            <w:proofErr w:type="spellEnd"/>
+              <w:t>Apoderado y admin</w:t>
+            </w:r>
           </w:p>
         </w:tc>
         <w:tc>
@@ -32942,7 +33233,6 @@
             <w:pPr>
               <w:spacing w:line="360" w:lineRule="auto"/>
             </w:pPr>
-            <w:proofErr w:type="spellStart"/>
             <w:r>
               <w:rPr>
                 <w:rFonts w:cs="Arial"/>
@@ -32951,7 +33241,6 @@
               </w:rPr>
               <w:t>student_guardian_links</w:t>
             </w:r>
-            <w:proofErr w:type="spellEnd"/>
           </w:p>
         </w:tc>
         <w:tc>
@@ -33032,18 +33321,8 @@
                 <w:sz w:val="18"/>
                 <w:szCs w:val="18"/>
               </w:rPr>
-              <w:t xml:space="preserve">Apoderado, portería y </w:t>
-            </w:r>
-            <w:proofErr w:type="spellStart"/>
-            <w:r>
-              <w:rPr>
-                <w:rFonts w:cs="Arial"/>
-                <w:sz w:val="18"/>
-                <w:szCs w:val="18"/>
-              </w:rPr>
-              <w:t>admin</w:t>
-            </w:r>
-            <w:proofErr w:type="spellEnd"/>
+              <w:t>Apoderado, portería y admin</w:t>
+            </w:r>
           </w:p>
         </w:tc>
         <w:tc>
@@ -33181,18 +33460,8 @@
                 <w:sz w:val="18"/>
                 <w:szCs w:val="18"/>
               </w:rPr>
-              <w:t xml:space="preserve">Portería y </w:t>
-            </w:r>
-            <w:proofErr w:type="spellStart"/>
-            <w:r>
-              <w:rPr>
-                <w:rFonts w:cs="Arial"/>
-                <w:sz w:val="18"/>
-                <w:szCs w:val="18"/>
-              </w:rPr>
-              <w:t>admin</w:t>
-            </w:r>
-            <w:proofErr w:type="spellEnd"/>
+              <w:t>Portería y admin</w:t>
+            </w:r>
           </w:p>
         </w:tc>
         <w:tc>
@@ -33241,59 +33510,13 @@
             <w:pPr>
               <w:spacing w:line="360" w:lineRule="auto"/>
             </w:pPr>
-            <w:proofErr w:type="spellStart"/>
-            <w:r>
-              <w:rPr>
-                <w:rFonts w:cs="Arial"/>
-                <w:sz w:val="18"/>
-                <w:szCs w:val="18"/>
-              </w:rPr>
-              <w:t>guard</w:t>
-            </w:r>
-            <w:proofErr w:type="spellEnd"/>
-            <w:r>
-              <w:rPr>
-                <w:rFonts w:cs="Arial"/>
-                <w:sz w:val="18"/>
-                <w:szCs w:val="18"/>
-              </w:rPr>
-              <w:t xml:space="preserve">, </w:t>
-            </w:r>
-            <w:proofErr w:type="spellStart"/>
-            <w:r>
-              <w:rPr>
-                <w:rFonts w:cs="Arial"/>
-                <w:sz w:val="18"/>
-                <w:szCs w:val="18"/>
-              </w:rPr>
-              <w:t>access</w:t>
-            </w:r>
-            <w:proofErr w:type="spellEnd"/>
-            <w:r>
-              <w:rPr>
-                <w:rFonts w:cs="Arial"/>
-                <w:sz w:val="18"/>
-                <w:szCs w:val="18"/>
-              </w:rPr>
-              <w:t xml:space="preserve"> </w:t>
-            </w:r>
-            <w:proofErr w:type="spellStart"/>
-            <w:r>
-              <w:rPr>
-                <w:rFonts w:cs="Arial"/>
-                <w:sz w:val="18"/>
-                <w:szCs w:val="18"/>
-              </w:rPr>
-              <w:t>actions</w:t>
-            </w:r>
-            <w:proofErr w:type="spellEnd"/>
-            <w:r>
-              <w:rPr>
-                <w:rFonts w:cs="Arial"/>
-                <w:sz w:val="18"/>
-                <w:szCs w:val="18"/>
-              </w:rPr>
-              <w:t xml:space="preserve"> y políticas</w:t>
+            <w:r>
+              <w:rPr>
+                <w:rFonts w:cs="Arial"/>
+                <w:sz w:val="18"/>
+                <w:szCs w:val="18"/>
+              </w:rPr>
+              <w:t>guard, access actions y políticas</w:t>
             </w:r>
           </w:p>
         </w:tc>
@@ -33428,7 +33651,6 @@
                 <w:lang w:val="en-US"/>
               </w:rPr>
             </w:pPr>
-            <w:proofErr w:type="spellStart"/>
             <w:r>
               <w:rPr>
                 <w:rFonts w:cs="Arial"/>
@@ -33436,17 +33658,7 @@
                 <w:szCs w:val="18"/>
                 <w:lang w:val="en-US"/>
               </w:rPr>
-              <w:t>student_qr_credentials</w:t>
-            </w:r>
-            <w:proofErr w:type="spellEnd"/>
-            <w:r>
-              <w:rPr>
-                <w:rFonts w:cs="Arial"/>
-                <w:sz w:val="18"/>
-                <w:szCs w:val="18"/>
-                <w:lang w:val="en-US"/>
-              </w:rPr>
-              <w:t xml:space="preserve"> y RPC</w:t>
+              <w:t>student_qr_credentials y RPC</w:t>
             </w:r>
           </w:p>
         </w:tc>
@@ -33660,7 +33872,6 @@
             <w:pPr>
               <w:spacing w:line="360" w:lineRule="auto"/>
             </w:pPr>
-            <w:proofErr w:type="spellStart"/>
             <w:r>
               <w:rPr>
                 <w:rFonts w:cs="Arial"/>
@@ -33669,7 +33880,6 @@
               </w:rPr>
               <w:t>Admin</w:t>
             </w:r>
-            <w:proofErr w:type="spellEnd"/>
           </w:p>
         </w:tc>
         <w:tc>
@@ -33728,19 +33938,8 @@
                 <w:szCs w:val="18"/>
                 <w:lang w:val="en-US"/>
               </w:rPr>
-              <w:t xml:space="preserve">settings e </w:t>
-            </w:r>
-            <w:proofErr w:type="spellStart"/>
-            <w:r>
-              <w:rPr>
-                <w:rFonts w:cs="Arial"/>
-                <w:sz w:val="18"/>
-                <w:szCs w:val="18"/>
-                <w:lang w:val="en-US"/>
-              </w:rPr>
-              <w:t>institution_access_policies</w:t>
-            </w:r>
-            <w:proofErr w:type="spellEnd"/>
+              <w:t>settings e institution_access_policies</w:t>
+            </w:r>
           </w:p>
         </w:tc>
         <w:tc>
@@ -33815,23 +34014,13 @@
             <w:pPr>
               <w:spacing w:line="360" w:lineRule="auto"/>
             </w:pPr>
-            <w:proofErr w:type="spellStart"/>
-            <w:r>
-              <w:rPr>
-                <w:rFonts w:cs="Arial"/>
-                <w:sz w:val="18"/>
-                <w:szCs w:val="18"/>
-              </w:rPr>
-              <w:t>Admin</w:t>
-            </w:r>
-            <w:proofErr w:type="spellEnd"/>
-            <w:r>
-              <w:rPr>
-                <w:rFonts w:cs="Arial"/>
-                <w:sz w:val="18"/>
-                <w:szCs w:val="18"/>
-              </w:rPr>
-              <w:t>, portería, apoderado y estudiante</w:t>
+            <w:r>
+              <w:rPr>
+                <w:rFonts w:cs="Arial"/>
+                <w:sz w:val="18"/>
+                <w:szCs w:val="18"/>
+              </w:rPr>
+              <w:t>Admin, portería, apoderado y estudiante</w:t>
             </w:r>
           </w:p>
         </w:tc>
@@ -33881,23 +34070,13 @@
             <w:pPr>
               <w:spacing w:line="360" w:lineRule="auto"/>
             </w:pPr>
-            <w:proofErr w:type="spellStart"/>
-            <w:r>
-              <w:rPr>
-                <w:rFonts w:cs="Arial"/>
-                <w:sz w:val="18"/>
-                <w:szCs w:val="18"/>
-              </w:rPr>
-              <w:t>access_events</w:t>
-            </w:r>
-            <w:proofErr w:type="spellEnd"/>
-            <w:r>
-              <w:rPr>
-                <w:rFonts w:cs="Arial"/>
-                <w:sz w:val="18"/>
-                <w:szCs w:val="18"/>
-              </w:rPr>
-              <w:t xml:space="preserve"> y RLS</w:t>
+            <w:r>
+              <w:rPr>
+                <w:rFonts w:cs="Arial"/>
+                <w:sz w:val="18"/>
+                <w:szCs w:val="18"/>
+              </w:rPr>
+              <w:t>access_events y RLS</w:t>
             </w:r>
           </w:p>
         </w:tc>
@@ -34865,7 +35044,6 @@
                 <w:szCs w:val="16"/>
               </w:rPr>
             </w:pPr>
-            <w:proofErr w:type="spellStart"/>
             <w:r>
               <w:rPr>
                 <w:sz w:val="16"/>
@@ -34873,7 +35051,6 @@
               </w:rPr>
               <w:t>Admin</w:t>
             </w:r>
-            <w:proofErr w:type="spellEnd"/>
           </w:p>
         </w:tc>
         <w:tc>
@@ -34959,7 +35136,6 @@
                 <w:szCs w:val="16"/>
               </w:rPr>
             </w:pPr>
-            <w:proofErr w:type="spellStart"/>
             <w:r>
               <w:rPr>
                 <w:sz w:val="16"/>
@@ -34967,7 +35143,6 @@
               </w:rPr>
               <w:t>Admin</w:t>
             </w:r>
-            <w:proofErr w:type="spellEnd"/>
           </w:p>
         </w:tc>
         <w:tc>
@@ -35058,27 +35233,41 @@
                 <w:szCs w:val="16"/>
               </w:rPr>
             </w:pPr>
-            <w:proofErr w:type="spellStart"/>
             <w:r>
               <w:rPr>
                 <w:sz w:val="16"/>
                 <w:szCs w:val="16"/>
               </w:rPr>
-              <w:t>Admin</w:t>
-            </w:r>
-            <w:proofErr w:type="spellEnd"/>
-            <w:r>
+              <w:t>Admin / Apoderado</w:t>
+            </w:r>
+          </w:p>
+        </w:tc>
+        <w:tc>
+          <w:tcPr>
+            <w:tcW w:w="2321" w:type="dxa"/>
+            <w:vAlign w:val="center"/>
+          </w:tcPr>
+          <w:p>
+            <w:pPr>
+              <w:spacing w:line="200" w:lineRule="auto"/>
+              <w:jc w:val="center"/>
               <w:rPr>
                 <w:sz w:val="16"/>
                 <w:szCs w:val="16"/>
               </w:rPr>
-              <w:t xml:space="preserve"> / Apoderado</w:t>
-            </w:r>
-          </w:p>
-        </w:tc>
-        <w:tc>
-          <w:tcPr>
-            <w:tcW w:w="2321" w:type="dxa"/>
+            </w:pPr>
+            <w:r>
+              <w:rPr>
+                <w:sz w:val="16"/>
+                <w:szCs w:val="16"/>
+              </w:rPr>
+              <w:t>Permite asociar de forma segura un estudiante con uno o más apoderados o responsables y consultar las vinculaciones vigentes.</w:t>
+            </w:r>
+          </w:p>
+        </w:tc>
+        <w:tc>
+          <w:tcPr>
+            <w:tcW w:w="939" w:type="dxa"/>
             <w:vAlign w:val="center"/>
           </w:tcPr>
           <w:p>
@@ -35095,13 +35284,13 @@
                 <w:sz w:val="16"/>
                 <w:szCs w:val="16"/>
               </w:rPr>
-              <w:t>Permite asociar de forma segura un estudiante con uno o más apoderados o responsables y consultar las vinculaciones vigentes.</w:t>
-            </w:r>
-          </w:p>
-        </w:tc>
-        <w:tc>
-          <w:tcPr>
-            <w:tcW w:w="939" w:type="dxa"/>
+              <w:t>Alta</w:t>
+            </w:r>
+          </w:p>
+        </w:tc>
+        <w:tc>
+          <w:tcPr>
+            <w:tcW w:w="850" w:type="dxa"/>
             <w:vAlign w:val="center"/>
           </w:tcPr>
           <w:p>
@@ -35118,13 +35307,13 @@
                 <w:sz w:val="16"/>
                 <w:szCs w:val="16"/>
               </w:rPr>
-              <w:t>Alta</w:t>
-            </w:r>
-          </w:p>
-        </w:tc>
-        <w:tc>
-          <w:tcPr>
-            <w:tcW w:w="850" w:type="dxa"/>
+              <w:t>Vinculación</w:t>
+            </w:r>
+          </w:p>
+        </w:tc>
+        <w:tc>
+          <w:tcPr>
+            <w:tcW w:w="851" w:type="dxa"/>
             <w:vAlign w:val="center"/>
           </w:tcPr>
           <w:p>
@@ -35141,39 +35330,7 @@
                 <w:sz w:val="16"/>
                 <w:szCs w:val="16"/>
               </w:rPr>
-              <w:t>Vinculación</w:t>
-            </w:r>
-          </w:p>
-        </w:tc>
-        <w:tc>
-          <w:tcPr>
-            <w:tcW w:w="851" w:type="dxa"/>
-            <w:vAlign w:val="center"/>
-          </w:tcPr>
-          <w:p>
-            <w:pPr>
-              <w:spacing w:line="200" w:lineRule="auto"/>
-              <w:jc w:val="center"/>
-              <w:rPr>
-                <w:sz w:val="16"/>
-                <w:szCs w:val="16"/>
-              </w:rPr>
-            </w:pPr>
-            <w:proofErr w:type="spellStart"/>
-            <w:r>
-              <w:rPr>
-                <w:sz w:val="16"/>
-                <w:szCs w:val="16"/>
-              </w:rPr>
-              <w:t>Admin</w:t>
-            </w:r>
-            <w:proofErr w:type="spellEnd"/>
-            <w:r>
-              <w:rPr>
-                <w:sz w:val="16"/>
-                <w:szCs w:val="16"/>
-              </w:rPr>
-              <w:t xml:space="preserve"> / Apoderado</w:t>
+              <w:t>Admin / Apoderado</w:t>
             </w:r>
           </w:p>
         </w:tc>
@@ -35265,27 +35422,41 @@
                 <w:szCs w:val="16"/>
               </w:rPr>
             </w:pPr>
-            <w:proofErr w:type="spellStart"/>
             <w:r>
               <w:rPr>
                 <w:sz w:val="16"/>
                 <w:szCs w:val="16"/>
               </w:rPr>
-              <w:t>Admin</w:t>
-            </w:r>
-            <w:proofErr w:type="spellEnd"/>
-            <w:r>
+              <w:t>Admin / Apoderado</w:t>
+            </w:r>
+          </w:p>
+        </w:tc>
+        <w:tc>
+          <w:tcPr>
+            <w:tcW w:w="2321" w:type="dxa"/>
+            <w:vAlign w:val="center"/>
+          </w:tcPr>
+          <w:p>
+            <w:pPr>
+              <w:spacing w:line="200" w:lineRule="auto"/>
+              <w:jc w:val="center"/>
               <w:rPr>
                 <w:sz w:val="16"/>
                 <w:szCs w:val="16"/>
               </w:rPr>
-              <w:t xml:space="preserve"> / Apoderado</w:t>
-            </w:r>
-          </w:p>
-        </w:tc>
-        <w:tc>
-          <w:tcPr>
-            <w:tcW w:w="2321" w:type="dxa"/>
+            </w:pPr>
+            <w:r>
+              <w:rPr>
+                <w:sz w:val="16"/>
+                <w:szCs w:val="16"/>
+              </w:rPr>
+              <w:t>Permite registrar, consultar, actualizar y revocar responsables o personas autorizadas para el retiro, incluyendo la configuración del permiso de salida autónoma del estudiante.</w:t>
+            </w:r>
+          </w:p>
+        </w:tc>
+        <w:tc>
+          <w:tcPr>
+            <w:tcW w:w="939" w:type="dxa"/>
             <w:vAlign w:val="center"/>
           </w:tcPr>
           <w:p>
@@ -35302,13 +35473,13 @@
                 <w:sz w:val="16"/>
                 <w:szCs w:val="16"/>
               </w:rPr>
-              <w:t>Permite registrar, consultar, actualizar y revocar responsables o personas autorizadas para el retiro, incluyendo la configuración del permiso de salida autónoma del estudiante.</w:t>
-            </w:r>
-          </w:p>
-        </w:tc>
-        <w:tc>
-          <w:tcPr>
-            <w:tcW w:w="939" w:type="dxa"/>
+              <w:t>Alta</w:t>
+            </w:r>
+          </w:p>
+        </w:tc>
+        <w:tc>
+          <w:tcPr>
+            <w:tcW w:w="850" w:type="dxa"/>
             <w:vAlign w:val="center"/>
           </w:tcPr>
           <w:p>
@@ -35325,13 +35496,13 @@
                 <w:sz w:val="16"/>
                 <w:szCs w:val="16"/>
               </w:rPr>
-              <w:t>Alta</w:t>
-            </w:r>
-          </w:p>
-        </w:tc>
-        <w:tc>
-          <w:tcPr>
-            <w:tcW w:w="850" w:type="dxa"/>
+              <w:t>Autorizaciones</w:t>
+            </w:r>
+          </w:p>
+        </w:tc>
+        <w:tc>
+          <w:tcPr>
+            <w:tcW w:w="851" w:type="dxa"/>
             <w:vAlign w:val="center"/>
           </w:tcPr>
           <w:p>
@@ -35348,39 +35519,7 @@
                 <w:sz w:val="16"/>
                 <w:szCs w:val="16"/>
               </w:rPr>
-              <w:t>Autorizaciones</w:t>
-            </w:r>
-          </w:p>
-        </w:tc>
-        <w:tc>
-          <w:tcPr>
-            <w:tcW w:w="851" w:type="dxa"/>
-            <w:vAlign w:val="center"/>
-          </w:tcPr>
-          <w:p>
-            <w:pPr>
-              <w:spacing w:line="200" w:lineRule="auto"/>
-              <w:jc w:val="center"/>
-              <w:rPr>
-                <w:sz w:val="16"/>
-                <w:szCs w:val="16"/>
-              </w:rPr>
-            </w:pPr>
-            <w:proofErr w:type="spellStart"/>
-            <w:r>
-              <w:rPr>
-                <w:sz w:val="16"/>
-                <w:szCs w:val="16"/>
-              </w:rPr>
-              <w:t>Admin</w:t>
-            </w:r>
-            <w:proofErr w:type="spellEnd"/>
-            <w:r>
-              <w:rPr>
-                <w:sz w:val="16"/>
-                <w:szCs w:val="16"/>
-              </w:rPr>
-              <w:t xml:space="preserve"> / Apoderado</w:t>
+              <w:t>Admin / Apoderado</w:t>
             </w:r>
           </w:p>
         </w:tc>
@@ -36815,22 +36954,36 @@
                 <w:sz w:val="16"/>
                 <w:szCs w:val="16"/>
               </w:rPr>
-              <w:t xml:space="preserve">Estudiante / Apoderado / Portería / </w:t>
-            </w:r>
-            <w:proofErr w:type="spellStart"/>
-            <w:r>
+              <w:t>Estudiante / Apoderado / Portería / Admin</w:t>
+            </w:r>
+          </w:p>
+        </w:tc>
+        <w:tc>
+          <w:tcPr>
+            <w:tcW w:w="2321" w:type="dxa"/>
+            <w:vAlign w:val="center"/>
+          </w:tcPr>
+          <w:p>
+            <w:pPr>
+              <w:spacing w:line="200" w:lineRule="auto"/>
+              <w:jc w:val="center"/>
               <w:rPr>
                 <w:sz w:val="16"/>
                 <w:szCs w:val="16"/>
               </w:rPr>
-              <w:t>Admin</w:t>
-            </w:r>
-            <w:proofErr w:type="spellEnd"/>
-          </w:p>
-        </w:tc>
-        <w:tc>
-          <w:tcPr>
-            <w:tcW w:w="2321" w:type="dxa"/>
+            </w:pPr>
+            <w:r>
+              <w:rPr>
+                <w:sz w:val="16"/>
+                <w:szCs w:val="16"/>
+              </w:rPr>
+              <w:t>Permite crear, consultar, aprobar, rechazar, cancelar y gestionar solicitudes de salida, retiro anticipado o situaciones excepcionales, incluyendo la visualización de solicitudes pendientes o vigentes para apoyar la validación operativa en portería.</w:t>
+            </w:r>
+          </w:p>
+        </w:tc>
+        <w:tc>
+          <w:tcPr>
+            <w:tcW w:w="939" w:type="dxa"/>
             <w:vAlign w:val="center"/>
           </w:tcPr>
           <w:p>
@@ -36847,13 +37000,13 @@
                 <w:sz w:val="16"/>
                 <w:szCs w:val="16"/>
               </w:rPr>
-              <w:t>Permite crear, consultar, aprobar, rechazar, cancelar y gestionar solicitudes de salida, retiro anticipado o situaciones excepcionales, incluyendo la visualización de solicitudes pendientes o vigentes para apoyar la validación operativa en portería.</w:t>
-            </w:r>
-          </w:p>
-        </w:tc>
-        <w:tc>
-          <w:tcPr>
-            <w:tcW w:w="939" w:type="dxa"/>
+              <w:t>Alta</w:t>
+            </w:r>
+          </w:p>
+        </w:tc>
+        <w:tc>
+          <w:tcPr>
+            <w:tcW w:w="850" w:type="dxa"/>
             <w:vAlign w:val="center"/>
           </w:tcPr>
           <w:p>
@@ -36870,13 +37023,13 @@
                 <w:sz w:val="16"/>
                 <w:szCs w:val="16"/>
               </w:rPr>
-              <w:t>Alta</w:t>
-            </w:r>
-          </w:p>
-        </w:tc>
-        <w:tc>
-          <w:tcPr>
-            <w:tcW w:w="850" w:type="dxa"/>
+              <w:t>Solicitudes de autorización</w:t>
+            </w:r>
+          </w:p>
+        </w:tc>
+        <w:tc>
+          <w:tcPr>
+            <w:tcW w:w="851" w:type="dxa"/>
             <w:vAlign w:val="center"/>
           </w:tcPr>
           <w:p>
@@ -36893,40 +37046,8 @@
                 <w:sz w:val="16"/>
                 <w:szCs w:val="16"/>
               </w:rPr>
-              <w:t>Solicitudes de autorización</w:t>
-            </w:r>
-          </w:p>
-        </w:tc>
-        <w:tc>
-          <w:tcPr>
-            <w:tcW w:w="851" w:type="dxa"/>
-            <w:vAlign w:val="center"/>
-          </w:tcPr>
-          <w:p>
-            <w:pPr>
-              <w:spacing w:line="200" w:lineRule="auto"/>
-              <w:jc w:val="center"/>
-              <w:rPr>
-                <w:sz w:val="16"/>
-                <w:szCs w:val="16"/>
-              </w:rPr>
-            </w:pPr>
-            <w:r>
-              <w:rPr>
-                <w:sz w:val="16"/>
-                <w:szCs w:val="16"/>
-              </w:rPr>
-              <w:t xml:space="preserve">Estudiante / Apoderado / Portería / </w:t>
-            </w:r>
-            <w:proofErr w:type="spellStart"/>
-            <w:r>
-              <w:rPr>
-                <w:sz w:val="16"/>
-                <w:szCs w:val="16"/>
-              </w:rPr>
-              <w:t>Admin</w:t>
-            </w:r>
-            <w:proofErr w:type="spellEnd"/>
+              <w:t>Estudiante / Apoderado / Portería / Admin</w:t>
+            </w:r>
           </w:p>
         </w:tc>
         <w:tc>
@@ -37017,7 +37138,6 @@
                 <w:szCs w:val="16"/>
               </w:rPr>
             </w:pPr>
-            <w:proofErr w:type="spellStart"/>
             <w:r>
               <w:rPr>
                 <w:sz w:val="16"/>
@@ -37025,7 +37145,6 @@
               </w:rPr>
               <w:t>Admin</w:t>
             </w:r>
-            <w:proofErr w:type="spellEnd"/>
           </w:p>
         </w:tc>
         <w:tc>
@@ -37111,7 +37230,6 @@
                 <w:szCs w:val="16"/>
               </w:rPr>
             </w:pPr>
-            <w:proofErr w:type="spellStart"/>
             <w:r>
               <w:rPr>
                 <w:sz w:val="16"/>
@@ -37119,7 +37237,6 @@
               </w:rPr>
               <w:t>Admin</w:t>
             </w:r>
-            <w:proofErr w:type="spellEnd"/>
           </w:p>
         </w:tc>
         <w:tc>
@@ -37302,21 +37419,12 @@
                 <w:szCs w:val="16"/>
               </w:rPr>
             </w:pPr>
-            <w:proofErr w:type="spellStart"/>
             <w:r>
               <w:rPr>
                 <w:sz w:val="16"/>
                 <w:szCs w:val="16"/>
               </w:rPr>
-              <w:t>Admin</w:t>
-            </w:r>
-            <w:proofErr w:type="spellEnd"/>
-            <w:r>
-              <w:rPr>
-                <w:sz w:val="16"/>
-                <w:szCs w:val="16"/>
-              </w:rPr>
-              <w:t xml:space="preserve"> / Portería / Apoderado / Estudiante</w:t>
+              <w:t>Admin / Portería / Apoderado / Estudiante</w:t>
             </w:r>
           </w:p>
         </w:tc>
@@ -38454,21 +38562,12 @@
                 <w:szCs w:val="15"/>
               </w:rPr>
             </w:pPr>
-            <w:proofErr w:type="spellStart"/>
             <w:r>
               <w:rPr>
                 <w:sz w:val="15"/>
                 <w:szCs w:val="15"/>
               </w:rPr>
-              <w:t>Admin</w:t>
-            </w:r>
-            <w:proofErr w:type="spellEnd"/>
-            <w:r>
-              <w:rPr>
-                <w:sz w:val="15"/>
-                <w:szCs w:val="15"/>
-              </w:rPr>
-              <w:t xml:space="preserve"> / </w:t>
+              <w:t xml:space="preserve">Admin / </w:t>
             </w:r>
             <w:r>
               <w:rPr>
@@ -40251,23 +40350,7 @@
                 <w:sz w:val="15"/>
                 <w:szCs w:val="15"/>
               </w:rPr>
-              <w:t xml:space="preserve"> o </w:t>
-            </w:r>
-            <w:proofErr w:type="spellStart"/>
-            <w:r>
-              <w:rPr>
-                <w:sz w:val="15"/>
-                <w:szCs w:val="15"/>
-              </w:rPr>
-              <w:t>tablets</w:t>
-            </w:r>
-            <w:proofErr w:type="spellEnd"/>
-            <w:r>
-              <w:rPr>
-                <w:sz w:val="15"/>
-                <w:szCs w:val="15"/>
-              </w:rPr>
-              <w:t xml:space="preserve"> en </w:t>
+              <w:t xml:space="preserve"> o tablets en </w:t>
             </w:r>
             <w:r>
               <w:rPr>
@@ -40846,21 +40929,12 @@
                 <w:szCs w:val="15"/>
               </w:rPr>
             </w:pPr>
-            <w:proofErr w:type="spellStart"/>
             <w:r>
               <w:rPr>
                 <w:sz w:val="15"/>
                 <w:szCs w:val="15"/>
               </w:rPr>
-              <w:t>Admin</w:t>
-            </w:r>
-            <w:proofErr w:type="spellEnd"/>
-            <w:r>
-              <w:rPr>
-                <w:sz w:val="15"/>
-                <w:szCs w:val="15"/>
-              </w:rPr>
-              <w:t xml:space="preserve"> / </w:t>
+              <w:t xml:space="preserve">Admin / </w:t>
             </w:r>
             <w:r>
               <w:rPr>
@@ -41049,21 +41123,12 @@
                 <w:szCs w:val="15"/>
               </w:rPr>
             </w:pPr>
-            <w:proofErr w:type="spellStart"/>
             <w:r>
               <w:rPr>
                 <w:sz w:val="15"/>
                 <w:szCs w:val="15"/>
               </w:rPr>
-              <w:t>Testing</w:t>
-            </w:r>
-            <w:proofErr w:type="spellEnd"/>
-            <w:r>
-              <w:rPr>
-                <w:sz w:val="15"/>
-                <w:szCs w:val="15"/>
-              </w:rPr>
-              <w:t xml:space="preserve"> / Calidad</w:t>
+              <w:t>Testing / Calidad</w:t>
             </w:r>
           </w:p>
         </w:tc>
@@ -41358,21 +41423,12 @@
                 <w:szCs w:val="15"/>
               </w:rPr>
             </w:pPr>
-            <w:proofErr w:type="spellStart"/>
             <w:r>
               <w:rPr>
                 <w:sz w:val="15"/>
                 <w:szCs w:val="15"/>
               </w:rPr>
-              <w:t>Admin</w:t>
-            </w:r>
-            <w:proofErr w:type="spellEnd"/>
-            <w:r>
-              <w:rPr>
-                <w:sz w:val="15"/>
-                <w:szCs w:val="15"/>
-              </w:rPr>
-              <w:t xml:space="preserve"> / </w:t>
+              <w:t xml:space="preserve">Admin / </w:t>
             </w:r>
             <w:r>
               <w:rPr>
@@ -42092,59 +42148,13 @@
                 <w:szCs w:val="16"/>
               </w:rPr>
             </w:pPr>
-            <w:proofErr w:type="spellStart"/>
             <w:r>
               <w:rPr>
                 <w:rFonts w:cs="Arial"/>
                 <w:sz w:val="16"/>
                 <w:szCs w:val="16"/>
               </w:rPr>
-              <w:t>src</w:t>
-            </w:r>
-            <w:proofErr w:type="spellEnd"/>
-            <w:r>
-              <w:rPr>
-                <w:rFonts w:cs="Arial"/>
-                <w:sz w:val="16"/>
-                <w:szCs w:val="16"/>
-              </w:rPr>
-              <w:t>/</w:t>
-            </w:r>
-            <w:proofErr w:type="spellStart"/>
-            <w:r>
-              <w:rPr>
-                <w:rFonts w:cs="Arial"/>
-                <w:sz w:val="16"/>
-                <w:szCs w:val="16"/>
-              </w:rPr>
-              <w:t>lib</w:t>
-            </w:r>
-            <w:proofErr w:type="spellEnd"/>
-            <w:r>
-              <w:rPr>
-                <w:rFonts w:cs="Arial"/>
-                <w:sz w:val="16"/>
-                <w:szCs w:val="16"/>
-              </w:rPr>
-              <w:t>/</w:t>
-            </w:r>
-            <w:proofErr w:type="spellStart"/>
-            <w:r>
-              <w:rPr>
-                <w:rFonts w:cs="Arial"/>
-                <w:sz w:val="16"/>
-                <w:szCs w:val="16"/>
-              </w:rPr>
-              <w:t>auth.ts</w:t>
-            </w:r>
-            <w:proofErr w:type="spellEnd"/>
-            <w:r>
-              <w:rPr>
-                <w:rFonts w:cs="Arial"/>
-                <w:sz w:val="16"/>
-                <w:szCs w:val="16"/>
-              </w:rPr>
-              <w:t>; perfiles, sesiones y middleware</w:t>
+              <w:t>src/lib/auth.ts; perfiles, sesiones y middleware</w:t>
             </w:r>
           </w:p>
         </w:tc>
@@ -42260,25 +42270,7 @@
                 <w:szCs w:val="16"/>
               </w:rPr>
               <w:br/>
-              <w:t xml:space="preserve">Historia/tarea: HU-RF02: </w:t>
-            </w:r>
-            <w:proofErr w:type="spellStart"/>
-            <w:r>
-              <w:rPr>
-                <w:rFonts w:cs="Arial"/>
-                <w:sz w:val="16"/>
-                <w:szCs w:val="16"/>
-              </w:rPr>
-              <w:t>Admin</w:t>
-            </w:r>
-            <w:proofErr w:type="spellEnd"/>
-            <w:r>
-              <w:rPr>
-                <w:rFonts w:cs="Arial"/>
-                <w:sz w:val="16"/>
-                <w:szCs w:val="16"/>
-              </w:rPr>
-              <w:t xml:space="preserve"> requiere gestión de estudiantes</w:t>
+              <w:t>Historia/tarea: HU-RF02: Admin requiere gestión de estudiantes</w:t>
             </w:r>
           </w:p>
         </w:tc>
@@ -42376,47 +42368,7 @@
                 <w:szCs w:val="16"/>
                 <w:lang w:val="en-US"/>
               </w:rPr>
-              <w:t>students/[id]; actions/</w:t>
-            </w:r>
-            <w:proofErr w:type="spellStart"/>
-            <w:r>
-              <w:rPr>
-                <w:rFonts w:cs="Arial"/>
-                <w:sz w:val="16"/>
-                <w:szCs w:val="16"/>
-                <w:lang w:val="en-US"/>
-              </w:rPr>
-              <w:t>students.ts</w:t>
-            </w:r>
-            <w:proofErr w:type="spellEnd"/>
-            <w:r>
-              <w:rPr>
-                <w:rFonts w:cs="Arial"/>
-                <w:sz w:val="16"/>
-                <w:szCs w:val="16"/>
-                <w:lang w:val="en-US"/>
-              </w:rPr>
-              <w:t xml:space="preserve">; </w:t>
-            </w:r>
-            <w:proofErr w:type="spellStart"/>
-            <w:r>
-              <w:rPr>
-                <w:rFonts w:cs="Arial"/>
-                <w:sz w:val="16"/>
-                <w:szCs w:val="16"/>
-                <w:lang w:val="en-US"/>
-              </w:rPr>
-              <w:t>migraciones</w:t>
-            </w:r>
-            <w:proofErr w:type="spellEnd"/>
-            <w:r>
-              <w:rPr>
-                <w:rFonts w:cs="Arial"/>
-                <w:sz w:val="16"/>
-                <w:szCs w:val="16"/>
-                <w:lang w:val="en-US"/>
-              </w:rPr>
-              <w:t xml:space="preserve"> 008–010</w:t>
+              <w:t>students/[id]; actions/students.ts; migraciones 008–010</w:t>
             </w:r>
           </w:p>
         </w:tc>
@@ -42533,25 +42485,7 @@
                 <w:szCs w:val="16"/>
               </w:rPr>
               <w:br/>
-              <w:t xml:space="preserve">Historia/tarea: HU-RF03: </w:t>
-            </w:r>
-            <w:proofErr w:type="spellStart"/>
-            <w:r>
-              <w:rPr>
-                <w:rFonts w:cs="Arial"/>
-                <w:sz w:val="16"/>
-                <w:szCs w:val="16"/>
-              </w:rPr>
-              <w:t>Admin</w:t>
-            </w:r>
-            <w:proofErr w:type="spellEnd"/>
-            <w:r>
-              <w:rPr>
-                <w:rFonts w:cs="Arial"/>
-                <w:sz w:val="16"/>
-                <w:szCs w:val="16"/>
-              </w:rPr>
-              <w:t xml:space="preserve"> / Apoderado requiere vinculación estudiante-apoderado</w:t>
+              <w:t>Historia/tarea: HU-RF03: Admin / Apoderado requiere vinculación estudiante-apoderado</w:t>
             </w:r>
           </w:p>
         </w:tc>
@@ -42649,47 +42583,7 @@
                 <w:szCs w:val="16"/>
                 <w:lang w:val="en-US"/>
               </w:rPr>
-              <w:t>students/link; actions/</w:t>
-            </w:r>
-            <w:proofErr w:type="spellStart"/>
-            <w:r>
-              <w:rPr>
-                <w:rFonts w:cs="Arial"/>
-                <w:sz w:val="16"/>
-                <w:szCs w:val="16"/>
-                <w:lang w:val="en-US"/>
-              </w:rPr>
-              <w:t>students.ts</w:t>
-            </w:r>
-            <w:proofErr w:type="spellEnd"/>
-            <w:r>
-              <w:rPr>
-                <w:rFonts w:cs="Arial"/>
-                <w:sz w:val="16"/>
-                <w:szCs w:val="16"/>
-                <w:lang w:val="en-US"/>
-              </w:rPr>
-              <w:t xml:space="preserve">; </w:t>
-            </w:r>
-            <w:proofErr w:type="spellStart"/>
-            <w:r>
-              <w:rPr>
-                <w:rFonts w:cs="Arial"/>
-                <w:sz w:val="16"/>
-                <w:szCs w:val="16"/>
-                <w:lang w:val="en-US"/>
-              </w:rPr>
-              <w:t>migraciones</w:t>
-            </w:r>
-            <w:proofErr w:type="spellEnd"/>
-            <w:r>
-              <w:rPr>
-                <w:rFonts w:cs="Arial"/>
-                <w:sz w:val="16"/>
-                <w:szCs w:val="16"/>
-                <w:lang w:val="en-US"/>
-              </w:rPr>
-              <w:t xml:space="preserve"> 004, 009–011</w:t>
+              <w:t>students/link; actions/students.ts; migraciones 004, 009–011</w:t>
             </w:r>
           </w:p>
         </w:tc>
@@ -42805,25 +42699,7 @@
                 <w:szCs w:val="16"/>
               </w:rPr>
               <w:br/>
-              <w:t xml:space="preserve">Historia/tarea: HU-RF04: </w:t>
-            </w:r>
-            <w:proofErr w:type="spellStart"/>
-            <w:r>
-              <w:rPr>
-                <w:rFonts w:cs="Arial"/>
-                <w:sz w:val="16"/>
-                <w:szCs w:val="16"/>
-              </w:rPr>
-              <w:t>Admin</w:t>
-            </w:r>
-            <w:proofErr w:type="spellEnd"/>
-            <w:r>
-              <w:rPr>
-                <w:rFonts w:cs="Arial"/>
-                <w:sz w:val="16"/>
-                <w:szCs w:val="16"/>
-              </w:rPr>
-              <w:t xml:space="preserve"> / Apoderado requiere gestión de personas y permisos autorizados</w:t>
+              <w:t>Historia/tarea: HU-RF04: Admin / Apoderado requiere gestión de personas y permisos autorizados</w:t>
             </w:r>
           </w:p>
         </w:tc>
@@ -42921,47 +42797,7 @@
                 <w:szCs w:val="16"/>
                 <w:lang w:val="en-US"/>
               </w:rPr>
-              <w:t>actions/authorization-</w:t>
-            </w:r>
-            <w:proofErr w:type="spellStart"/>
-            <w:r>
-              <w:rPr>
-                <w:rFonts w:cs="Arial"/>
-                <w:sz w:val="16"/>
-                <w:szCs w:val="16"/>
-                <w:lang w:val="en-US"/>
-              </w:rPr>
-              <w:t>requests.ts</w:t>
-            </w:r>
-            <w:proofErr w:type="spellEnd"/>
-            <w:r>
-              <w:rPr>
-                <w:rFonts w:cs="Arial"/>
-                <w:sz w:val="16"/>
-                <w:szCs w:val="16"/>
-                <w:lang w:val="en-US"/>
-              </w:rPr>
-              <w:t xml:space="preserve">; </w:t>
-            </w:r>
-            <w:proofErr w:type="spellStart"/>
-            <w:r>
-              <w:rPr>
-                <w:rFonts w:cs="Arial"/>
-                <w:sz w:val="16"/>
-                <w:szCs w:val="16"/>
-                <w:lang w:val="en-US"/>
-              </w:rPr>
-              <w:t>migraciones</w:t>
-            </w:r>
-            <w:proofErr w:type="spellEnd"/>
-            <w:r>
-              <w:rPr>
-                <w:rFonts w:cs="Arial"/>
-                <w:sz w:val="16"/>
-                <w:szCs w:val="16"/>
-                <w:lang w:val="en-US"/>
-              </w:rPr>
-              <w:t xml:space="preserve"> 012 y 015</w:t>
+              <w:t>actions/authorization-requests.ts; migraciones 012 y 015</w:t>
             </w:r>
           </w:p>
         </w:tc>
@@ -43168,7 +43004,6 @@
                 <w:lang w:val="en-US"/>
               </w:rPr>
             </w:pPr>
-            <w:proofErr w:type="spellStart"/>
             <w:r>
               <w:rPr>
                 <w:rFonts w:cs="Arial"/>
@@ -43176,37 +43011,7 @@
                 <w:szCs w:val="16"/>
                 <w:lang w:val="en-US"/>
               </w:rPr>
-              <w:t>src</w:t>
-            </w:r>
-            <w:proofErr w:type="spellEnd"/>
-            <w:r>
-              <w:rPr>
-                <w:rFonts w:cs="Arial"/>
-                <w:sz w:val="16"/>
-                <w:szCs w:val="16"/>
-                <w:lang w:val="en-US"/>
-              </w:rPr>
-              <w:t>/lib/</w:t>
-            </w:r>
-            <w:proofErr w:type="spellStart"/>
-            <w:r>
-              <w:rPr>
-                <w:rFonts w:cs="Arial"/>
-                <w:sz w:val="16"/>
-                <w:szCs w:val="16"/>
-                <w:lang w:val="en-US"/>
-              </w:rPr>
-              <w:t>permissions.ts</w:t>
-            </w:r>
-            <w:proofErr w:type="spellEnd"/>
-            <w:r>
-              <w:rPr>
-                <w:rFonts w:cs="Arial"/>
-                <w:sz w:val="16"/>
-                <w:szCs w:val="16"/>
-                <w:lang w:val="en-US"/>
-              </w:rPr>
-              <w:t>; middleware; políticas RLS; dashboard</w:t>
+              <w:t>src/lib/permissions.ts; middleware; políticas RLS; dashboard</w:t>
             </w:r>
           </w:p>
         </w:tc>
@@ -43413,59 +43218,13 @@
                 <w:szCs w:val="16"/>
               </w:rPr>
             </w:pPr>
-            <w:proofErr w:type="spellStart"/>
             <w:r>
               <w:rPr>
                 <w:rFonts w:cs="Arial"/>
                 <w:sz w:val="16"/>
                 <w:szCs w:val="16"/>
               </w:rPr>
-              <w:t>actions</w:t>
-            </w:r>
-            <w:proofErr w:type="spellEnd"/>
-            <w:r>
-              <w:rPr>
-                <w:rFonts w:cs="Arial"/>
-                <w:sz w:val="16"/>
-                <w:szCs w:val="16"/>
-              </w:rPr>
-              <w:t>/</w:t>
-            </w:r>
-            <w:proofErr w:type="spellStart"/>
-            <w:r>
-              <w:rPr>
-                <w:rFonts w:cs="Arial"/>
-                <w:sz w:val="16"/>
-                <w:szCs w:val="16"/>
-              </w:rPr>
-              <w:t>qr-credentials.ts</w:t>
-            </w:r>
-            <w:proofErr w:type="spellEnd"/>
-            <w:r>
-              <w:rPr>
-                <w:rFonts w:cs="Arial"/>
-                <w:sz w:val="16"/>
-                <w:szCs w:val="16"/>
-              </w:rPr>
-              <w:t xml:space="preserve">; </w:t>
-            </w:r>
-            <w:proofErr w:type="spellStart"/>
-            <w:r>
-              <w:rPr>
-                <w:rFonts w:cs="Arial"/>
-                <w:sz w:val="16"/>
-                <w:szCs w:val="16"/>
-              </w:rPr>
-              <w:t>qr-credential-validator.tsx</w:t>
-            </w:r>
-            <w:proofErr w:type="spellEnd"/>
-            <w:r>
-              <w:rPr>
-                <w:rFonts w:cs="Arial"/>
-                <w:sz w:val="16"/>
-                <w:szCs w:val="16"/>
-              </w:rPr>
-              <w:t>; migraciones 006–007</w:t>
+              <w:t>actions/qr-credentials.ts; qr-credential-validator.tsx; migraciones 006–007</w:t>
             </w:r>
           </w:p>
         </w:tc>
@@ -43679,67 +43438,7 @@
                 <w:szCs w:val="16"/>
                 <w:lang w:val="en-US"/>
               </w:rPr>
-              <w:t>guard; actions/</w:t>
-            </w:r>
-            <w:proofErr w:type="spellStart"/>
-            <w:r>
-              <w:rPr>
-                <w:rFonts w:cs="Arial"/>
-                <w:sz w:val="16"/>
-                <w:szCs w:val="16"/>
-                <w:lang w:val="en-US"/>
-              </w:rPr>
-              <w:t>access.ts</w:t>
-            </w:r>
-            <w:proofErr w:type="spellEnd"/>
-            <w:r>
-              <w:rPr>
-                <w:rFonts w:cs="Arial"/>
-                <w:sz w:val="16"/>
-                <w:szCs w:val="16"/>
-                <w:lang w:val="en-US"/>
-              </w:rPr>
-              <w:t xml:space="preserve">; </w:t>
-            </w:r>
-            <w:proofErr w:type="spellStart"/>
-            <w:r>
-              <w:rPr>
-                <w:rFonts w:cs="Arial"/>
-                <w:sz w:val="16"/>
-                <w:szCs w:val="16"/>
-                <w:lang w:val="en-US"/>
-              </w:rPr>
-              <w:t>access_events</w:t>
-            </w:r>
-            <w:proofErr w:type="spellEnd"/>
-            <w:r>
-              <w:rPr>
-                <w:rFonts w:cs="Arial"/>
-                <w:sz w:val="16"/>
-                <w:szCs w:val="16"/>
-                <w:lang w:val="en-US"/>
-              </w:rPr>
-              <w:t xml:space="preserve">; </w:t>
-            </w:r>
-            <w:proofErr w:type="spellStart"/>
-            <w:r>
-              <w:rPr>
-                <w:rFonts w:cs="Arial"/>
-                <w:sz w:val="16"/>
-                <w:szCs w:val="16"/>
-                <w:lang w:val="en-US"/>
-              </w:rPr>
-              <w:t>migraciones</w:t>
-            </w:r>
-            <w:proofErr w:type="spellEnd"/>
-            <w:r>
-              <w:rPr>
-                <w:rFonts w:cs="Arial"/>
-                <w:sz w:val="16"/>
-                <w:szCs w:val="16"/>
-                <w:lang w:val="en-US"/>
-              </w:rPr>
-              <w:t xml:space="preserve"> 001, 013–015</w:t>
+              <w:t>guard; actions/access.ts; access_events; migraciones 001, 013–015</w:t>
             </w:r>
           </w:p>
         </w:tc>
@@ -43945,77 +43644,13 @@
                 <w:szCs w:val="16"/>
               </w:rPr>
             </w:pPr>
-            <w:proofErr w:type="spellStart"/>
             <w:r>
               <w:rPr>
                 <w:rFonts w:cs="Arial"/>
                 <w:sz w:val="16"/>
                 <w:szCs w:val="16"/>
               </w:rPr>
-              <w:t>guard</w:t>
-            </w:r>
-            <w:proofErr w:type="spellEnd"/>
-            <w:r>
-              <w:rPr>
-                <w:rFonts w:cs="Arial"/>
-                <w:sz w:val="16"/>
-                <w:szCs w:val="16"/>
-              </w:rPr>
-              <w:t xml:space="preserve">; </w:t>
-            </w:r>
-            <w:proofErr w:type="spellStart"/>
-            <w:r>
-              <w:rPr>
-                <w:rFonts w:cs="Arial"/>
-                <w:sz w:val="16"/>
-                <w:szCs w:val="16"/>
-              </w:rPr>
-              <w:t>actions</w:t>
-            </w:r>
-            <w:proofErr w:type="spellEnd"/>
-            <w:r>
-              <w:rPr>
-                <w:rFonts w:cs="Arial"/>
-                <w:sz w:val="16"/>
-                <w:szCs w:val="16"/>
-              </w:rPr>
-              <w:t>/</w:t>
-            </w:r>
-            <w:proofErr w:type="spellStart"/>
-            <w:r>
-              <w:rPr>
-                <w:rFonts w:cs="Arial"/>
-                <w:sz w:val="16"/>
-                <w:szCs w:val="16"/>
-              </w:rPr>
-              <w:t>access.ts</w:t>
-            </w:r>
-            <w:proofErr w:type="spellEnd"/>
-            <w:r>
-              <w:rPr>
-                <w:rFonts w:cs="Arial"/>
-                <w:sz w:val="16"/>
-                <w:szCs w:val="16"/>
-              </w:rPr>
-              <w:t xml:space="preserve">; </w:t>
-            </w:r>
-            <w:proofErr w:type="spellStart"/>
-            <w:r>
-              <w:rPr>
-                <w:rFonts w:cs="Arial"/>
-                <w:sz w:val="16"/>
-                <w:szCs w:val="16"/>
-              </w:rPr>
-              <w:t>access_events</w:t>
-            </w:r>
-            <w:proofErr w:type="spellEnd"/>
-            <w:r>
-              <w:rPr>
-                <w:rFonts w:cs="Arial"/>
-                <w:sz w:val="16"/>
-                <w:szCs w:val="16"/>
-              </w:rPr>
-              <w:t>; políticas institucionales</w:t>
+              <w:t>guard; actions/access.ts; access_events; políticas institucionales</w:t>
             </w:r>
           </w:p>
         </w:tc>
@@ -44230,47 +43865,7 @@
                 <w:szCs w:val="16"/>
                 <w:lang w:val="en-US"/>
               </w:rPr>
-              <w:t>guard; actions/</w:t>
-            </w:r>
-            <w:proofErr w:type="spellStart"/>
-            <w:r>
-              <w:rPr>
-                <w:rFonts w:cs="Arial"/>
-                <w:sz w:val="16"/>
-                <w:szCs w:val="16"/>
-                <w:lang w:val="en-US"/>
-              </w:rPr>
-              <w:t>access.ts</w:t>
-            </w:r>
-            <w:proofErr w:type="spellEnd"/>
-            <w:r>
-              <w:rPr>
-                <w:rFonts w:cs="Arial"/>
-                <w:sz w:val="16"/>
-                <w:szCs w:val="16"/>
-                <w:lang w:val="en-US"/>
-              </w:rPr>
-              <w:t xml:space="preserve">; authorization requests; </w:t>
-            </w:r>
-            <w:proofErr w:type="spellStart"/>
-            <w:r>
-              <w:rPr>
-                <w:rFonts w:cs="Arial"/>
-                <w:sz w:val="16"/>
-                <w:szCs w:val="16"/>
-                <w:lang w:val="en-US"/>
-              </w:rPr>
-              <w:t>migraciones</w:t>
-            </w:r>
-            <w:proofErr w:type="spellEnd"/>
-            <w:r>
-              <w:rPr>
-                <w:rFonts w:cs="Arial"/>
-                <w:sz w:val="16"/>
-                <w:szCs w:val="16"/>
-                <w:lang w:val="en-US"/>
-              </w:rPr>
-              <w:t xml:space="preserve"> 012–015</w:t>
+              <w:t>guard; actions/access.ts; authorization requests; migraciones 012–015</w:t>
             </w:r>
           </w:p>
         </w:tc>
@@ -44484,19 +44079,8 @@
                 <w:szCs w:val="16"/>
                 <w:lang w:val="en-US"/>
               </w:rPr>
-              <w:t xml:space="preserve">guard; access actions; </w:t>
-            </w:r>
-            <w:proofErr w:type="spellStart"/>
-            <w:r>
-              <w:rPr>
-                <w:rFonts w:cs="Arial"/>
-                <w:sz w:val="16"/>
-                <w:szCs w:val="16"/>
-                <w:lang w:val="en-US"/>
-              </w:rPr>
-              <w:t>institution_access_policies</w:t>
-            </w:r>
-            <w:proofErr w:type="spellEnd"/>
+              <w:t>guard; access actions; institution_access_policies</w:t>
+            </w:r>
           </w:p>
         </w:tc>
         <w:tc>
@@ -44709,47 +44293,7 @@
                 <w:szCs w:val="16"/>
                 <w:lang w:val="en-US"/>
               </w:rPr>
-              <w:t>actions/authorization-</w:t>
-            </w:r>
-            <w:proofErr w:type="spellStart"/>
-            <w:r>
-              <w:rPr>
-                <w:rFonts w:cs="Arial"/>
-                <w:sz w:val="16"/>
-                <w:szCs w:val="16"/>
-                <w:lang w:val="en-US"/>
-              </w:rPr>
-              <w:t>requests.ts</w:t>
-            </w:r>
-            <w:proofErr w:type="spellEnd"/>
-            <w:r>
-              <w:rPr>
-                <w:rFonts w:cs="Arial"/>
-                <w:sz w:val="16"/>
-                <w:szCs w:val="16"/>
-                <w:lang w:val="en-US"/>
-              </w:rPr>
-              <w:t xml:space="preserve">; </w:t>
-            </w:r>
-            <w:proofErr w:type="spellStart"/>
-            <w:r>
-              <w:rPr>
-                <w:rFonts w:cs="Arial"/>
-                <w:sz w:val="16"/>
-                <w:szCs w:val="16"/>
-                <w:lang w:val="en-US"/>
-              </w:rPr>
-              <w:t>migraciones</w:t>
-            </w:r>
-            <w:proofErr w:type="spellEnd"/>
-            <w:r>
-              <w:rPr>
-                <w:rFonts w:cs="Arial"/>
-                <w:sz w:val="16"/>
-                <w:szCs w:val="16"/>
-                <w:lang w:val="en-US"/>
-              </w:rPr>
-              <w:t xml:space="preserve"> 012 y 015</w:t>
+              <w:t>actions/authorization-requests.ts; migraciones 012 y 015</w:t>
             </w:r>
           </w:p>
         </w:tc>
@@ -44866,77 +44410,49 @@
                 <w:szCs w:val="16"/>
               </w:rPr>
               <w:br/>
-              <w:t xml:space="preserve">Historia/tarea: HU-RF12: Estudiante / Apoderado / Portería / </w:t>
-            </w:r>
-            <w:proofErr w:type="spellStart"/>
-            <w:r>
+              <w:t>Historia/tarea: HU-RF12: Estudiante / Apoderado / Portería / Admin requiere gestión de solicitudes y autorizaciones</w:t>
+            </w:r>
+          </w:p>
+        </w:tc>
+        <w:tc>
+          <w:tcPr>
+            <w:tcW w:w="1559" w:type="dxa"/>
+          </w:tcPr>
+          <w:p>
+            <w:pPr>
+              <w:spacing w:line="360" w:lineRule="auto"/>
               <w:rPr>
                 <w:rFonts w:cs="Arial"/>
                 <w:sz w:val="16"/>
                 <w:szCs w:val="16"/>
               </w:rPr>
-              <w:t>Admin</w:t>
-            </w:r>
-            <w:proofErr w:type="spellEnd"/>
+            </w:pPr>
             <w:r>
               <w:rPr>
                 <w:rFonts w:cs="Arial"/>
                 <w:sz w:val="16"/>
                 <w:szCs w:val="16"/>
               </w:rPr>
-              <w:t xml:space="preserve"> requiere gestión de solicitudes y autorizaciones</w:t>
-            </w:r>
-          </w:p>
-        </w:tc>
-        <w:tc>
-          <w:tcPr>
-            <w:tcW w:w="1559" w:type="dxa"/>
-          </w:tcPr>
-          <w:p>
-            <w:pPr>
-              <w:spacing w:line="360" w:lineRule="auto"/>
+              <w:t>ID: RF12</w:t>
+            </w:r>
+            <w:r>
               <w:rPr>
                 <w:rFonts w:cs="Arial"/>
                 <w:sz w:val="16"/>
                 <w:szCs w:val="16"/>
               </w:rPr>
-            </w:pPr>
+              <w:br/>
+              <w:t>Nombre: Gestión de solicitudes y autorizaciones</w:t>
+            </w:r>
             <w:r>
               <w:rPr>
                 <w:rFonts w:cs="Arial"/>
                 <w:sz w:val="16"/>
                 <w:szCs w:val="16"/>
               </w:rPr>
-              <w:t>ID: RF12</w:t>
-            </w:r>
-            <w:r>
-              <w:rPr>
-                <w:rFonts w:cs="Arial"/>
-                <w:sz w:val="16"/>
-                <w:szCs w:val="16"/>
-              </w:rPr>
               <w:br/>
-              <w:t>Nombre: Gestión de solicitudes y autorizaciones</w:t>
-            </w:r>
-            <w:r>
-              <w:rPr>
-                <w:rFonts w:cs="Arial"/>
-                <w:sz w:val="16"/>
-                <w:szCs w:val="16"/>
-              </w:rPr>
-              <w:br/>
-              <w:t xml:space="preserve">Actor: Estudiante / Apoderado / Portería / </w:t>
-            </w:r>
-            <w:proofErr w:type="spellStart"/>
-            <w:r>
-              <w:rPr>
-                <w:rFonts w:cs="Arial"/>
-                <w:sz w:val="16"/>
-                <w:szCs w:val="16"/>
-              </w:rPr>
-              <w:t>Admin</w:t>
-            </w:r>
-            <w:proofErr w:type="spellEnd"/>
+              <w:t>Actor: Estudiante / Apoderado / Portería / Admin</w:t>
+            </w:r>
           </w:p>
         </w:tc>
         <w:tc>
@@ -44992,47 +44508,7 @@
                 <w:szCs w:val="16"/>
                 <w:lang w:val="en-US"/>
               </w:rPr>
-              <w:t>actions/authorization-</w:t>
-            </w:r>
-            <w:proofErr w:type="spellStart"/>
-            <w:r>
-              <w:rPr>
-                <w:rFonts w:cs="Arial"/>
-                <w:sz w:val="16"/>
-                <w:szCs w:val="16"/>
-                <w:lang w:val="en-US"/>
-              </w:rPr>
-              <w:t>requests.ts</w:t>
-            </w:r>
-            <w:proofErr w:type="spellEnd"/>
-            <w:r>
-              <w:rPr>
-                <w:rFonts w:cs="Arial"/>
-                <w:sz w:val="16"/>
-                <w:szCs w:val="16"/>
-                <w:lang w:val="en-US"/>
-              </w:rPr>
-              <w:t xml:space="preserve">; </w:t>
-            </w:r>
-            <w:proofErr w:type="spellStart"/>
-            <w:r>
-              <w:rPr>
-                <w:rFonts w:cs="Arial"/>
-                <w:sz w:val="16"/>
-                <w:szCs w:val="16"/>
-                <w:lang w:val="en-US"/>
-              </w:rPr>
-              <w:t>migraciones</w:t>
-            </w:r>
-            <w:proofErr w:type="spellEnd"/>
-            <w:r>
-              <w:rPr>
-                <w:rFonts w:cs="Arial"/>
-                <w:sz w:val="16"/>
-                <w:szCs w:val="16"/>
-                <w:lang w:val="en-US"/>
-              </w:rPr>
-              <w:t xml:space="preserve"> 012 y 015</w:t>
+              <w:t>actions/authorization-requests.ts; migraciones 012 y 015</w:t>
             </w:r>
           </w:p>
         </w:tc>
@@ -45148,25 +44624,7 @@
                 <w:szCs w:val="16"/>
               </w:rPr>
               <w:br/>
-              <w:t xml:space="preserve">Historia/tarea: HU-RF13: </w:t>
-            </w:r>
-            <w:proofErr w:type="spellStart"/>
-            <w:r>
-              <w:rPr>
-                <w:rFonts w:cs="Arial"/>
-                <w:sz w:val="16"/>
-                <w:szCs w:val="16"/>
-              </w:rPr>
-              <w:t>Admin</w:t>
-            </w:r>
-            <w:proofErr w:type="spellEnd"/>
-            <w:r>
-              <w:rPr>
-                <w:rFonts w:cs="Arial"/>
-                <w:sz w:val="16"/>
-                <w:szCs w:val="16"/>
-              </w:rPr>
-              <w:t xml:space="preserve"> requiere configuración de políticas de acceso</w:t>
+              <w:t>Historia/tarea: HU-RF13: Admin requiere configuración de políticas de acceso</w:t>
             </w:r>
           </w:p>
         </w:tc>
@@ -45264,47 +44722,7 @@
                 <w:szCs w:val="16"/>
                 <w:lang w:val="en-US"/>
               </w:rPr>
-              <w:t xml:space="preserve">settings; </w:t>
-            </w:r>
-            <w:proofErr w:type="spellStart"/>
-            <w:r>
-              <w:rPr>
-                <w:rFonts w:cs="Arial"/>
-                <w:sz w:val="16"/>
-                <w:szCs w:val="16"/>
-                <w:lang w:val="en-US"/>
-              </w:rPr>
-              <w:t>institution_access_policies</w:t>
-            </w:r>
-            <w:proofErr w:type="spellEnd"/>
-            <w:r>
-              <w:rPr>
-                <w:rFonts w:cs="Arial"/>
-                <w:sz w:val="16"/>
-                <w:szCs w:val="16"/>
-                <w:lang w:val="en-US"/>
-              </w:rPr>
-              <w:t xml:space="preserve">; </w:t>
-            </w:r>
-            <w:proofErr w:type="spellStart"/>
-            <w:r>
-              <w:rPr>
-                <w:rFonts w:cs="Arial"/>
-                <w:sz w:val="16"/>
-                <w:szCs w:val="16"/>
-                <w:lang w:val="en-US"/>
-              </w:rPr>
-              <w:t>migración</w:t>
-            </w:r>
-            <w:proofErr w:type="spellEnd"/>
-            <w:r>
-              <w:rPr>
-                <w:rFonts w:cs="Arial"/>
-                <w:sz w:val="16"/>
-                <w:szCs w:val="16"/>
-                <w:lang w:val="en-US"/>
-              </w:rPr>
-              <w:t xml:space="preserve"> 005</w:t>
+              <w:t>settings; institution_access_policies; migración 005</w:t>
             </w:r>
           </w:p>
         </w:tc>
@@ -45420,167 +44838,103 @@
                 <w:szCs w:val="16"/>
               </w:rPr>
               <w:br/>
-              <w:t xml:space="preserve">Historia/tarea: HU-RF14: </w:t>
-            </w:r>
-            <w:proofErr w:type="spellStart"/>
-            <w:r>
+              <w:t>Historia/tarea: HU-RF14: Admin / Portería / Apoderado / Estudiante requiere consulta de estado y trazabilidad</w:t>
+            </w:r>
+          </w:p>
+        </w:tc>
+        <w:tc>
+          <w:tcPr>
+            <w:tcW w:w="1559" w:type="dxa"/>
+          </w:tcPr>
+          <w:p>
+            <w:pPr>
+              <w:spacing w:line="360" w:lineRule="auto"/>
               <w:rPr>
                 <w:rFonts w:cs="Arial"/>
                 <w:sz w:val="16"/>
                 <w:szCs w:val="16"/>
               </w:rPr>
-              <w:t>Admin</w:t>
-            </w:r>
-            <w:proofErr w:type="spellEnd"/>
+            </w:pPr>
             <w:r>
               <w:rPr>
                 <w:rFonts w:cs="Arial"/>
                 <w:sz w:val="16"/>
                 <w:szCs w:val="16"/>
               </w:rPr>
-              <w:t xml:space="preserve"> / Portería / Apoderado / Estudiante requiere consulta de estado y trazabilidad</w:t>
-            </w:r>
-          </w:p>
-        </w:tc>
-        <w:tc>
-          <w:tcPr>
-            <w:tcW w:w="1559" w:type="dxa"/>
-          </w:tcPr>
-          <w:p>
-            <w:pPr>
-              <w:spacing w:line="360" w:lineRule="auto"/>
+              <w:t>ID: RF14</w:t>
+            </w:r>
+            <w:r>
               <w:rPr>
                 <w:rFonts w:cs="Arial"/>
                 <w:sz w:val="16"/>
                 <w:szCs w:val="16"/>
               </w:rPr>
-            </w:pPr>
+              <w:br/>
+              <w:t>Nombre: Consulta de estado y trazabilidad</w:t>
+            </w:r>
             <w:r>
               <w:rPr>
                 <w:rFonts w:cs="Arial"/>
                 <w:sz w:val="16"/>
                 <w:szCs w:val="16"/>
               </w:rPr>
-              <w:t>ID: RF14</w:t>
-            </w:r>
-            <w:r>
+              <w:br/>
+              <w:t>Actor: Admin / Portería / Apoderado / Estudiante</w:t>
+            </w:r>
+          </w:p>
+        </w:tc>
+        <w:tc>
+          <w:tcPr>
+            <w:tcW w:w="1134" w:type="dxa"/>
+          </w:tcPr>
+          <w:p>
+            <w:pPr>
+              <w:spacing w:line="360" w:lineRule="auto"/>
               <w:rPr>
                 <w:rFonts w:cs="Arial"/>
                 <w:sz w:val="16"/>
                 <w:szCs w:val="16"/>
               </w:rPr>
-              <w:br/>
-              <w:t>Nombre: Consulta de estado y trazabilidad</w:t>
-            </w:r>
+            </w:pPr>
             <w:r>
               <w:rPr>
                 <w:rFonts w:cs="Arial"/>
                 <w:sz w:val="16"/>
                 <w:szCs w:val="16"/>
               </w:rPr>
-              <w:br/>
-              <w:t>Actor: Admin / Portería / Apoderado / Estudiante</w:t>
-            </w:r>
-          </w:p>
-        </w:tc>
-        <w:tc>
-          <w:tcPr>
-            <w:tcW w:w="1134" w:type="dxa"/>
-          </w:tcPr>
-          <w:p>
-            <w:pPr>
-              <w:spacing w:line="360" w:lineRule="auto"/>
+              <w:t>Componente: Estado y trazabilidad</w:t>
+            </w:r>
+            <w:r>
               <w:rPr>
                 <w:rFonts w:cs="Arial"/>
                 <w:sz w:val="16"/>
                 <w:szCs w:val="16"/>
               </w:rPr>
-            </w:pPr>
-            <w:r>
+              <w:br/>
+              <w:t>Caso de uso: CU-10 Consultar estado e historial</w:t>
+            </w:r>
+          </w:p>
+        </w:tc>
+        <w:tc>
+          <w:tcPr>
+            <w:tcW w:w="1231" w:type="dxa"/>
+          </w:tcPr>
+          <w:p>
+            <w:pPr>
+              <w:spacing w:line="360" w:lineRule="auto"/>
               <w:rPr>
                 <w:rFonts w:cs="Arial"/>
                 <w:sz w:val="16"/>
                 <w:szCs w:val="16"/>
               </w:rPr>
-              <w:t>Componente: Estado y trazabilidad</w:t>
-            </w:r>
+            </w:pPr>
             <w:r>
               <w:rPr>
                 <w:rFonts w:cs="Arial"/>
                 <w:sz w:val="16"/>
                 <w:szCs w:val="16"/>
               </w:rPr>
-              <w:br/>
-              <w:t>Caso de uso: CU-10 Consultar estado e historial</w:t>
-            </w:r>
-          </w:p>
-        </w:tc>
-        <w:tc>
-          <w:tcPr>
-            <w:tcW w:w="1231" w:type="dxa"/>
-          </w:tcPr>
-          <w:p>
-            <w:pPr>
-              <w:spacing w:line="360" w:lineRule="auto"/>
-              <w:rPr>
-                <w:rFonts w:cs="Arial"/>
-                <w:sz w:val="16"/>
-                <w:szCs w:val="16"/>
-              </w:rPr>
-            </w:pPr>
-            <w:proofErr w:type="spellStart"/>
-            <w:r>
-              <w:rPr>
-                <w:rFonts w:cs="Arial"/>
-                <w:sz w:val="16"/>
-                <w:szCs w:val="16"/>
-              </w:rPr>
-              <w:t>access_events</w:t>
-            </w:r>
-            <w:proofErr w:type="spellEnd"/>
-            <w:r>
-              <w:rPr>
-                <w:rFonts w:cs="Arial"/>
-                <w:sz w:val="16"/>
-                <w:szCs w:val="16"/>
-              </w:rPr>
-              <w:t xml:space="preserve">; </w:t>
-            </w:r>
-            <w:proofErr w:type="spellStart"/>
-            <w:r>
-              <w:rPr>
-                <w:rFonts w:cs="Arial"/>
-                <w:sz w:val="16"/>
-                <w:szCs w:val="16"/>
-              </w:rPr>
-              <w:t>actions</w:t>
-            </w:r>
-            <w:proofErr w:type="spellEnd"/>
-            <w:r>
-              <w:rPr>
-                <w:rFonts w:cs="Arial"/>
-                <w:sz w:val="16"/>
-                <w:szCs w:val="16"/>
-              </w:rPr>
-              <w:t>/</w:t>
-            </w:r>
-            <w:proofErr w:type="spellStart"/>
-            <w:r>
-              <w:rPr>
-                <w:rFonts w:cs="Arial"/>
-                <w:sz w:val="16"/>
-                <w:szCs w:val="16"/>
-              </w:rPr>
-              <w:t>access.ts</w:t>
-            </w:r>
-            <w:proofErr w:type="spellEnd"/>
-            <w:r>
-              <w:rPr>
-                <w:rFonts w:cs="Arial"/>
-                <w:sz w:val="16"/>
-                <w:szCs w:val="16"/>
-              </w:rPr>
-              <w:t>; consultas y políticas RLS</w:t>
+              <w:t>access_events; actions/access.ts; consultas y políticas RLS</w:t>
             </w:r>
           </w:p>
         </w:tc>
@@ -45803,149 +45157,13 @@
                 <w:szCs w:val="16"/>
               </w:rPr>
             </w:pPr>
-            <w:proofErr w:type="spellStart"/>
             <w:r>
               <w:rPr>
                 <w:rFonts w:cs="Arial"/>
                 <w:sz w:val="16"/>
                 <w:szCs w:val="16"/>
               </w:rPr>
-              <w:t>src</w:t>
-            </w:r>
-            <w:proofErr w:type="spellEnd"/>
-            <w:r>
-              <w:rPr>
-                <w:rFonts w:cs="Arial"/>
-                <w:sz w:val="16"/>
-                <w:szCs w:val="16"/>
-              </w:rPr>
-              <w:t>/</w:t>
-            </w:r>
-            <w:proofErr w:type="spellStart"/>
-            <w:r>
-              <w:rPr>
-                <w:rFonts w:cs="Arial"/>
-                <w:sz w:val="16"/>
-                <w:szCs w:val="16"/>
-              </w:rPr>
-              <w:t>lib</w:t>
-            </w:r>
-            <w:proofErr w:type="spellEnd"/>
-            <w:r>
-              <w:rPr>
-                <w:rFonts w:cs="Arial"/>
-                <w:sz w:val="16"/>
-                <w:szCs w:val="16"/>
-              </w:rPr>
-              <w:t>/</w:t>
-            </w:r>
-            <w:proofErr w:type="spellStart"/>
-            <w:r>
-              <w:rPr>
-                <w:rFonts w:cs="Arial"/>
-                <w:sz w:val="16"/>
-                <w:szCs w:val="16"/>
-              </w:rPr>
-              <w:t>auth.ts</w:t>
-            </w:r>
-            <w:proofErr w:type="spellEnd"/>
-            <w:r>
-              <w:rPr>
-                <w:rFonts w:cs="Arial"/>
-                <w:sz w:val="16"/>
-                <w:szCs w:val="16"/>
-              </w:rPr>
-              <w:t xml:space="preserve">; </w:t>
-            </w:r>
-            <w:proofErr w:type="spellStart"/>
-            <w:r>
-              <w:rPr>
-                <w:rFonts w:cs="Arial"/>
-                <w:sz w:val="16"/>
-                <w:szCs w:val="16"/>
-              </w:rPr>
-              <w:t>src</w:t>
-            </w:r>
-            <w:proofErr w:type="spellEnd"/>
-            <w:r>
-              <w:rPr>
-                <w:rFonts w:cs="Arial"/>
-                <w:sz w:val="16"/>
-                <w:szCs w:val="16"/>
-              </w:rPr>
-              <w:t>/</w:t>
-            </w:r>
-            <w:proofErr w:type="spellStart"/>
-            <w:r>
-              <w:rPr>
-                <w:rFonts w:cs="Arial"/>
-                <w:sz w:val="16"/>
-                <w:szCs w:val="16"/>
-              </w:rPr>
-              <w:t>lib</w:t>
-            </w:r>
-            <w:proofErr w:type="spellEnd"/>
-            <w:r>
-              <w:rPr>
-                <w:rFonts w:cs="Arial"/>
-                <w:sz w:val="16"/>
-                <w:szCs w:val="16"/>
-              </w:rPr>
-              <w:t>/</w:t>
-            </w:r>
-            <w:proofErr w:type="spellStart"/>
-            <w:r>
-              <w:rPr>
-                <w:rFonts w:cs="Arial"/>
-                <w:sz w:val="16"/>
-                <w:szCs w:val="16"/>
-              </w:rPr>
-              <w:t>permissions.ts</w:t>
-            </w:r>
-            <w:proofErr w:type="spellEnd"/>
-            <w:r>
-              <w:rPr>
-                <w:rFonts w:cs="Arial"/>
-                <w:sz w:val="16"/>
-                <w:szCs w:val="16"/>
-              </w:rPr>
-              <w:t xml:space="preserve">; </w:t>
-            </w:r>
-            <w:proofErr w:type="spellStart"/>
-            <w:r>
-              <w:rPr>
-                <w:rFonts w:cs="Arial"/>
-                <w:sz w:val="16"/>
-                <w:szCs w:val="16"/>
-              </w:rPr>
-              <w:t>src</w:t>
-            </w:r>
-            <w:proofErr w:type="spellEnd"/>
-            <w:r>
-              <w:rPr>
-                <w:rFonts w:cs="Arial"/>
-                <w:sz w:val="16"/>
-                <w:szCs w:val="16"/>
-              </w:rPr>
-              <w:t>/</w:t>
-            </w:r>
-            <w:proofErr w:type="spellStart"/>
-            <w:r>
-              <w:rPr>
-                <w:rFonts w:cs="Arial"/>
-                <w:sz w:val="16"/>
-                <w:szCs w:val="16"/>
-              </w:rPr>
-              <w:t>middleware.ts</w:t>
-            </w:r>
-            <w:proofErr w:type="spellEnd"/>
-            <w:r>
-              <w:rPr>
-                <w:rFonts w:cs="Arial"/>
-                <w:sz w:val="16"/>
-                <w:szCs w:val="16"/>
-              </w:rPr>
-              <w:t>; políticas RLS</w:t>
+              <w:t>src/lib/auth.ts; src/lib/permissions.ts; src/middleware.ts; políticas RLS</w:t>
             </w:r>
           </w:p>
         </w:tc>
@@ -46151,149 +45369,13 @@
                 <w:szCs w:val="16"/>
               </w:rPr>
             </w:pPr>
-            <w:proofErr w:type="spellStart"/>
             <w:r>
               <w:rPr>
                 <w:rFonts w:cs="Arial"/>
                 <w:sz w:val="16"/>
                 <w:szCs w:val="16"/>
               </w:rPr>
-              <w:t>src</w:t>
-            </w:r>
-            <w:proofErr w:type="spellEnd"/>
-            <w:r>
-              <w:rPr>
-                <w:rFonts w:cs="Arial"/>
-                <w:sz w:val="16"/>
-                <w:szCs w:val="16"/>
-              </w:rPr>
-              <w:t>/</w:t>
-            </w:r>
-            <w:proofErr w:type="spellStart"/>
-            <w:r>
-              <w:rPr>
-                <w:rFonts w:cs="Arial"/>
-                <w:sz w:val="16"/>
-                <w:szCs w:val="16"/>
-              </w:rPr>
-              <w:t>lib</w:t>
-            </w:r>
-            <w:proofErr w:type="spellEnd"/>
-            <w:r>
-              <w:rPr>
-                <w:rFonts w:cs="Arial"/>
-                <w:sz w:val="16"/>
-                <w:szCs w:val="16"/>
-              </w:rPr>
-              <w:t>/</w:t>
-            </w:r>
-            <w:proofErr w:type="spellStart"/>
-            <w:r>
-              <w:rPr>
-                <w:rFonts w:cs="Arial"/>
-                <w:sz w:val="16"/>
-                <w:szCs w:val="16"/>
-              </w:rPr>
-              <w:t>auth.ts</w:t>
-            </w:r>
-            <w:proofErr w:type="spellEnd"/>
-            <w:r>
-              <w:rPr>
-                <w:rFonts w:cs="Arial"/>
-                <w:sz w:val="16"/>
-                <w:szCs w:val="16"/>
-              </w:rPr>
-              <w:t xml:space="preserve">; </w:t>
-            </w:r>
-            <w:proofErr w:type="spellStart"/>
-            <w:r>
-              <w:rPr>
-                <w:rFonts w:cs="Arial"/>
-                <w:sz w:val="16"/>
-                <w:szCs w:val="16"/>
-              </w:rPr>
-              <w:t>src</w:t>
-            </w:r>
-            <w:proofErr w:type="spellEnd"/>
-            <w:r>
-              <w:rPr>
-                <w:rFonts w:cs="Arial"/>
-                <w:sz w:val="16"/>
-                <w:szCs w:val="16"/>
-              </w:rPr>
-              <w:t>/</w:t>
-            </w:r>
-            <w:proofErr w:type="spellStart"/>
-            <w:r>
-              <w:rPr>
-                <w:rFonts w:cs="Arial"/>
-                <w:sz w:val="16"/>
-                <w:szCs w:val="16"/>
-              </w:rPr>
-              <w:t>lib</w:t>
-            </w:r>
-            <w:proofErr w:type="spellEnd"/>
-            <w:r>
-              <w:rPr>
-                <w:rFonts w:cs="Arial"/>
-                <w:sz w:val="16"/>
-                <w:szCs w:val="16"/>
-              </w:rPr>
-              <w:t>/</w:t>
-            </w:r>
-            <w:proofErr w:type="spellStart"/>
-            <w:r>
-              <w:rPr>
-                <w:rFonts w:cs="Arial"/>
-                <w:sz w:val="16"/>
-                <w:szCs w:val="16"/>
-              </w:rPr>
-              <w:t>permissions.ts</w:t>
-            </w:r>
-            <w:proofErr w:type="spellEnd"/>
-            <w:r>
-              <w:rPr>
-                <w:rFonts w:cs="Arial"/>
-                <w:sz w:val="16"/>
-                <w:szCs w:val="16"/>
-              </w:rPr>
-              <w:t xml:space="preserve">; </w:t>
-            </w:r>
-            <w:proofErr w:type="spellStart"/>
-            <w:r>
-              <w:rPr>
-                <w:rFonts w:cs="Arial"/>
-                <w:sz w:val="16"/>
-                <w:szCs w:val="16"/>
-              </w:rPr>
-              <w:t>src</w:t>
-            </w:r>
-            <w:proofErr w:type="spellEnd"/>
-            <w:r>
-              <w:rPr>
-                <w:rFonts w:cs="Arial"/>
-                <w:sz w:val="16"/>
-                <w:szCs w:val="16"/>
-              </w:rPr>
-              <w:t>/</w:t>
-            </w:r>
-            <w:proofErr w:type="spellStart"/>
-            <w:r>
-              <w:rPr>
-                <w:rFonts w:cs="Arial"/>
-                <w:sz w:val="16"/>
-                <w:szCs w:val="16"/>
-              </w:rPr>
-              <w:t>middleware.ts</w:t>
-            </w:r>
-            <w:proofErr w:type="spellEnd"/>
-            <w:r>
-              <w:rPr>
-                <w:rFonts w:cs="Arial"/>
-                <w:sz w:val="16"/>
-                <w:szCs w:val="16"/>
-              </w:rPr>
-              <w:t>; políticas RLS</w:t>
+              <w:t>src/lib/auth.ts; src/lib/permissions.ts; src/middleware.ts; políticas RLS</w:t>
             </w:r>
           </w:p>
         </w:tc>
@@ -46404,25 +45486,7 @@
                 <w:szCs w:val="18"/>
               </w:rPr>
               <w:br/>
-              <w:t xml:space="preserve">Historia/tarea: T-RNF03: </w:t>
-            </w:r>
-            <w:proofErr w:type="spellStart"/>
-            <w:r>
-              <w:rPr>
-                <w:rFonts w:cs="Arial"/>
-                <w:sz w:val="18"/>
-                <w:szCs w:val="18"/>
-              </w:rPr>
-              <w:t>Admin</w:t>
-            </w:r>
-            <w:proofErr w:type="spellEnd"/>
-            <w:r>
-              <w:rPr>
-                <w:rFonts w:cs="Arial"/>
-                <w:sz w:val="18"/>
-                <w:szCs w:val="18"/>
-              </w:rPr>
-              <w:t xml:space="preserve"> requiere trazabilidad de eventos</w:t>
+              <w:t>Historia/tarea: T-RNF03: Admin requiere trazabilidad de eventos</w:t>
             </w:r>
           </w:p>
         </w:tc>
@@ -46523,67 +45587,7 @@
                 <w:szCs w:val="18"/>
                 <w:lang w:val="en-US"/>
               </w:rPr>
-              <w:t>guard; actions/</w:t>
-            </w:r>
-            <w:proofErr w:type="spellStart"/>
-            <w:r>
-              <w:rPr>
-                <w:rFonts w:cs="Arial"/>
-                <w:sz w:val="18"/>
-                <w:szCs w:val="18"/>
-                <w:lang w:val="en-US"/>
-              </w:rPr>
-              <w:t>access.ts</w:t>
-            </w:r>
-            <w:proofErr w:type="spellEnd"/>
-            <w:r>
-              <w:rPr>
-                <w:rFonts w:cs="Arial"/>
-                <w:sz w:val="18"/>
-                <w:szCs w:val="18"/>
-                <w:lang w:val="en-US"/>
-              </w:rPr>
-              <w:t xml:space="preserve">; </w:t>
-            </w:r>
-            <w:proofErr w:type="spellStart"/>
-            <w:r>
-              <w:rPr>
-                <w:rFonts w:cs="Arial"/>
-                <w:sz w:val="18"/>
-                <w:szCs w:val="18"/>
-                <w:lang w:val="en-US"/>
-              </w:rPr>
-              <w:t>access_events</w:t>
-            </w:r>
-            <w:proofErr w:type="spellEnd"/>
-            <w:r>
-              <w:rPr>
-                <w:rFonts w:cs="Arial"/>
-                <w:sz w:val="18"/>
-                <w:szCs w:val="18"/>
-                <w:lang w:val="en-US"/>
-              </w:rPr>
-              <w:t xml:space="preserve">; </w:t>
-            </w:r>
-            <w:proofErr w:type="spellStart"/>
-            <w:r>
-              <w:rPr>
-                <w:rFonts w:cs="Arial"/>
-                <w:sz w:val="18"/>
-                <w:szCs w:val="18"/>
-                <w:lang w:val="en-US"/>
-              </w:rPr>
-              <w:t>migraciones</w:t>
-            </w:r>
-            <w:proofErr w:type="spellEnd"/>
-            <w:r>
-              <w:rPr>
-                <w:rFonts w:cs="Arial"/>
-                <w:sz w:val="18"/>
-                <w:szCs w:val="18"/>
-                <w:lang w:val="en-US"/>
-              </w:rPr>
-              <w:t xml:space="preserve"> 001, 013–015</w:t>
+              <w:t>guard; actions/access.ts; access_events; migraciones 001, 013–015</w:t>
             </w:r>
           </w:p>
         </w:tc>
@@ -46845,67 +45849,7 @@
                 <w:szCs w:val="18"/>
                 <w:lang w:val="en-US"/>
               </w:rPr>
-              <w:t>guard; actions/</w:t>
-            </w:r>
-            <w:proofErr w:type="spellStart"/>
-            <w:r>
-              <w:rPr>
-                <w:rFonts w:cs="Arial"/>
-                <w:sz w:val="18"/>
-                <w:szCs w:val="18"/>
-                <w:lang w:val="en-US"/>
-              </w:rPr>
-              <w:t>access.ts</w:t>
-            </w:r>
-            <w:proofErr w:type="spellEnd"/>
-            <w:r>
-              <w:rPr>
-                <w:rFonts w:cs="Arial"/>
-                <w:sz w:val="18"/>
-                <w:szCs w:val="18"/>
-                <w:lang w:val="en-US"/>
-              </w:rPr>
-              <w:t xml:space="preserve">; </w:t>
-            </w:r>
-            <w:proofErr w:type="spellStart"/>
-            <w:r>
-              <w:rPr>
-                <w:rFonts w:cs="Arial"/>
-                <w:sz w:val="18"/>
-                <w:szCs w:val="18"/>
-                <w:lang w:val="en-US"/>
-              </w:rPr>
-              <w:t>access_events</w:t>
-            </w:r>
-            <w:proofErr w:type="spellEnd"/>
-            <w:r>
-              <w:rPr>
-                <w:rFonts w:cs="Arial"/>
-                <w:sz w:val="18"/>
-                <w:szCs w:val="18"/>
-                <w:lang w:val="en-US"/>
-              </w:rPr>
-              <w:t xml:space="preserve">; </w:t>
-            </w:r>
-            <w:proofErr w:type="spellStart"/>
-            <w:r>
-              <w:rPr>
-                <w:rFonts w:cs="Arial"/>
-                <w:sz w:val="18"/>
-                <w:szCs w:val="18"/>
-                <w:lang w:val="en-US"/>
-              </w:rPr>
-              <w:t>migraciones</w:t>
-            </w:r>
-            <w:proofErr w:type="spellEnd"/>
-            <w:r>
-              <w:rPr>
-                <w:rFonts w:cs="Arial"/>
-                <w:sz w:val="18"/>
-                <w:szCs w:val="18"/>
-                <w:lang w:val="en-US"/>
-              </w:rPr>
-              <w:t xml:space="preserve"> 001, 013–015</w:t>
+              <w:t>guard; actions/access.ts; access_events; migraciones 001, 013–015</w:t>
             </w:r>
           </w:p>
         </w:tc>
@@ -47118,67 +46062,7 @@
                 <w:szCs w:val="18"/>
                 <w:lang w:val="en-US"/>
               </w:rPr>
-              <w:t>guard; actions/</w:t>
-            </w:r>
-            <w:proofErr w:type="spellStart"/>
-            <w:r>
-              <w:rPr>
-                <w:rFonts w:cs="Arial"/>
-                <w:sz w:val="18"/>
-                <w:szCs w:val="18"/>
-                <w:lang w:val="en-US"/>
-              </w:rPr>
-              <w:t>access.ts</w:t>
-            </w:r>
-            <w:proofErr w:type="spellEnd"/>
-            <w:r>
-              <w:rPr>
-                <w:rFonts w:cs="Arial"/>
-                <w:sz w:val="18"/>
-                <w:szCs w:val="18"/>
-                <w:lang w:val="en-US"/>
-              </w:rPr>
-              <w:t xml:space="preserve">; </w:t>
-            </w:r>
-            <w:proofErr w:type="spellStart"/>
-            <w:r>
-              <w:rPr>
-                <w:rFonts w:cs="Arial"/>
-                <w:sz w:val="18"/>
-                <w:szCs w:val="18"/>
-                <w:lang w:val="en-US"/>
-              </w:rPr>
-              <w:t>access_events</w:t>
-            </w:r>
-            <w:proofErr w:type="spellEnd"/>
-            <w:r>
-              <w:rPr>
-                <w:rFonts w:cs="Arial"/>
-                <w:sz w:val="18"/>
-                <w:szCs w:val="18"/>
-                <w:lang w:val="en-US"/>
-              </w:rPr>
-              <w:t xml:space="preserve">; </w:t>
-            </w:r>
-            <w:proofErr w:type="spellStart"/>
-            <w:r>
-              <w:rPr>
-                <w:rFonts w:cs="Arial"/>
-                <w:sz w:val="18"/>
-                <w:szCs w:val="18"/>
-                <w:lang w:val="en-US"/>
-              </w:rPr>
-              <w:t>migraciones</w:t>
-            </w:r>
-            <w:proofErr w:type="spellEnd"/>
-            <w:r>
-              <w:rPr>
-                <w:rFonts w:cs="Arial"/>
-                <w:sz w:val="18"/>
-                <w:szCs w:val="18"/>
-                <w:lang w:val="en-US"/>
-              </w:rPr>
-              <w:t xml:space="preserve"> 001, 013–015</w:t>
+              <w:t>guard; actions/access.ts; access_events; migraciones 001, 013–015</w:t>
             </w:r>
           </w:p>
         </w:tc>
@@ -47356,43 +46240,7 @@
                 <w:sz w:val="18"/>
                 <w:szCs w:val="18"/>
               </w:rPr>
-              <w:t xml:space="preserve">Código, configuración y esquema inspeccionados; </w:t>
-            </w:r>
-            <w:proofErr w:type="spellStart"/>
-            <w:r>
-              <w:rPr>
-                <w:rFonts w:cs="Arial"/>
-                <w:sz w:val="18"/>
-                <w:szCs w:val="18"/>
-              </w:rPr>
-              <w:t>npm</w:t>
-            </w:r>
-            <w:proofErr w:type="spellEnd"/>
-            <w:r>
-              <w:rPr>
-                <w:rFonts w:cs="Arial"/>
-                <w:sz w:val="18"/>
-                <w:szCs w:val="18"/>
-              </w:rPr>
-              <w:t xml:space="preserve"> run </w:t>
-            </w:r>
-            <w:proofErr w:type="spellStart"/>
-            <w:r>
-              <w:rPr>
-                <w:rFonts w:cs="Arial"/>
-                <w:sz w:val="18"/>
-                <w:szCs w:val="18"/>
-              </w:rPr>
-              <w:t>build</w:t>
-            </w:r>
-            <w:proofErr w:type="spellEnd"/>
-            <w:r>
-              <w:rPr>
-                <w:rFonts w:cs="Arial"/>
-                <w:sz w:val="18"/>
-                <w:szCs w:val="18"/>
-              </w:rPr>
-              <w:t xml:space="preserve"> exitoso</w:t>
+              <w:t>Código, configuración y esquema inspeccionados; npm run build exitoso</w:t>
             </w:r>
           </w:p>
         </w:tc>
@@ -47573,67 +46421,7 @@
                 <w:szCs w:val="18"/>
                 <w:lang w:val="en-US"/>
               </w:rPr>
-              <w:t>guard; actions/</w:t>
-            </w:r>
-            <w:proofErr w:type="spellStart"/>
-            <w:r>
-              <w:rPr>
-                <w:rFonts w:cs="Arial"/>
-                <w:sz w:val="18"/>
-                <w:szCs w:val="18"/>
-                <w:lang w:val="en-US"/>
-              </w:rPr>
-              <w:t>access.ts</w:t>
-            </w:r>
-            <w:proofErr w:type="spellEnd"/>
-            <w:r>
-              <w:rPr>
-                <w:rFonts w:cs="Arial"/>
-                <w:sz w:val="18"/>
-                <w:szCs w:val="18"/>
-                <w:lang w:val="en-US"/>
-              </w:rPr>
-              <w:t xml:space="preserve">; </w:t>
-            </w:r>
-            <w:proofErr w:type="spellStart"/>
-            <w:r>
-              <w:rPr>
-                <w:rFonts w:cs="Arial"/>
-                <w:sz w:val="18"/>
-                <w:szCs w:val="18"/>
-                <w:lang w:val="en-US"/>
-              </w:rPr>
-              <w:t>access_events</w:t>
-            </w:r>
-            <w:proofErr w:type="spellEnd"/>
-            <w:r>
-              <w:rPr>
-                <w:rFonts w:cs="Arial"/>
-                <w:sz w:val="18"/>
-                <w:szCs w:val="18"/>
-                <w:lang w:val="en-US"/>
-              </w:rPr>
-              <w:t xml:space="preserve">; </w:t>
-            </w:r>
-            <w:proofErr w:type="spellStart"/>
-            <w:r>
-              <w:rPr>
-                <w:rFonts w:cs="Arial"/>
-                <w:sz w:val="18"/>
-                <w:szCs w:val="18"/>
-                <w:lang w:val="en-US"/>
-              </w:rPr>
-              <w:t>migraciones</w:t>
-            </w:r>
-            <w:proofErr w:type="spellEnd"/>
-            <w:r>
-              <w:rPr>
-                <w:rFonts w:cs="Arial"/>
-                <w:sz w:val="18"/>
-                <w:szCs w:val="18"/>
-                <w:lang w:val="en-US"/>
-              </w:rPr>
-              <w:t xml:space="preserve"> 001, 013–015</w:t>
+              <w:t>guard; actions/access.ts; access_events; migraciones 001, 013–015</w:t>
             </w:r>
           </w:p>
         </w:tc>
@@ -47804,149 +46592,13 @@
             <w:pPr>
               <w:spacing w:line="360" w:lineRule="auto"/>
             </w:pPr>
-            <w:proofErr w:type="spellStart"/>
-            <w:r>
-              <w:rPr>
-                <w:rFonts w:cs="Arial"/>
-                <w:sz w:val="18"/>
-                <w:szCs w:val="18"/>
-              </w:rPr>
-              <w:t>src</w:t>
-            </w:r>
-            <w:proofErr w:type="spellEnd"/>
-            <w:r>
-              <w:rPr>
-                <w:rFonts w:cs="Arial"/>
-                <w:sz w:val="18"/>
-                <w:szCs w:val="18"/>
-              </w:rPr>
-              <w:t>/</w:t>
-            </w:r>
-            <w:proofErr w:type="spellStart"/>
-            <w:r>
-              <w:rPr>
-                <w:rFonts w:cs="Arial"/>
-                <w:sz w:val="18"/>
-                <w:szCs w:val="18"/>
-              </w:rPr>
-              <w:t>lib</w:t>
-            </w:r>
-            <w:proofErr w:type="spellEnd"/>
-            <w:r>
-              <w:rPr>
-                <w:rFonts w:cs="Arial"/>
-                <w:sz w:val="18"/>
-                <w:szCs w:val="18"/>
-              </w:rPr>
-              <w:t>/</w:t>
-            </w:r>
-            <w:proofErr w:type="spellStart"/>
-            <w:r>
-              <w:rPr>
-                <w:rFonts w:cs="Arial"/>
-                <w:sz w:val="18"/>
-                <w:szCs w:val="18"/>
-              </w:rPr>
-              <w:t>auth.ts</w:t>
-            </w:r>
-            <w:proofErr w:type="spellEnd"/>
-            <w:r>
-              <w:rPr>
-                <w:rFonts w:cs="Arial"/>
-                <w:sz w:val="18"/>
-                <w:szCs w:val="18"/>
-              </w:rPr>
-              <w:t xml:space="preserve">; </w:t>
-            </w:r>
-            <w:proofErr w:type="spellStart"/>
-            <w:r>
-              <w:rPr>
-                <w:rFonts w:cs="Arial"/>
-                <w:sz w:val="18"/>
-                <w:szCs w:val="18"/>
-              </w:rPr>
-              <w:t>src</w:t>
-            </w:r>
-            <w:proofErr w:type="spellEnd"/>
-            <w:r>
-              <w:rPr>
-                <w:rFonts w:cs="Arial"/>
-                <w:sz w:val="18"/>
-                <w:szCs w:val="18"/>
-              </w:rPr>
-              <w:t>/</w:t>
-            </w:r>
-            <w:proofErr w:type="spellStart"/>
-            <w:r>
-              <w:rPr>
-                <w:rFonts w:cs="Arial"/>
-                <w:sz w:val="18"/>
-                <w:szCs w:val="18"/>
-              </w:rPr>
-              <w:t>lib</w:t>
-            </w:r>
-            <w:proofErr w:type="spellEnd"/>
-            <w:r>
-              <w:rPr>
-                <w:rFonts w:cs="Arial"/>
-                <w:sz w:val="18"/>
-                <w:szCs w:val="18"/>
-              </w:rPr>
-              <w:t>/</w:t>
-            </w:r>
-            <w:proofErr w:type="spellStart"/>
-            <w:r>
-              <w:rPr>
-                <w:rFonts w:cs="Arial"/>
-                <w:sz w:val="18"/>
-                <w:szCs w:val="18"/>
-              </w:rPr>
-              <w:t>permissions.ts</w:t>
-            </w:r>
-            <w:proofErr w:type="spellEnd"/>
-            <w:r>
-              <w:rPr>
-                <w:rFonts w:cs="Arial"/>
-                <w:sz w:val="18"/>
-                <w:szCs w:val="18"/>
-              </w:rPr>
-              <w:t xml:space="preserve">; </w:t>
-            </w:r>
-            <w:proofErr w:type="spellStart"/>
-            <w:r>
-              <w:rPr>
-                <w:rFonts w:cs="Arial"/>
-                <w:sz w:val="18"/>
-                <w:szCs w:val="18"/>
-              </w:rPr>
-              <w:t>src</w:t>
-            </w:r>
-            <w:proofErr w:type="spellEnd"/>
-            <w:r>
-              <w:rPr>
-                <w:rFonts w:cs="Arial"/>
-                <w:sz w:val="18"/>
-                <w:szCs w:val="18"/>
-              </w:rPr>
-              <w:t>/</w:t>
-            </w:r>
-            <w:proofErr w:type="spellStart"/>
-            <w:r>
-              <w:rPr>
-                <w:rFonts w:cs="Arial"/>
-                <w:sz w:val="18"/>
-                <w:szCs w:val="18"/>
-              </w:rPr>
-              <w:t>middleware.ts</w:t>
-            </w:r>
-            <w:proofErr w:type="spellEnd"/>
-            <w:r>
-              <w:rPr>
-                <w:rFonts w:cs="Arial"/>
-                <w:sz w:val="18"/>
-                <w:szCs w:val="18"/>
-              </w:rPr>
-              <w:t>; políticas RLS</w:t>
+            <w:r>
+              <w:rPr>
+                <w:rFonts w:cs="Arial"/>
+                <w:sz w:val="18"/>
+                <w:szCs w:val="18"/>
+              </w:rPr>
+              <w:t>src/lib/auth.ts; src/lib/permissions.ts; src/middleware.ts; políticas RLS</w:t>
             </w:r>
           </w:p>
         </w:tc>
@@ -48140,43 +46792,7 @@
                 <w:sz w:val="18"/>
                 <w:szCs w:val="18"/>
               </w:rPr>
-              <w:t xml:space="preserve">Código, configuración y esquema inspeccionados; </w:t>
-            </w:r>
-            <w:proofErr w:type="spellStart"/>
-            <w:r>
-              <w:rPr>
-                <w:rFonts w:cs="Arial"/>
-                <w:sz w:val="18"/>
-                <w:szCs w:val="18"/>
-              </w:rPr>
-              <w:t>npm</w:t>
-            </w:r>
-            <w:proofErr w:type="spellEnd"/>
-            <w:r>
-              <w:rPr>
-                <w:rFonts w:cs="Arial"/>
-                <w:sz w:val="18"/>
-                <w:szCs w:val="18"/>
-              </w:rPr>
-              <w:t xml:space="preserve"> run </w:t>
-            </w:r>
-            <w:proofErr w:type="spellStart"/>
-            <w:r>
-              <w:rPr>
-                <w:rFonts w:cs="Arial"/>
-                <w:sz w:val="18"/>
-                <w:szCs w:val="18"/>
-              </w:rPr>
-              <w:t>build</w:t>
-            </w:r>
-            <w:proofErr w:type="spellEnd"/>
-            <w:r>
-              <w:rPr>
-                <w:rFonts w:cs="Arial"/>
-                <w:sz w:val="18"/>
-                <w:szCs w:val="18"/>
-              </w:rPr>
-              <w:t xml:space="preserve"> exitoso</w:t>
+              <w:t>Código, configuración y esquema inspeccionados; npm run build exitoso</w:t>
             </w:r>
           </w:p>
         </w:tc>
@@ -48353,43 +46969,7 @@
                 <w:sz w:val="18"/>
                 <w:szCs w:val="18"/>
               </w:rPr>
-              <w:t xml:space="preserve">Código, configuración y esquema inspeccionados; </w:t>
-            </w:r>
-            <w:proofErr w:type="spellStart"/>
-            <w:r>
-              <w:rPr>
-                <w:rFonts w:cs="Arial"/>
-                <w:sz w:val="18"/>
-                <w:szCs w:val="18"/>
-              </w:rPr>
-              <w:t>npm</w:t>
-            </w:r>
-            <w:proofErr w:type="spellEnd"/>
-            <w:r>
-              <w:rPr>
-                <w:rFonts w:cs="Arial"/>
-                <w:sz w:val="18"/>
-                <w:szCs w:val="18"/>
-              </w:rPr>
-              <w:t xml:space="preserve"> run </w:t>
-            </w:r>
-            <w:proofErr w:type="spellStart"/>
-            <w:r>
-              <w:rPr>
-                <w:rFonts w:cs="Arial"/>
-                <w:sz w:val="18"/>
-                <w:szCs w:val="18"/>
-              </w:rPr>
-              <w:t>build</w:t>
-            </w:r>
-            <w:proofErr w:type="spellEnd"/>
-            <w:r>
-              <w:rPr>
-                <w:rFonts w:cs="Arial"/>
-                <w:sz w:val="18"/>
-                <w:szCs w:val="18"/>
-              </w:rPr>
-              <w:t xml:space="preserve"> exitoso</w:t>
+              <w:t>Código, configuración y esquema inspeccionados; npm run build exitoso</w:t>
             </w:r>
           </w:p>
         </w:tc>
@@ -48567,43 +47147,7 @@
                 <w:sz w:val="18"/>
                 <w:szCs w:val="18"/>
               </w:rPr>
-              <w:t xml:space="preserve">Código, configuración y esquema inspeccionados; </w:t>
-            </w:r>
-            <w:proofErr w:type="spellStart"/>
-            <w:r>
-              <w:rPr>
-                <w:rFonts w:cs="Arial"/>
-                <w:sz w:val="18"/>
-                <w:szCs w:val="18"/>
-              </w:rPr>
-              <w:t>npm</w:t>
-            </w:r>
-            <w:proofErr w:type="spellEnd"/>
-            <w:r>
-              <w:rPr>
-                <w:rFonts w:cs="Arial"/>
-                <w:sz w:val="18"/>
-                <w:szCs w:val="18"/>
-              </w:rPr>
-              <w:t xml:space="preserve"> run </w:t>
-            </w:r>
-            <w:proofErr w:type="spellStart"/>
-            <w:r>
-              <w:rPr>
-                <w:rFonts w:cs="Arial"/>
-                <w:sz w:val="18"/>
-                <w:szCs w:val="18"/>
-              </w:rPr>
-              <w:t>build</w:t>
-            </w:r>
-            <w:proofErr w:type="spellEnd"/>
-            <w:r>
-              <w:rPr>
-                <w:rFonts w:cs="Arial"/>
-                <w:sz w:val="18"/>
-                <w:szCs w:val="18"/>
-              </w:rPr>
-              <w:t xml:space="preserve"> exitoso</w:t>
+              <w:t>Código, configuración y esquema inspeccionados; npm run build exitoso</w:t>
             </w:r>
           </w:p>
         </w:tc>
@@ -48822,59 +47366,13 @@
             <w:pPr>
               <w:spacing w:line="360" w:lineRule="auto"/>
             </w:pPr>
-            <w:proofErr w:type="spellStart"/>
-            <w:r>
-              <w:rPr>
-                <w:rFonts w:cs="Arial"/>
-                <w:sz w:val="18"/>
-                <w:szCs w:val="18"/>
-              </w:rPr>
-              <w:t>actions</w:t>
-            </w:r>
-            <w:proofErr w:type="spellEnd"/>
-            <w:r>
-              <w:rPr>
-                <w:rFonts w:cs="Arial"/>
-                <w:sz w:val="18"/>
-                <w:szCs w:val="18"/>
-              </w:rPr>
-              <w:t>/</w:t>
-            </w:r>
-            <w:proofErr w:type="spellStart"/>
-            <w:r>
-              <w:rPr>
-                <w:rFonts w:cs="Arial"/>
-                <w:sz w:val="18"/>
-                <w:szCs w:val="18"/>
-              </w:rPr>
-              <w:t>qr-credentials.ts</w:t>
-            </w:r>
-            <w:proofErr w:type="spellEnd"/>
-            <w:r>
-              <w:rPr>
-                <w:rFonts w:cs="Arial"/>
-                <w:sz w:val="18"/>
-                <w:szCs w:val="18"/>
-              </w:rPr>
-              <w:t xml:space="preserve">; </w:t>
-            </w:r>
-            <w:proofErr w:type="spellStart"/>
-            <w:r>
-              <w:rPr>
-                <w:rFonts w:cs="Arial"/>
-                <w:sz w:val="18"/>
-                <w:szCs w:val="18"/>
-              </w:rPr>
-              <w:t>qr-credential-validator.tsx</w:t>
-            </w:r>
-            <w:proofErr w:type="spellEnd"/>
-            <w:r>
-              <w:rPr>
-                <w:rFonts w:cs="Arial"/>
-                <w:sz w:val="18"/>
-                <w:szCs w:val="18"/>
-              </w:rPr>
-              <w:t>; migraciones 006–007</w:t>
+            <w:r>
+              <w:rPr>
+                <w:rFonts w:cs="Arial"/>
+                <w:sz w:val="18"/>
+                <w:szCs w:val="18"/>
+              </w:rPr>
+              <w:t>actions/qr-credentials.ts; qr-credential-validator.tsx; migraciones 006–007</w:t>
             </w:r>
           </w:p>
         </w:tc>
@@ -48970,25 +47468,7 @@
                 <w:szCs w:val="18"/>
               </w:rPr>
               <w:br/>
-              <w:t xml:space="preserve">Historia/tarea: T-RNF13: </w:t>
-            </w:r>
-            <w:proofErr w:type="spellStart"/>
-            <w:r>
-              <w:rPr>
-                <w:rFonts w:cs="Arial"/>
-                <w:sz w:val="18"/>
-                <w:szCs w:val="18"/>
-              </w:rPr>
-              <w:t>Admin</w:t>
-            </w:r>
-            <w:proofErr w:type="spellEnd"/>
-            <w:r>
-              <w:rPr>
-                <w:rFonts w:cs="Arial"/>
-                <w:sz w:val="18"/>
-                <w:szCs w:val="18"/>
-              </w:rPr>
-              <w:t xml:space="preserve"> requiere auditoria de acciones criticas</w:t>
+              <w:t>Historia/tarea: T-RNF13: Admin requiere auditoria de acciones criticas</w:t>
             </w:r>
           </w:p>
         </w:tc>
@@ -49081,67 +47561,7 @@
                 <w:szCs w:val="18"/>
                 <w:lang w:val="en-US"/>
               </w:rPr>
-              <w:t>guard; actions/</w:t>
-            </w:r>
-            <w:proofErr w:type="spellStart"/>
-            <w:r>
-              <w:rPr>
-                <w:rFonts w:cs="Arial"/>
-                <w:sz w:val="18"/>
-                <w:szCs w:val="18"/>
-                <w:lang w:val="en-US"/>
-              </w:rPr>
-              <w:t>access.ts</w:t>
-            </w:r>
-            <w:proofErr w:type="spellEnd"/>
-            <w:r>
-              <w:rPr>
-                <w:rFonts w:cs="Arial"/>
-                <w:sz w:val="18"/>
-                <w:szCs w:val="18"/>
-                <w:lang w:val="en-US"/>
-              </w:rPr>
-              <w:t xml:space="preserve">; </w:t>
-            </w:r>
-            <w:proofErr w:type="spellStart"/>
-            <w:r>
-              <w:rPr>
-                <w:rFonts w:cs="Arial"/>
-                <w:sz w:val="18"/>
-                <w:szCs w:val="18"/>
-                <w:lang w:val="en-US"/>
-              </w:rPr>
-              <w:t>access_events</w:t>
-            </w:r>
-            <w:proofErr w:type="spellEnd"/>
-            <w:r>
-              <w:rPr>
-                <w:rFonts w:cs="Arial"/>
-                <w:sz w:val="18"/>
-                <w:szCs w:val="18"/>
-                <w:lang w:val="en-US"/>
-              </w:rPr>
-              <w:t xml:space="preserve">; </w:t>
-            </w:r>
-            <w:proofErr w:type="spellStart"/>
-            <w:r>
-              <w:rPr>
-                <w:rFonts w:cs="Arial"/>
-                <w:sz w:val="18"/>
-                <w:szCs w:val="18"/>
-                <w:lang w:val="en-US"/>
-              </w:rPr>
-              <w:t>migraciones</w:t>
-            </w:r>
-            <w:proofErr w:type="spellEnd"/>
-            <w:r>
-              <w:rPr>
-                <w:rFonts w:cs="Arial"/>
-                <w:sz w:val="18"/>
-                <w:szCs w:val="18"/>
-                <w:lang w:val="en-US"/>
-              </w:rPr>
-              <w:t xml:space="preserve"> 001, 013–015</w:t>
+              <w:t>guard; actions/access.ts; access_events; migraciones 001, 013–015</w:t>
             </w:r>
           </w:p>
         </w:tc>
@@ -49292,25 +47712,7 @@
                 <w:sz w:val="18"/>
                 <w:szCs w:val="18"/>
               </w:rPr>
-              <w:t xml:space="preserve">Componente: </w:t>
-            </w:r>
-            <w:proofErr w:type="spellStart"/>
-            <w:r>
-              <w:rPr>
-                <w:rFonts w:cs="Arial"/>
-                <w:sz w:val="18"/>
-                <w:szCs w:val="18"/>
-              </w:rPr>
-              <w:t>Testing</w:t>
-            </w:r>
-            <w:proofErr w:type="spellEnd"/>
-            <w:r>
-              <w:rPr>
-                <w:rFonts w:cs="Arial"/>
-                <w:sz w:val="18"/>
-                <w:szCs w:val="18"/>
-              </w:rPr>
-              <w:t xml:space="preserve"> / Calidad</w:t>
+              <w:t>Componente: Testing / Calidad</w:t>
             </w:r>
             <w:r>
               <w:rPr>
@@ -49331,41 +47733,13 @@
             <w:pPr>
               <w:spacing w:line="360" w:lineRule="auto"/>
             </w:pPr>
-            <w:proofErr w:type="spellStart"/>
-            <w:r>
-              <w:rPr>
-                <w:rFonts w:cs="Arial"/>
-                <w:sz w:val="18"/>
-                <w:szCs w:val="18"/>
-              </w:rPr>
-              <w:t>docs</w:t>
-            </w:r>
-            <w:proofErr w:type="spellEnd"/>
-            <w:r>
-              <w:rPr>
-                <w:rFonts w:cs="Arial"/>
-                <w:sz w:val="18"/>
-                <w:szCs w:val="18"/>
-              </w:rPr>
-              <w:t>/test-</w:t>
-            </w:r>
-            <w:proofErr w:type="spellStart"/>
-            <w:r>
-              <w:rPr>
-                <w:rFonts w:cs="Arial"/>
-                <w:sz w:val="18"/>
-                <w:szCs w:val="18"/>
-              </w:rPr>
-              <w:t>plan.feature</w:t>
-            </w:r>
-            <w:proofErr w:type="spellEnd"/>
-            <w:r>
-              <w:rPr>
-                <w:rFonts w:cs="Arial"/>
-                <w:sz w:val="18"/>
-                <w:szCs w:val="18"/>
-              </w:rPr>
-              <w:t>; no se encontró suite ejecutable</w:t>
+            <w:r>
+              <w:rPr>
+                <w:rFonts w:cs="Arial"/>
+                <w:sz w:val="18"/>
+                <w:szCs w:val="18"/>
+              </w:rPr>
+              <w:t>docs/test-plan.feature; no se encontró suite ejecutable</w:t>
             </w:r>
           </w:p>
         </w:tc>
@@ -49419,43 +47793,7 @@
                 <w:sz w:val="18"/>
                 <w:szCs w:val="18"/>
               </w:rPr>
-              <w:t xml:space="preserve">Solo existe un plan </w:t>
-            </w:r>
-            <w:proofErr w:type="spellStart"/>
-            <w:r>
-              <w:rPr>
-                <w:rFonts w:cs="Arial"/>
-                <w:sz w:val="18"/>
-                <w:szCs w:val="18"/>
-              </w:rPr>
-              <w:t>Gherkin</w:t>
-            </w:r>
-            <w:proofErr w:type="spellEnd"/>
-            <w:r>
-              <w:rPr>
-                <w:rFonts w:cs="Arial"/>
-                <w:sz w:val="18"/>
-                <w:szCs w:val="18"/>
-              </w:rPr>
-              <w:t xml:space="preserve"> documental; no hay suite Playwright, step </w:t>
-            </w:r>
-            <w:proofErr w:type="spellStart"/>
-            <w:r>
-              <w:rPr>
-                <w:rFonts w:cs="Arial"/>
-                <w:sz w:val="18"/>
-                <w:szCs w:val="18"/>
-              </w:rPr>
-              <w:t>definitions</w:t>
-            </w:r>
-            <w:proofErr w:type="spellEnd"/>
-            <w:r>
-              <w:rPr>
-                <w:rFonts w:cs="Arial"/>
-                <w:sz w:val="18"/>
-                <w:szCs w:val="18"/>
-              </w:rPr>
-              <w:t xml:space="preserve"> ni reportes ejecutables.</w:t>
+              <w:t>Solo existe un plan Gherkin documental; no hay suite Playwright, step definitions ni reportes ejecutables.</w:t>
             </w:r>
           </w:p>
         </w:tc>
@@ -49497,25 +47835,7 @@
                 <w:szCs w:val="18"/>
               </w:rPr>
               <w:br/>
-              <w:t xml:space="preserve">Historia/tarea: T-RNF15: </w:t>
-            </w:r>
-            <w:proofErr w:type="spellStart"/>
-            <w:r>
-              <w:rPr>
-                <w:rFonts w:cs="Arial"/>
-                <w:sz w:val="18"/>
-                <w:szCs w:val="18"/>
-              </w:rPr>
-              <w:t>Admin</w:t>
-            </w:r>
-            <w:proofErr w:type="spellEnd"/>
-            <w:r>
-              <w:rPr>
-                <w:rFonts w:cs="Arial"/>
-                <w:sz w:val="18"/>
-                <w:szCs w:val="18"/>
-              </w:rPr>
-              <w:t xml:space="preserve"> requiere </w:t>
+              <w:t xml:space="preserve">Historia/tarea: T-RNF15: Admin requiere </w:t>
             </w:r>
             <w:r>
               <w:rPr>
@@ -49688,67 +48008,7 @@
                 <w:szCs w:val="18"/>
                 <w:lang w:val="en-US"/>
               </w:rPr>
-              <w:t>guard; actions/</w:t>
-            </w:r>
-            <w:proofErr w:type="spellStart"/>
-            <w:r>
-              <w:rPr>
-                <w:rFonts w:cs="Arial"/>
-                <w:sz w:val="18"/>
-                <w:szCs w:val="18"/>
-                <w:lang w:val="en-US"/>
-              </w:rPr>
-              <w:t>access.ts</w:t>
-            </w:r>
-            <w:proofErr w:type="spellEnd"/>
-            <w:r>
-              <w:rPr>
-                <w:rFonts w:cs="Arial"/>
-                <w:sz w:val="18"/>
-                <w:szCs w:val="18"/>
-                <w:lang w:val="en-US"/>
-              </w:rPr>
-              <w:t xml:space="preserve">; </w:t>
-            </w:r>
-            <w:proofErr w:type="spellStart"/>
-            <w:r>
-              <w:rPr>
-                <w:rFonts w:cs="Arial"/>
-                <w:sz w:val="18"/>
-                <w:szCs w:val="18"/>
-                <w:lang w:val="en-US"/>
-              </w:rPr>
-              <w:t>access_events</w:t>
-            </w:r>
-            <w:proofErr w:type="spellEnd"/>
-            <w:r>
-              <w:rPr>
-                <w:rFonts w:cs="Arial"/>
-                <w:sz w:val="18"/>
-                <w:szCs w:val="18"/>
-                <w:lang w:val="en-US"/>
-              </w:rPr>
-              <w:t xml:space="preserve">; </w:t>
-            </w:r>
-            <w:proofErr w:type="spellStart"/>
-            <w:r>
-              <w:rPr>
-                <w:rFonts w:cs="Arial"/>
-                <w:sz w:val="18"/>
-                <w:szCs w:val="18"/>
-                <w:lang w:val="en-US"/>
-              </w:rPr>
-              <w:t>migraciones</w:t>
-            </w:r>
-            <w:proofErr w:type="spellEnd"/>
-            <w:r>
-              <w:rPr>
-                <w:rFonts w:cs="Arial"/>
-                <w:sz w:val="18"/>
-                <w:szCs w:val="18"/>
-                <w:lang w:val="en-US"/>
-              </w:rPr>
-              <w:t xml:space="preserve"> 001, 013–015</w:t>
+              <w:t>guard; actions/access.ts; access_events; migraciones 001, 013–015</w:t>
             </w:r>
           </w:p>
         </w:tc>
@@ -50136,39 +48396,8 @@
                 <w:szCs w:val="18"/>
                 <w:lang w:val="en-US"/>
               </w:rPr>
-              <w:t xml:space="preserve">No </w:t>
-            </w:r>
-            <w:proofErr w:type="spellStart"/>
-            <w:r>
-              <w:rPr>
-                <w:rFonts w:cs="Arial"/>
-                <w:sz w:val="18"/>
-                <w:szCs w:val="18"/>
-                <w:lang w:val="en-US"/>
-              </w:rPr>
-              <w:t>existe</w:t>
-            </w:r>
-            <w:proofErr w:type="spellEnd"/>
-            <w:r>
-              <w:rPr>
-                <w:rFonts w:cs="Arial"/>
-                <w:sz w:val="18"/>
-                <w:szCs w:val="18"/>
-                <w:lang w:val="en-US"/>
-              </w:rPr>
-              <w:t xml:space="preserve"> suite end-to-end </w:t>
-            </w:r>
-            <w:proofErr w:type="spellStart"/>
-            <w:r>
-              <w:rPr>
-                <w:rFonts w:cs="Arial"/>
-                <w:sz w:val="18"/>
-                <w:szCs w:val="18"/>
-                <w:lang w:val="en-US"/>
-              </w:rPr>
-              <w:t>ejecutable</w:t>
-            </w:r>
-            <w:proofErr w:type="spellEnd"/>
+              <w:t>No existe suite end-to-end ejecutable</w:t>
+            </w:r>
           </w:p>
         </w:tc>
         <w:tc>
@@ -50203,25 +48432,7 @@
                 <w:sz w:val="18"/>
                 <w:szCs w:val="18"/>
               </w:rPr>
-              <w:t xml:space="preserve">Configuración, </w:t>
-            </w:r>
-            <w:proofErr w:type="spellStart"/>
-            <w:r>
-              <w:rPr>
-                <w:rFonts w:cs="Arial"/>
-                <w:sz w:val="18"/>
-                <w:szCs w:val="18"/>
-              </w:rPr>
-              <w:t>tests</w:t>
-            </w:r>
-            <w:proofErr w:type="spellEnd"/>
-            <w:r>
-              <w:rPr>
-                <w:rFonts w:cs="Arial"/>
-                <w:sz w:val="18"/>
-                <w:szCs w:val="18"/>
-              </w:rPr>
-              <w:t>, reporte y artefactos</w:t>
+              <w:t>Configuración, tests, reporte y artefactos</w:t>
             </w:r>
           </w:p>
         </w:tc>
@@ -50761,57 +48972,25 @@
         <w:jc w:val="both"/>
       </w:pPr>
       <w:r>
-        <w:t xml:space="preserve">VALIDGATE corresponde a un monolito modular web. Para la validación académica, el dispositivo del expositor ejecuta los navegadores y una </w:t>
-      </w:r>
-      <w:proofErr w:type="spellStart"/>
-      <w:r>
-        <w:t>build</w:t>
-      </w:r>
-      <w:proofErr w:type="spellEnd"/>
-      <w:r>
-        <w:t xml:space="preserve"> de producción de Next.js sobre Node.js local. React, TypeScript y Tailwind CSS conforman la interfaz; los Server </w:t>
-      </w:r>
-      <w:proofErr w:type="spellStart"/>
-      <w:r>
-        <w:t>Components</w:t>
-      </w:r>
-      <w:proofErr w:type="spellEnd"/>
-      <w:r>
-        <w:t>, Server Actions y el Route Handler de autenticación concentran la lógica de aplicación. Supabase Cloud aporta autenticación, API de datos, funciones y políticas de seguridad, mientras PostgreSQL conserva perfiles, estudiantes, vínculos, credenciales, autorizaciones y eventos. GitHub mantiene el historial de código, pero no forma parte de la operación transaccional.</w:t>
-      </w:r>
-    </w:p>
-    <w:p>
-      <w:pPr>
-        <w:spacing w:line="360" w:lineRule="auto"/>
-        <w:jc w:val="both"/>
-      </w:pPr>
-      <w:r>
-        <w:t xml:space="preserve">La separación lógica comprende: a) presentación, formada por páginas y componentes; b) aplicación, representada por Server Actions y validaciones; c) acceso a servicios y datos, mediante clientes Supabase y funciones RPC; y d) persistencia, formada por tablas, restricciones, </w:t>
-      </w:r>
-      <w:proofErr w:type="spellStart"/>
-      <w:r>
-        <w:t>triggers</w:t>
-      </w:r>
-      <w:proofErr w:type="spellEnd"/>
-      <w:r>
-        <w:t>, funciones y RLS en PostgreSQL. La comunicación cliente-servidor y servidor-Supabase se realiza sobre HTTPS. Las operaciones sensibles verifican sesión, rol, institución y relaciones; las políticas RLS complementan el control de la aplicación.</w:t>
-      </w:r>
-    </w:p>
-    <w:p>
-      <w:pPr>
-        <w:spacing w:line="360" w:lineRule="auto"/>
-        <w:jc w:val="both"/>
-      </w:pPr>
-      <w:r>
-        <w:t xml:space="preserve">La trazabilidad se conserva principalmente en </w:t>
-      </w:r>
-      <w:proofErr w:type="spellStart"/>
-      <w:r>
-        <w:t>access_events</w:t>
-      </w:r>
-      <w:proofErr w:type="spellEnd"/>
-      <w:r>
-        <w:t xml:space="preserve"> y en los estados de solicitudes y credenciales. El diseño evita declarar microservicios o integraciones no observadas. Supabase Cloud es una dependencia externa del entorno de validación; por ello, conectividad, disponibilidad, recuperación y continuidad deben comprobarse antes de la defensa y antes de un eventual uso institucional. Vercel no es una dependencia del MVP y permanece como alternativa productiva futura.</w:t>
+        <w:t>VALIDGATE corresponde a un monolito modular web. Para la validación académica, el dispositivo del expositor ejecuta los navegadores y una build de producción de Next.js sobre Node.js local. React, TypeScript y Tailwind CSS conforman la interfaz; los Server Components, Server Actions y el Route Handler de autenticación concentran la lógica de aplicación. Supabase Cloud aporta autenticación, API de datos, funciones y políticas de seguridad, mientras PostgreSQL conserva perfiles, estudiantes, vínculos, credenciales, autorizaciones y eventos. GitHub mantiene el historial de código, pero no forma parte de la operación transaccional.</w:t>
+      </w:r>
+    </w:p>
+    <w:p>
+      <w:pPr>
+        <w:spacing w:line="360" w:lineRule="auto"/>
+        <w:jc w:val="both"/>
+      </w:pPr>
+      <w:r>
+        <w:t>La separación lógica comprende: a) presentación, formada por páginas y componentes; b) aplicación, representada por Server Actions y validaciones; c) acceso a servicios y datos, mediante clientes Supabase y funciones RPC; y d) persistencia, formada por tablas, restricciones, triggers, funciones y RLS en PostgreSQL. La comunicación cliente-servidor y servidor-Supabase se realiza sobre HTTPS. Las operaciones sensibles verifican sesión, rol, institución y relaciones; las políticas RLS complementan el control de la aplicación.</w:t>
+      </w:r>
+    </w:p>
+    <w:p>
+      <w:pPr>
+        <w:spacing w:line="360" w:lineRule="auto"/>
+        <w:jc w:val="both"/>
+      </w:pPr>
+      <w:r>
+        <w:t>La trazabilidad se conserva principalmente en access_events y en los estados de solicitudes y credenciales. El diseño evita declarar microservicios o integraciones no observadas. Supabase Cloud es una dependencia externa del entorno de validación; por ello, conectividad, disponibilidad, recuperación y continuidad deben comprobarse antes de la defensa y antes de un eventual uso institucional. Vercel no es una dependencia del MVP y permanece como alternativa productiva futura.</w:t>
       </w:r>
     </w:p>
     <w:p>
@@ -51049,15 +49228,7 @@
         <w:t xml:space="preserve">CU-02 Registrar o configurar perfil. </w:t>
       </w:r>
       <w:r>
-        <w:t xml:space="preserve">Actor principal: Usuario / </w:t>
-      </w:r>
-      <w:proofErr w:type="spellStart"/>
-      <w:r>
-        <w:t>admin</w:t>
-      </w:r>
-      <w:proofErr w:type="spellEnd"/>
-      <w:r>
-        <w:t>. Objetivo: Completar datos y políticas permitidas. Precondiciones: Sesión o flujo de registro. Flujo principal: Validar campos; guardar perfil o política. Flujos alternativos o excepciones: Datos inválidos o permiso insuficiente. Resultado: Perfil o configuración persistida.</w:t>
+        <w:t>Actor principal: Usuario / admin. Objetivo: Completar datos y políticas permitidas. Precondiciones: Sesión o flujo de registro. Flujo principal: Validar campos; guardar perfil o política. Flujos alternativos o excepciones: Datos inválidos o permiso insuficiente. Resultado: Perfil o configuración persistida.</w:t>
       </w:r>
     </w:p>
     <w:p>
@@ -51241,23 +49412,7 @@
         <w:t xml:space="preserve">CU-11 Configurar políticas institucionales. </w:t>
       </w:r>
       <w:r>
-        <w:t xml:space="preserve">Actor principal: </w:t>
-      </w:r>
-      <w:proofErr w:type="spellStart"/>
-      <w:r>
-        <w:t>Admin</w:t>
-      </w:r>
-      <w:proofErr w:type="spellEnd"/>
-      <w:r>
-        <w:t xml:space="preserve">. Objetivo: Definir requisitos de ingreso/salida. Precondiciones: </w:t>
-      </w:r>
-      <w:proofErr w:type="spellStart"/>
-      <w:r>
-        <w:t>Admin</w:t>
-      </w:r>
-      <w:proofErr w:type="spellEnd"/>
-      <w:r>
-        <w:t xml:space="preserve"> de la institución. Flujo principal: Seleccionar política; validar; guardar. Flujos alternativos o excepciones: Rol insuficiente o valor inválido. Resultado: Reglas activas por institución.</w:t>
+        <w:t>Actor principal: Admin. Objetivo: Definir requisitos de ingreso/salida. Precondiciones: Admin de la institución. Flujo principal: Seleccionar política; validar; guardar. Flujos alternativos o excepciones: Rol insuficiente o valor inválido. Resultado: Reglas activas por institución.</w:t>
       </w:r>
     </w:p>
     <w:p>
@@ -51277,15 +49432,7 @@
         <w:t xml:space="preserve">CU-12 Gestionar mecanismos de validación. </w:t>
       </w:r>
       <w:r>
-        <w:t xml:space="preserve">Actor principal: </w:t>
-      </w:r>
-      <w:proofErr w:type="spellStart"/>
-      <w:r>
-        <w:t>Admin</w:t>
-      </w:r>
-      <w:proofErr w:type="spellEnd"/>
-      <w:r>
-        <w:t xml:space="preserve"> / sistema. Objetivo: Habilitar métodos soportados. Precondiciones: Política y método implementado. Flujo principal: Configurar método; aplicar en portería. Flujos alternativos o excepciones: Método no disponible o falla de dispositivo. Resultado: Método aplicado o contingencia registrada.</w:t>
+        <w:t>Actor principal: Admin / sistema. Objetivo: Habilitar métodos soportados. Precondiciones: Política y método implementado. Flujo principal: Configurar método; aplicar en portería. Flujos alternativos o excepciones: Método no disponible o falla de dispositivo. Resultado: Método aplicado o contingencia registrada.</w:t>
       </w:r>
     </w:p>
     <w:p>
@@ -51522,15 +49669,7 @@
         <w:jc w:val="both"/>
       </w:pPr>
       <w:r>
-        <w:t xml:space="preserve">El entorno de validación se representa conforme a los elementos utilizados en la defensa: navegadores en el PC del expositor; una </w:t>
-      </w:r>
-      <w:proofErr w:type="spellStart"/>
-      <w:r>
-        <w:t>build</w:t>
-      </w:r>
-      <w:proofErr w:type="spellEnd"/>
-      <w:r>
-        <w:t xml:space="preserve"> de producción de Next.js ejecutada localmente con Node.js; Supabase Cloud; Supabase Auth; Data API/RPC; y PostgreSQL. GitHub participa en el control de versiones, no en la atención de solicitudes funcionales.</w:t>
+        <w:t>El entorno de validación se representa conforme a los elementos utilizados en la defensa: navegadores en el PC del expositor; una build de producción de Next.js ejecutada localmente con Node.js; Supabase Cloud; Supabase Auth; Data API/RPC; y PostgreSQL. GitHub participa en el control de versiones, no en la atención de solicitudes funcionales.</w:t>
       </w:r>
     </w:p>
     <w:p>
@@ -51691,15 +49830,7 @@
         <w:jc w:val="both"/>
       </w:pPr>
       <w:r>
-        <w:t xml:space="preserve">El PC de demostración ejecuta Chrome, Edge y Firefox, junto con Node.js y el </w:t>
-      </w:r>
-      <w:proofErr w:type="spellStart"/>
-      <w:r>
-        <w:t>runtime</w:t>
-      </w:r>
-      <w:proofErr w:type="spellEnd"/>
-      <w:r>
-        <w:t xml:space="preserve"> de Next.js. Los navegadores acceden a la aplicación mediante localhost y la aplicación consume Supabase Cloud por HTTPS para autenticación y operaciones de datos; PostgreSQL mantiene la persistencia. Por ello, local no significa offline: la disponibilidad depende de Internet y de Supabase. La seguridad exige TLS hacia </w:t>
+        <w:t xml:space="preserve">El PC de demostración ejecuta Chrome, Edge y Firefox, junto con Node.js y el runtime de Next.js. Los navegadores acceden a la aplicación mediante localhost y la aplicación consume Supabase Cloud por HTTPS para autenticación y operaciones de datos; PostgreSQL mantiene la persistencia. Por ello, local no significa offline: la disponibilidad depende de Internet y de Supabase. La seguridad exige TLS hacia </w:t>
       </w:r>
       <w:r>
         <w:lastRenderedPageBreak/>
@@ -52236,7 +50367,7 @@
           <w:noProof/>
         </w:rPr>
         <w:drawing>
-          <wp:anchor distT="0" distB="0" distL="114300" distR="114300" simplePos="0" relativeHeight="251660288" behindDoc="0" locked="0" layoutInCell="1" allowOverlap="1" wp14:anchorId="64A06245" wp14:editId="79E9034E">
+          <wp:anchor distT="0" distB="0" distL="114300" distR="114300" simplePos="0" relativeHeight="251661312" behindDoc="0" locked="0" layoutInCell="1" allowOverlap="1" wp14:anchorId="64A06245" wp14:editId="79E9034E">
             <wp:simplePos x="0" y="0"/>
             <wp:positionH relativeFrom="column">
               <wp:posOffset>-297180</wp:posOffset>
@@ -52478,15 +50609,7 @@
         <w:jc w:val="both"/>
       </w:pPr>
       <w:r>
-        <w:t xml:space="preserve">Para la validación académica, Next.js se ejecuta como </w:t>
-      </w:r>
-      <w:proofErr w:type="spellStart"/>
-      <w:r>
-        <w:t>build</w:t>
-      </w:r>
-      <w:proofErr w:type="spellEnd"/>
-      <w:r>
-        <w:t xml:space="preserve"> de producción local en el PC de demostración y GitHub se utiliza para controlar las versiones del código fuente. Vercel u otra plataforma compatible se considera una evolución productiva futura, no un requisito para demostrar el MVP.</w:t>
+        <w:t>Para la validación académica, Next.js se ejecuta como build de producción local en el PC de demostración y GitHub se utiliza para controlar las versiones del código fuente. Vercel u otra plataforma compatible se considera una evolución productiva futura, no un requisito para demostrar el MVP.</w:t>
       </w:r>
     </w:p>
     <w:p>
@@ -53163,15 +51286,7 @@
         <w:jc w:val="both"/>
       </w:pPr>
       <w:r>
-        <w:t xml:space="preserve">La plataforma distribuye la presentación y lógica de aplicación en Next.js, el acceso a datos y autenticación en Supabase, y la persistencia en PostgreSQL. Para la validación académica, Next.js se ejecuta localmente como </w:t>
-      </w:r>
-      <w:proofErr w:type="spellStart"/>
-      <w:r>
-        <w:t>build</w:t>
-      </w:r>
-      <w:proofErr w:type="spellEnd"/>
-      <w:r>
-        <w:t xml:space="preserve"> de producción y el código se versiona en GitHub. Un despliegue en Vercel o infraestructura equivalente corresponde a una evolución productiva futura.</w:t>
+        <w:t>La plataforma distribuye la presentación y lógica de aplicación en Next.js, el acceso a datos y autenticación en Supabase, y la persistencia en PostgreSQL. Para la validación académica, Next.js se ejecuta localmente como build de producción y el código se versiona en GitHub. Un despliegue en Vercel o infraestructura equivalente corresponde a una evolución productiva futura.</w:t>
       </w:r>
     </w:p>
     <w:p>
@@ -53190,7 +51305,13 @@
       <w:bookmarkStart w:id="119" w:name="_Toc238305553"/>
       <w:r>
         <w:lastRenderedPageBreak/>
-        <w:t>Fragmentos de implementación representativos del MVP</w:t>
+        <w:t xml:space="preserve">Fragmentos de </w:t>
+      </w:r>
+      <w:r>
+        <w:t>desarrollo</w:t>
+      </w:r>
+      <w:r>
+        <w:t xml:space="preserve"> representativos del MVP</w:t>
       </w:r>
       <w:bookmarkEnd w:id="119"/>
       <w:r>
@@ -53294,9 +51415,14 @@
           <w:szCs w:val="16"/>
           <w:lang w:val="en-US"/>
         </w:rPr>
-        <w:t xml:space="preserve">function </w:t>
-      </w:r>
-      <w:proofErr w:type="spellStart"/>
+        <w:t>function resolvePolicyFailure({ eventType, exitKind, notes, policy,</w:t>
+      </w:r>
+      <w:r>
+        <w:rPr>
+          <w:lang w:val="en-US"/>
+        </w:rPr>
+        <w:br/>
+      </w:r>
       <w:r>
         <w:rPr>
           <w:rFonts w:ascii="Consolas" w:eastAsia="Consolas" w:hAnsi="Consolas" w:cs="Consolas"/>
@@ -53304,9 +51430,14 @@
           <w:szCs w:val="16"/>
           <w:lang w:val="en-US"/>
         </w:rPr>
-        <w:t>resolvePolicyFailure</w:t>
-      </w:r>
-      <w:proofErr w:type="spellEnd"/>
+        <w:t xml:space="preserve">  student, authenticatorPresented }: PolicyInput): AccessPolicyFailure | null {</w:t>
+      </w:r>
+      <w:r>
+        <w:rPr>
+          <w:lang w:val="en-US"/>
+        </w:rPr>
+        <w:br/>
+      </w:r>
       <w:r>
         <w:rPr>
           <w:rFonts w:ascii="Consolas" w:eastAsia="Consolas" w:hAnsi="Consolas" w:cs="Consolas"/>
@@ -53314,9 +51445,14 @@
           <w:szCs w:val="16"/>
           <w:lang w:val="en-US"/>
         </w:rPr>
-        <w:t xml:space="preserve">({ </w:t>
-      </w:r>
-      <w:proofErr w:type="spellStart"/>
+        <w:t xml:space="preserve">  const { requiresAuthenticator, authenticatorIsExclusive } =</w:t>
+      </w:r>
+      <w:r>
+        <w:rPr>
+          <w:lang w:val="en-US"/>
+        </w:rPr>
+        <w:br/>
+      </w:r>
       <w:r>
         <w:rPr>
           <w:rFonts w:ascii="Consolas" w:eastAsia="Consolas" w:hAnsi="Consolas" w:cs="Consolas"/>
@@ -53324,9 +51460,20 @@
           <w:szCs w:val="16"/>
           <w:lang w:val="en-US"/>
         </w:rPr>
-        <w:t>eventType</w:t>
-      </w:r>
-      <w:proofErr w:type="spellEnd"/>
+        <w:t xml:space="preserve">    getPolicyForEvent(policy, eventType);</w:t>
+      </w:r>
+      <w:r>
+        <w:rPr>
+          <w:lang w:val="en-US"/>
+        </w:rPr>
+        <w:br/>
+      </w:r>
+      <w:r>
+        <w:rPr>
+          <w:lang w:val="en-US"/>
+        </w:rPr>
+        <w:br/>
+      </w:r>
       <w:r>
         <w:rPr>
           <w:rFonts w:ascii="Consolas" w:eastAsia="Consolas" w:hAnsi="Consolas" w:cs="Consolas"/>
@@ -53334,9 +51481,14 @@
           <w:szCs w:val="16"/>
           <w:lang w:val="en-US"/>
         </w:rPr>
-        <w:t xml:space="preserve">, </w:t>
-      </w:r>
-      <w:proofErr w:type="spellStart"/>
+        <w:t xml:space="preserve">  if (eventType === 'INGRESO' &amp;&amp; student.is_in_institution)</w:t>
+      </w:r>
+      <w:r>
+        <w:rPr>
+          <w:lang w:val="en-US"/>
+        </w:rPr>
+        <w:br/>
+      </w:r>
       <w:r>
         <w:rPr>
           <w:rFonts w:ascii="Consolas" w:eastAsia="Consolas" w:hAnsi="Consolas" w:cs="Consolas"/>
@@ -53344,9 +51496,20 @@
           <w:szCs w:val="16"/>
           <w:lang w:val="en-US"/>
         </w:rPr>
-        <w:t>exitKind</w:t>
-      </w:r>
-      <w:proofErr w:type="spellEnd"/>
+        <w:t xml:space="preserve">    return 'ENTRY_ALREADY_ACTIVE';</w:t>
+      </w:r>
+      <w:r>
+        <w:rPr>
+          <w:lang w:val="en-US"/>
+        </w:rPr>
+        <w:br/>
+      </w:r>
+      <w:r>
+        <w:rPr>
+          <w:lang w:val="en-US"/>
+        </w:rPr>
+        <w:br/>
+      </w:r>
       <w:r>
         <w:rPr>
           <w:rFonts w:ascii="Consolas" w:eastAsia="Consolas" w:hAnsi="Consolas" w:cs="Consolas"/>
@@ -53354,7 +51517,7 @@
           <w:szCs w:val="16"/>
           <w:lang w:val="en-US"/>
         </w:rPr>
-        <w:t>, notes, policy,</w:t>
+        <w:t xml:space="preserve">  if (eventType === 'SALIDA') {</w:t>
       </w:r>
       <w:r>
         <w:rPr>
@@ -53369,9 +51532,14 @@
           <w:szCs w:val="16"/>
           <w:lang w:val="en-US"/>
         </w:rPr>
-        <w:t xml:space="preserve">  student, </w:t>
-      </w:r>
-      <w:proofErr w:type="spellStart"/>
+        <w:t xml:space="preserve">    if (!student.is_in_institution) return 'EXIT_WITHOUT_ACTIVE_ENTRY';</w:t>
+      </w:r>
+      <w:r>
+        <w:rPr>
+          <w:lang w:val="en-US"/>
+        </w:rPr>
+        <w:br/>
+      </w:r>
       <w:r>
         <w:rPr>
           <w:rFonts w:ascii="Consolas" w:eastAsia="Consolas" w:hAnsi="Consolas" w:cs="Consolas"/>
@@ -53379,9 +51547,14 @@
           <w:szCs w:val="16"/>
           <w:lang w:val="en-US"/>
         </w:rPr>
-        <w:t>authenticatorPresented</w:t>
-      </w:r>
-      <w:proofErr w:type="spellEnd"/>
+        <w:t xml:space="preserve">    if (exitKind === 'EXCEPCIONAL') return null;</w:t>
+      </w:r>
+      <w:r>
+        <w:rPr>
+          <w:lang w:val="en-US"/>
+        </w:rPr>
+        <w:br/>
+      </w:r>
       <w:r>
         <w:rPr>
           <w:rFonts w:ascii="Consolas" w:eastAsia="Consolas" w:hAnsi="Consolas" w:cs="Consolas"/>
@@ -53389,9 +51562,14 @@
           <w:szCs w:val="16"/>
           <w:lang w:val="en-US"/>
         </w:rPr>
-        <w:t xml:space="preserve"> }: </w:t>
-      </w:r>
-      <w:proofErr w:type="spellStart"/>
+        <w:t xml:space="preserve">    if (requiresAuthenticator &amp;&amp; authenticatorIsExclusive &amp;&amp;</w:t>
+      </w:r>
+      <w:r>
+        <w:rPr>
+          <w:lang w:val="en-US"/>
+        </w:rPr>
+        <w:br/>
+      </w:r>
       <w:r>
         <w:rPr>
           <w:rFonts w:ascii="Consolas" w:eastAsia="Consolas" w:hAnsi="Consolas" w:cs="Consolas"/>
@@ -53399,9 +51577,14 @@
           <w:szCs w:val="16"/>
           <w:lang w:val="en-US"/>
         </w:rPr>
-        <w:t>PolicyInput</w:t>
-      </w:r>
-      <w:proofErr w:type="spellEnd"/>
+        <w:t xml:space="preserve">        !authenticatorPresented) return 'AUTHENTICATOR_REQUIRED';</w:t>
+      </w:r>
+      <w:r>
+        <w:rPr>
+          <w:lang w:val="en-US"/>
+        </w:rPr>
+        <w:br/>
+      </w:r>
       <w:r>
         <w:rPr>
           <w:rFonts w:ascii="Consolas" w:eastAsia="Consolas" w:hAnsi="Consolas" w:cs="Consolas"/>
@@ -53409,9 +51592,14 @@
           <w:szCs w:val="16"/>
           <w:lang w:val="en-US"/>
         </w:rPr>
-        <w:t xml:space="preserve">): </w:t>
-      </w:r>
-      <w:proofErr w:type="spellStart"/>
+        <w:t xml:space="preserve">    if (exitKind === 'SOLO' &amp;&amp; !student.can_leave_alone)</w:t>
+      </w:r>
+      <w:r>
+        <w:rPr>
+          <w:lang w:val="en-US"/>
+        </w:rPr>
+        <w:br/>
+      </w:r>
       <w:r>
         <w:rPr>
           <w:rFonts w:ascii="Consolas" w:eastAsia="Consolas" w:hAnsi="Consolas" w:cs="Consolas"/>
@@ -53419,9 +51607,14 @@
           <w:szCs w:val="16"/>
           <w:lang w:val="en-US"/>
         </w:rPr>
-        <w:t>AccessPolicyFailure</w:t>
-      </w:r>
-      <w:proofErr w:type="spellEnd"/>
+        <w:t xml:space="preserve">      return 'EXIT_NOT_ALLOWED_ALONE';</w:t>
+      </w:r>
+      <w:r>
+        <w:rPr>
+          <w:lang w:val="en-US"/>
+        </w:rPr>
+        <w:br/>
+      </w:r>
       <w:r>
         <w:rPr>
           <w:rFonts w:ascii="Consolas" w:eastAsia="Consolas" w:hAnsi="Consolas" w:cs="Consolas"/>
@@ -53429,7 +51622,7 @@
           <w:szCs w:val="16"/>
           <w:lang w:val="en-US"/>
         </w:rPr>
-        <w:t xml:space="preserve"> | null {</w:t>
+        <w:t xml:space="preserve">    if (policy.exit_requires_observation_without_authenticator &amp;&amp;</w:t>
       </w:r>
       <w:r>
         <w:rPr>
@@ -53444,519 +51637,7 @@
           <w:szCs w:val="16"/>
           <w:lang w:val="en-US"/>
         </w:rPr>
-        <w:t xml:space="preserve">  const { </w:t>
-      </w:r>
-      <w:proofErr w:type="spellStart"/>
-      <w:r>
-        <w:rPr>
-          <w:rFonts w:ascii="Consolas" w:eastAsia="Consolas" w:hAnsi="Consolas" w:cs="Consolas"/>
-          <w:sz w:val="16"/>
-          <w:szCs w:val="16"/>
-          <w:lang w:val="en-US"/>
-        </w:rPr>
-        <w:t>requiresAuthenticator</w:t>
-      </w:r>
-      <w:proofErr w:type="spellEnd"/>
-      <w:r>
-        <w:rPr>
-          <w:rFonts w:ascii="Consolas" w:eastAsia="Consolas" w:hAnsi="Consolas" w:cs="Consolas"/>
-          <w:sz w:val="16"/>
-          <w:szCs w:val="16"/>
-          <w:lang w:val="en-US"/>
-        </w:rPr>
-        <w:t xml:space="preserve">, </w:t>
-      </w:r>
-      <w:proofErr w:type="spellStart"/>
-      <w:r>
-        <w:rPr>
-          <w:rFonts w:ascii="Consolas" w:eastAsia="Consolas" w:hAnsi="Consolas" w:cs="Consolas"/>
-          <w:sz w:val="16"/>
-          <w:szCs w:val="16"/>
-          <w:lang w:val="en-US"/>
-        </w:rPr>
-        <w:t>authenticatorIsExclusive</w:t>
-      </w:r>
-      <w:proofErr w:type="spellEnd"/>
-      <w:r>
-        <w:rPr>
-          <w:rFonts w:ascii="Consolas" w:eastAsia="Consolas" w:hAnsi="Consolas" w:cs="Consolas"/>
-          <w:sz w:val="16"/>
-          <w:szCs w:val="16"/>
-          <w:lang w:val="en-US"/>
-        </w:rPr>
-        <w:t xml:space="preserve"> } =</w:t>
-      </w:r>
-      <w:r>
-        <w:rPr>
-          <w:lang w:val="en-US"/>
-        </w:rPr>
-        <w:br/>
-      </w:r>
-      <w:r>
-        <w:rPr>
-          <w:rFonts w:ascii="Consolas" w:eastAsia="Consolas" w:hAnsi="Consolas" w:cs="Consolas"/>
-          <w:sz w:val="16"/>
-          <w:szCs w:val="16"/>
-          <w:lang w:val="en-US"/>
-        </w:rPr>
-        <w:t xml:space="preserve">    </w:t>
-      </w:r>
-      <w:proofErr w:type="spellStart"/>
-      <w:r>
-        <w:rPr>
-          <w:rFonts w:ascii="Consolas" w:eastAsia="Consolas" w:hAnsi="Consolas" w:cs="Consolas"/>
-          <w:sz w:val="16"/>
-          <w:szCs w:val="16"/>
-          <w:lang w:val="en-US"/>
-        </w:rPr>
-        <w:t>getPolicyForEvent</w:t>
-      </w:r>
-      <w:proofErr w:type="spellEnd"/>
-      <w:r>
-        <w:rPr>
-          <w:rFonts w:ascii="Consolas" w:eastAsia="Consolas" w:hAnsi="Consolas" w:cs="Consolas"/>
-          <w:sz w:val="16"/>
-          <w:szCs w:val="16"/>
-          <w:lang w:val="en-US"/>
-        </w:rPr>
-        <w:t xml:space="preserve">(policy, </w:t>
-      </w:r>
-      <w:proofErr w:type="spellStart"/>
-      <w:r>
-        <w:rPr>
-          <w:rFonts w:ascii="Consolas" w:eastAsia="Consolas" w:hAnsi="Consolas" w:cs="Consolas"/>
-          <w:sz w:val="16"/>
-          <w:szCs w:val="16"/>
-          <w:lang w:val="en-US"/>
-        </w:rPr>
-        <w:t>eventType</w:t>
-      </w:r>
-      <w:proofErr w:type="spellEnd"/>
-      <w:r>
-        <w:rPr>
-          <w:rFonts w:ascii="Consolas" w:eastAsia="Consolas" w:hAnsi="Consolas" w:cs="Consolas"/>
-          <w:sz w:val="16"/>
-          <w:szCs w:val="16"/>
-          <w:lang w:val="en-US"/>
-        </w:rPr>
-        <w:t>);</w:t>
-      </w:r>
-      <w:r>
-        <w:rPr>
-          <w:lang w:val="en-US"/>
-        </w:rPr>
-        <w:br/>
-      </w:r>
-      <w:r>
-        <w:rPr>
-          <w:lang w:val="en-US"/>
-        </w:rPr>
-        <w:br/>
-      </w:r>
-      <w:r>
-        <w:rPr>
-          <w:rFonts w:ascii="Consolas" w:eastAsia="Consolas" w:hAnsi="Consolas" w:cs="Consolas"/>
-          <w:sz w:val="16"/>
-          <w:szCs w:val="16"/>
-          <w:lang w:val="en-US"/>
-        </w:rPr>
-        <w:t xml:space="preserve">  if (</w:t>
-      </w:r>
-      <w:proofErr w:type="spellStart"/>
-      <w:r>
-        <w:rPr>
-          <w:rFonts w:ascii="Consolas" w:eastAsia="Consolas" w:hAnsi="Consolas" w:cs="Consolas"/>
-          <w:sz w:val="16"/>
-          <w:szCs w:val="16"/>
-          <w:lang w:val="en-US"/>
-        </w:rPr>
-        <w:t>eventType</w:t>
-      </w:r>
-      <w:proofErr w:type="spellEnd"/>
-      <w:r>
-        <w:rPr>
-          <w:rFonts w:ascii="Consolas" w:eastAsia="Consolas" w:hAnsi="Consolas" w:cs="Consolas"/>
-          <w:sz w:val="16"/>
-          <w:szCs w:val="16"/>
-          <w:lang w:val="en-US"/>
-        </w:rPr>
-        <w:t xml:space="preserve"> === 'INGRESO' &amp;&amp; </w:t>
-      </w:r>
-      <w:proofErr w:type="spellStart"/>
-      <w:r>
-        <w:rPr>
-          <w:rFonts w:ascii="Consolas" w:eastAsia="Consolas" w:hAnsi="Consolas" w:cs="Consolas"/>
-          <w:sz w:val="16"/>
-          <w:szCs w:val="16"/>
-          <w:lang w:val="en-US"/>
-        </w:rPr>
-        <w:t>student.is_in_institution</w:t>
-      </w:r>
-      <w:proofErr w:type="spellEnd"/>
-      <w:r>
-        <w:rPr>
-          <w:rFonts w:ascii="Consolas" w:eastAsia="Consolas" w:hAnsi="Consolas" w:cs="Consolas"/>
-          <w:sz w:val="16"/>
-          <w:szCs w:val="16"/>
-          <w:lang w:val="en-US"/>
-        </w:rPr>
-        <w:t>)</w:t>
-      </w:r>
-      <w:r>
-        <w:rPr>
-          <w:lang w:val="en-US"/>
-        </w:rPr>
-        <w:br/>
-      </w:r>
-      <w:r>
-        <w:rPr>
-          <w:rFonts w:ascii="Consolas" w:eastAsia="Consolas" w:hAnsi="Consolas" w:cs="Consolas"/>
-          <w:sz w:val="16"/>
-          <w:szCs w:val="16"/>
-          <w:lang w:val="en-US"/>
-        </w:rPr>
-        <w:t xml:space="preserve">    return 'ENTRY_ALREADY_ACTIVE';</w:t>
-      </w:r>
-      <w:r>
-        <w:rPr>
-          <w:lang w:val="en-US"/>
-        </w:rPr>
-        <w:br/>
-      </w:r>
-      <w:r>
-        <w:rPr>
-          <w:lang w:val="en-US"/>
-        </w:rPr>
-        <w:br/>
-      </w:r>
-      <w:r>
-        <w:rPr>
-          <w:rFonts w:ascii="Consolas" w:eastAsia="Consolas" w:hAnsi="Consolas" w:cs="Consolas"/>
-          <w:sz w:val="16"/>
-          <w:szCs w:val="16"/>
-          <w:lang w:val="en-US"/>
-        </w:rPr>
-        <w:t xml:space="preserve">  if (</w:t>
-      </w:r>
-      <w:proofErr w:type="spellStart"/>
-      <w:r>
-        <w:rPr>
-          <w:rFonts w:ascii="Consolas" w:eastAsia="Consolas" w:hAnsi="Consolas" w:cs="Consolas"/>
-          <w:sz w:val="16"/>
-          <w:szCs w:val="16"/>
-          <w:lang w:val="en-US"/>
-        </w:rPr>
-        <w:t>eventType</w:t>
-      </w:r>
-      <w:proofErr w:type="spellEnd"/>
-      <w:r>
-        <w:rPr>
-          <w:rFonts w:ascii="Consolas" w:eastAsia="Consolas" w:hAnsi="Consolas" w:cs="Consolas"/>
-          <w:sz w:val="16"/>
-          <w:szCs w:val="16"/>
-          <w:lang w:val="en-US"/>
-        </w:rPr>
-        <w:t xml:space="preserve"> === 'SALIDA') {</w:t>
-      </w:r>
-      <w:r>
-        <w:rPr>
-          <w:lang w:val="en-US"/>
-        </w:rPr>
-        <w:br/>
-      </w:r>
-      <w:r>
-        <w:rPr>
-          <w:rFonts w:ascii="Consolas" w:eastAsia="Consolas" w:hAnsi="Consolas" w:cs="Consolas"/>
-          <w:sz w:val="16"/>
-          <w:szCs w:val="16"/>
-          <w:lang w:val="en-US"/>
-        </w:rPr>
-        <w:t xml:space="preserve">    if (!</w:t>
-      </w:r>
-      <w:proofErr w:type="spellStart"/>
-      <w:r>
-        <w:rPr>
-          <w:rFonts w:ascii="Consolas" w:eastAsia="Consolas" w:hAnsi="Consolas" w:cs="Consolas"/>
-          <w:sz w:val="16"/>
-          <w:szCs w:val="16"/>
-          <w:lang w:val="en-US"/>
-        </w:rPr>
-        <w:t>student.is_in_institution</w:t>
-      </w:r>
-      <w:proofErr w:type="spellEnd"/>
-      <w:r>
-        <w:rPr>
-          <w:rFonts w:ascii="Consolas" w:eastAsia="Consolas" w:hAnsi="Consolas" w:cs="Consolas"/>
-          <w:sz w:val="16"/>
-          <w:szCs w:val="16"/>
-          <w:lang w:val="en-US"/>
-        </w:rPr>
-        <w:t>) return 'EXIT_WITHOUT_ACTIVE_ENTRY';</w:t>
-      </w:r>
-      <w:r>
-        <w:rPr>
-          <w:lang w:val="en-US"/>
-        </w:rPr>
-        <w:br/>
-      </w:r>
-      <w:r>
-        <w:rPr>
-          <w:rFonts w:ascii="Consolas" w:eastAsia="Consolas" w:hAnsi="Consolas" w:cs="Consolas"/>
-          <w:sz w:val="16"/>
-          <w:szCs w:val="16"/>
-          <w:lang w:val="en-US"/>
-        </w:rPr>
-        <w:t xml:space="preserve">    if (</w:t>
-      </w:r>
-      <w:proofErr w:type="spellStart"/>
-      <w:r>
-        <w:rPr>
-          <w:rFonts w:ascii="Consolas" w:eastAsia="Consolas" w:hAnsi="Consolas" w:cs="Consolas"/>
-          <w:sz w:val="16"/>
-          <w:szCs w:val="16"/>
-          <w:lang w:val="en-US"/>
-        </w:rPr>
-        <w:t>exitKind</w:t>
-      </w:r>
-      <w:proofErr w:type="spellEnd"/>
-      <w:r>
-        <w:rPr>
-          <w:rFonts w:ascii="Consolas" w:eastAsia="Consolas" w:hAnsi="Consolas" w:cs="Consolas"/>
-          <w:sz w:val="16"/>
-          <w:szCs w:val="16"/>
-          <w:lang w:val="en-US"/>
-        </w:rPr>
-        <w:t xml:space="preserve"> === 'EXCEPCIONAL') return null;</w:t>
-      </w:r>
-      <w:r>
-        <w:rPr>
-          <w:lang w:val="en-US"/>
-        </w:rPr>
-        <w:br/>
-      </w:r>
-      <w:r>
-        <w:rPr>
-          <w:rFonts w:ascii="Consolas" w:eastAsia="Consolas" w:hAnsi="Consolas" w:cs="Consolas"/>
-          <w:sz w:val="16"/>
-          <w:szCs w:val="16"/>
-          <w:lang w:val="en-US"/>
-        </w:rPr>
-        <w:t xml:space="preserve">    if (</w:t>
-      </w:r>
-      <w:proofErr w:type="spellStart"/>
-      <w:r>
-        <w:rPr>
-          <w:rFonts w:ascii="Consolas" w:eastAsia="Consolas" w:hAnsi="Consolas" w:cs="Consolas"/>
-          <w:sz w:val="16"/>
-          <w:szCs w:val="16"/>
-          <w:lang w:val="en-US"/>
-        </w:rPr>
-        <w:t>requiresAuthenticator</w:t>
-      </w:r>
-      <w:proofErr w:type="spellEnd"/>
-      <w:r>
-        <w:rPr>
-          <w:rFonts w:ascii="Consolas" w:eastAsia="Consolas" w:hAnsi="Consolas" w:cs="Consolas"/>
-          <w:sz w:val="16"/>
-          <w:szCs w:val="16"/>
-          <w:lang w:val="en-US"/>
-        </w:rPr>
-        <w:t xml:space="preserve"> &amp;&amp; </w:t>
-      </w:r>
-      <w:proofErr w:type="spellStart"/>
-      <w:r>
-        <w:rPr>
-          <w:rFonts w:ascii="Consolas" w:eastAsia="Consolas" w:hAnsi="Consolas" w:cs="Consolas"/>
-          <w:sz w:val="16"/>
-          <w:szCs w:val="16"/>
-          <w:lang w:val="en-US"/>
-        </w:rPr>
-        <w:t>authenticatorIsExclusive</w:t>
-      </w:r>
-      <w:proofErr w:type="spellEnd"/>
-      <w:r>
-        <w:rPr>
-          <w:rFonts w:ascii="Consolas" w:eastAsia="Consolas" w:hAnsi="Consolas" w:cs="Consolas"/>
-          <w:sz w:val="16"/>
-          <w:szCs w:val="16"/>
-          <w:lang w:val="en-US"/>
-        </w:rPr>
-        <w:t xml:space="preserve"> &amp;&amp;</w:t>
-      </w:r>
-      <w:r>
-        <w:rPr>
-          <w:lang w:val="en-US"/>
-        </w:rPr>
-        <w:br/>
-      </w:r>
-      <w:r>
-        <w:rPr>
-          <w:rFonts w:ascii="Consolas" w:eastAsia="Consolas" w:hAnsi="Consolas" w:cs="Consolas"/>
-          <w:sz w:val="16"/>
-          <w:szCs w:val="16"/>
-          <w:lang w:val="en-US"/>
-        </w:rPr>
-        <w:t xml:space="preserve">        !</w:t>
-      </w:r>
-      <w:proofErr w:type="spellStart"/>
-      <w:r>
-        <w:rPr>
-          <w:rFonts w:ascii="Consolas" w:eastAsia="Consolas" w:hAnsi="Consolas" w:cs="Consolas"/>
-          <w:sz w:val="16"/>
-          <w:szCs w:val="16"/>
-          <w:lang w:val="en-US"/>
-        </w:rPr>
-        <w:t>authenticatorPresented</w:t>
-      </w:r>
-      <w:proofErr w:type="spellEnd"/>
-      <w:r>
-        <w:rPr>
-          <w:rFonts w:ascii="Consolas" w:eastAsia="Consolas" w:hAnsi="Consolas" w:cs="Consolas"/>
-          <w:sz w:val="16"/>
-          <w:szCs w:val="16"/>
-          <w:lang w:val="en-US"/>
-        </w:rPr>
-        <w:t>) return 'AUTHENTICATOR_REQUIRED';</w:t>
-      </w:r>
-      <w:r>
-        <w:rPr>
-          <w:lang w:val="en-US"/>
-        </w:rPr>
-        <w:br/>
-      </w:r>
-      <w:r>
-        <w:rPr>
-          <w:rFonts w:ascii="Consolas" w:eastAsia="Consolas" w:hAnsi="Consolas" w:cs="Consolas"/>
-          <w:sz w:val="16"/>
-          <w:szCs w:val="16"/>
-          <w:lang w:val="en-US"/>
-        </w:rPr>
-        <w:t xml:space="preserve">    if (</w:t>
-      </w:r>
-      <w:proofErr w:type="spellStart"/>
-      <w:r>
-        <w:rPr>
-          <w:rFonts w:ascii="Consolas" w:eastAsia="Consolas" w:hAnsi="Consolas" w:cs="Consolas"/>
-          <w:sz w:val="16"/>
-          <w:szCs w:val="16"/>
-          <w:lang w:val="en-US"/>
-        </w:rPr>
-        <w:t>exitKind</w:t>
-      </w:r>
-      <w:proofErr w:type="spellEnd"/>
-      <w:r>
-        <w:rPr>
-          <w:rFonts w:ascii="Consolas" w:eastAsia="Consolas" w:hAnsi="Consolas" w:cs="Consolas"/>
-          <w:sz w:val="16"/>
-          <w:szCs w:val="16"/>
-          <w:lang w:val="en-US"/>
-        </w:rPr>
-        <w:t xml:space="preserve"> === 'SOLO' &amp;&amp; !</w:t>
-      </w:r>
-      <w:proofErr w:type="spellStart"/>
-      <w:r>
-        <w:rPr>
-          <w:rFonts w:ascii="Consolas" w:eastAsia="Consolas" w:hAnsi="Consolas" w:cs="Consolas"/>
-          <w:sz w:val="16"/>
-          <w:szCs w:val="16"/>
-          <w:lang w:val="en-US"/>
-        </w:rPr>
-        <w:t>student.can_leave_alone</w:t>
-      </w:r>
-      <w:proofErr w:type="spellEnd"/>
-      <w:r>
-        <w:rPr>
-          <w:rFonts w:ascii="Consolas" w:eastAsia="Consolas" w:hAnsi="Consolas" w:cs="Consolas"/>
-          <w:sz w:val="16"/>
-          <w:szCs w:val="16"/>
-          <w:lang w:val="en-US"/>
-        </w:rPr>
-        <w:t>)</w:t>
-      </w:r>
-      <w:r>
-        <w:rPr>
-          <w:lang w:val="en-US"/>
-        </w:rPr>
-        <w:br/>
-      </w:r>
-      <w:r>
-        <w:rPr>
-          <w:rFonts w:ascii="Consolas" w:eastAsia="Consolas" w:hAnsi="Consolas" w:cs="Consolas"/>
-          <w:sz w:val="16"/>
-          <w:szCs w:val="16"/>
-          <w:lang w:val="en-US"/>
-        </w:rPr>
-        <w:t xml:space="preserve">      return 'EXIT_NOT_ALLOWED_ALONE';</w:t>
-      </w:r>
-      <w:r>
-        <w:rPr>
-          <w:lang w:val="en-US"/>
-        </w:rPr>
-        <w:br/>
-      </w:r>
-      <w:r>
-        <w:rPr>
-          <w:rFonts w:ascii="Consolas" w:eastAsia="Consolas" w:hAnsi="Consolas" w:cs="Consolas"/>
-          <w:sz w:val="16"/>
-          <w:szCs w:val="16"/>
-          <w:lang w:val="en-US"/>
-        </w:rPr>
-        <w:t xml:space="preserve">    if (</w:t>
-      </w:r>
-      <w:proofErr w:type="spellStart"/>
-      <w:r>
-        <w:rPr>
-          <w:rFonts w:ascii="Consolas" w:eastAsia="Consolas" w:hAnsi="Consolas" w:cs="Consolas"/>
-          <w:sz w:val="16"/>
-          <w:szCs w:val="16"/>
-          <w:lang w:val="en-US"/>
-        </w:rPr>
-        <w:t>policy.exit_requires_observation_without_authenticator</w:t>
-      </w:r>
-      <w:proofErr w:type="spellEnd"/>
-      <w:r>
-        <w:rPr>
-          <w:rFonts w:ascii="Consolas" w:eastAsia="Consolas" w:hAnsi="Consolas" w:cs="Consolas"/>
-          <w:sz w:val="16"/>
-          <w:szCs w:val="16"/>
-          <w:lang w:val="en-US"/>
-        </w:rPr>
-        <w:t xml:space="preserve"> &amp;&amp;</w:t>
-      </w:r>
-      <w:r>
-        <w:rPr>
-          <w:lang w:val="en-US"/>
-        </w:rPr>
-        <w:br/>
-      </w:r>
-      <w:r>
-        <w:rPr>
-          <w:rFonts w:ascii="Consolas" w:eastAsia="Consolas" w:hAnsi="Consolas" w:cs="Consolas"/>
-          <w:sz w:val="16"/>
-          <w:szCs w:val="16"/>
-          <w:lang w:val="en-US"/>
-        </w:rPr>
-        <w:t xml:space="preserve">        !</w:t>
-      </w:r>
-      <w:proofErr w:type="spellStart"/>
-      <w:r>
-        <w:rPr>
-          <w:rFonts w:ascii="Consolas" w:eastAsia="Consolas" w:hAnsi="Consolas" w:cs="Consolas"/>
-          <w:sz w:val="16"/>
-          <w:szCs w:val="16"/>
-          <w:lang w:val="en-US"/>
-        </w:rPr>
-        <w:t>authenticatorPresented</w:t>
-      </w:r>
-      <w:proofErr w:type="spellEnd"/>
-      <w:r>
-        <w:rPr>
-          <w:rFonts w:ascii="Consolas" w:eastAsia="Consolas" w:hAnsi="Consolas" w:cs="Consolas"/>
-          <w:sz w:val="16"/>
-          <w:szCs w:val="16"/>
-          <w:lang w:val="en-US"/>
-        </w:rPr>
-        <w:t xml:space="preserve"> &amp;&amp; !notes)</w:t>
+        <w:t xml:space="preserve">        !authenticatorPresented &amp;&amp; !notes)</w:t>
       </w:r>
       <w:r>
         <w:rPr>
@@ -54037,139 +51718,7 @@
           <w:sz w:val="18"/>
           <w:szCs w:val="18"/>
         </w:rPr>
-        <w:t xml:space="preserve">Nota. La función </w:t>
-      </w:r>
-      <w:proofErr w:type="spellStart"/>
-      <w:r>
-        <w:rPr>
-          <w:rFonts w:eastAsia="Arial" w:cs="Arial"/>
-          <w:i/>
-          <w:iCs/>
-          <w:sz w:val="18"/>
-          <w:szCs w:val="18"/>
-        </w:rPr>
-        <w:t>resolvePolicyFailure</w:t>
-      </w:r>
-      <w:proofErr w:type="spellEnd"/>
-      <w:r>
-        <w:rPr>
-          <w:rFonts w:eastAsia="Arial" w:cs="Arial"/>
-          <w:i/>
-          <w:iCs/>
-          <w:sz w:val="18"/>
-          <w:szCs w:val="18"/>
-        </w:rPr>
-        <w:t xml:space="preserve"> implementa la responsabilidad conceptual </w:t>
-      </w:r>
-      <w:proofErr w:type="spellStart"/>
-      <w:r>
-        <w:rPr>
-          <w:rFonts w:eastAsia="Arial" w:cs="Arial"/>
-          <w:i/>
-          <w:iCs/>
-          <w:sz w:val="18"/>
-          <w:szCs w:val="18"/>
-        </w:rPr>
-        <w:t>validarEvento</w:t>
-      </w:r>
-      <w:proofErr w:type="spellEnd"/>
-      <w:r>
-        <w:rPr>
-          <w:rFonts w:eastAsia="Arial" w:cs="Arial"/>
-          <w:i/>
-          <w:iCs/>
-          <w:sz w:val="18"/>
-          <w:szCs w:val="18"/>
-        </w:rPr>
-        <w:t xml:space="preserve">() y cubre la regla </w:t>
-      </w:r>
-      <w:proofErr w:type="spellStart"/>
-      <w:r>
-        <w:rPr>
-          <w:rFonts w:eastAsia="Arial" w:cs="Arial"/>
-          <w:i/>
-          <w:iCs/>
-          <w:sz w:val="18"/>
-          <w:szCs w:val="18"/>
-        </w:rPr>
-        <w:t>permiteSalida</w:t>
-      </w:r>
-      <w:proofErr w:type="spellEnd"/>
-      <w:r>
-        <w:rPr>
-          <w:rFonts w:eastAsia="Arial" w:cs="Arial"/>
-          <w:i/>
-          <w:iCs/>
-          <w:sz w:val="18"/>
-          <w:szCs w:val="18"/>
-        </w:rPr>
-        <w:t xml:space="preserve">(): evita ingresos duplicados, salidas sin ingreso activo, salidas autónomas sin permiso y operaciones que omiten el autenticador o la observación exigida. Fuente: </w:t>
-      </w:r>
-      <w:proofErr w:type="spellStart"/>
-      <w:r>
-        <w:rPr>
-          <w:rFonts w:eastAsia="Arial" w:cs="Arial"/>
-          <w:i/>
-          <w:iCs/>
-          <w:sz w:val="18"/>
-          <w:szCs w:val="18"/>
-        </w:rPr>
-        <w:t>src</w:t>
-      </w:r>
-      <w:proofErr w:type="spellEnd"/>
-      <w:r>
-        <w:rPr>
-          <w:rFonts w:eastAsia="Arial" w:cs="Arial"/>
-          <w:i/>
-          <w:iCs/>
-          <w:sz w:val="18"/>
-          <w:szCs w:val="18"/>
-        </w:rPr>
-        <w:t>/app/</w:t>
-      </w:r>
-      <w:proofErr w:type="spellStart"/>
-      <w:r>
-        <w:rPr>
-          <w:rFonts w:eastAsia="Arial" w:cs="Arial"/>
-          <w:i/>
-          <w:iCs/>
-          <w:sz w:val="18"/>
-          <w:szCs w:val="18"/>
-        </w:rPr>
-        <w:t>actions</w:t>
-      </w:r>
-      <w:proofErr w:type="spellEnd"/>
-      <w:r>
-        <w:rPr>
-          <w:rFonts w:eastAsia="Arial" w:cs="Arial"/>
-          <w:i/>
-          <w:iCs/>
-          <w:sz w:val="18"/>
-          <w:szCs w:val="18"/>
-        </w:rPr>
-        <w:t>/</w:t>
-      </w:r>
-      <w:proofErr w:type="spellStart"/>
-      <w:r>
-        <w:rPr>
-          <w:rFonts w:eastAsia="Arial" w:cs="Arial"/>
-          <w:i/>
-          <w:iCs/>
-          <w:sz w:val="18"/>
-          <w:szCs w:val="18"/>
-        </w:rPr>
-        <w:t>access.ts</w:t>
-      </w:r>
-      <w:proofErr w:type="spellEnd"/>
-      <w:r>
-        <w:rPr>
-          <w:rFonts w:eastAsia="Arial" w:cs="Arial"/>
-          <w:i/>
-          <w:iCs/>
-          <w:sz w:val="18"/>
-          <w:szCs w:val="18"/>
-        </w:rPr>
-        <w:t>.</w:t>
+        <w:t>Nota. La función resolvePolicyFailure implementa la responsabilidad conceptual validarEvento() y cubre la regla permiteSalida(): evita ingresos duplicados, salidas sin ingreso activo, salidas autónomas sin permiso y operaciones que omiten el autenticador o la observación exigida. Fuente: src/app/actions/access.ts.</w:t>
       </w:r>
     </w:p>
     <w:p/>
@@ -54288,9 +51837,14 @@
           <w:szCs w:val="16"/>
           <w:lang w:val="en-US"/>
         </w:rPr>
-        <w:t xml:space="preserve">create or replace function </w:t>
-      </w:r>
-      <w:proofErr w:type="spellStart"/>
+        <w:t>create or replace function public.admin_link_guardian_to_student(</w:t>
+      </w:r>
+      <w:r>
+        <w:rPr>
+          <w:lang w:val="en-US"/>
+        </w:rPr>
+        <w:br/>
+      </w:r>
       <w:r>
         <w:rPr>
           <w:rFonts w:ascii="Consolas" w:eastAsia="Consolas" w:hAnsi="Consolas" w:cs="Consolas"/>
@@ -54298,9 +51852,14 @@
           <w:szCs w:val="16"/>
           <w:lang w:val="en-US"/>
         </w:rPr>
-        <w:t>public.admin_link_guardian_to_student</w:t>
-      </w:r>
-      <w:proofErr w:type="spellEnd"/>
+        <w:t xml:space="preserve">  p_guardian_profile_id uuid, p_student_id bigint, p_relation_type text</w:t>
+      </w:r>
+      <w:r>
+        <w:rPr>
+          <w:lang w:val="en-US"/>
+        </w:rPr>
+        <w:br/>
+      </w:r>
       <w:r>
         <w:rPr>
           <w:rFonts w:ascii="Consolas" w:eastAsia="Consolas" w:hAnsi="Consolas" w:cs="Consolas"/>
@@ -54308,7 +51867,7 @@
           <w:szCs w:val="16"/>
           <w:lang w:val="en-US"/>
         </w:rPr>
-        <w:t>(</w:t>
+        <w:t>) returns jsonb language plpgsql security definer set search_path = public as $$</w:t>
       </w:r>
       <w:r>
         <w:rPr>
@@ -54323,9 +51882,14 @@
           <w:szCs w:val="16"/>
           <w:lang w:val="en-US"/>
         </w:rPr>
-        <w:t xml:space="preserve">  </w:t>
-      </w:r>
-      <w:proofErr w:type="spellStart"/>
+        <w:t>declare admin_institution_id bigint := public.current_user_institution_id();</w:t>
+      </w:r>
+      <w:r>
+        <w:rPr>
+          <w:lang w:val="en-US"/>
+        </w:rPr>
+        <w:br/>
+      </w:r>
       <w:r>
         <w:rPr>
           <w:rFonts w:ascii="Consolas" w:eastAsia="Consolas" w:hAnsi="Consolas" w:cs="Consolas"/>
@@ -54333,9 +51897,14 @@
           <w:szCs w:val="16"/>
           <w:lang w:val="en-US"/>
         </w:rPr>
-        <w:t>p_guardian_profile_id</w:t>
-      </w:r>
-      <w:proofErr w:type="spellEnd"/>
+        <w:t>begin</w:t>
+      </w:r>
+      <w:r>
+        <w:rPr>
+          <w:lang w:val="en-US"/>
+        </w:rPr>
+        <w:br/>
+      </w:r>
       <w:r>
         <w:rPr>
           <w:rFonts w:ascii="Consolas" w:eastAsia="Consolas" w:hAnsi="Consolas" w:cs="Consolas"/>
@@ -54343,9 +51912,14 @@
           <w:szCs w:val="16"/>
           <w:lang w:val="en-US"/>
         </w:rPr>
-        <w:t xml:space="preserve"> </w:t>
-      </w:r>
-      <w:proofErr w:type="spellStart"/>
+        <w:t xml:space="preserve">  if auth.uid() is null or public.current_user_role() &lt;&gt; 'ADMIN'</w:t>
+      </w:r>
+      <w:r>
+        <w:rPr>
+          <w:lang w:val="en-US"/>
+        </w:rPr>
+        <w:br/>
+      </w:r>
       <w:r>
         <w:rPr>
           <w:rFonts w:ascii="Consolas" w:eastAsia="Consolas" w:hAnsi="Consolas" w:cs="Consolas"/>
@@ -54353,9 +51927,14 @@
           <w:szCs w:val="16"/>
           <w:lang w:val="en-US"/>
         </w:rPr>
-        <w:t>uuid</w:t>
-      </w:r>
-      <w:proofErr w:type="spellEnd"/>
+        <w:t xml:space="preserve">     or admin_institution_id is null then</w:t>
+      </w:r>
+      <w:r>
+        <w:rPr>
+          <w:lang w:val="en-US"/>
+        </w:rPr>
+        <w:br/>
+      </w:r>
       <w:r>
         <w:rPr>
           <w:rFonts w:ascii="Consolas" w:eastAsia="Consolas" w:hAnsi="Consolas" w:cs="Consolas"/>
@@ -54363,9 +51942,14 @@
           <w:szCs w:val="16"/>
           <w:lang w:val="en-US"/>
         </w:rPr>
-        <w:t xml:space="preserve">, </w:t>
-      </w:r>
-      <w:proofErr w:type="spellStart"/>
+        <w:t xml:space="preserve">    return jsonb_build_object('status', 'forbidden');</w:t>
+      </w:r>
+      <w:r>
+        <w:rPr>
+          <w:lang w:val="en-US"/>
+        </w:rPr>
+        <w:br/>
+      </w:r>
       <w:r>
         <w:rPr>
           <w:rFonts w:ascii="Consolas" w:eastAsia="Consolas" w:hAnsi="Consolas" w:cs="Consolas"/>
@@ -54373,9 +51957,14 @@
           <w:szCs w:val="16"/>
           <w:lang w:val="en-US"/>
         </w:rPr>
-        <w:t>p_student_id</w:t>
-      </w:r>
-      <w:proofErr w:type="spellEnd"/>
+        <w:t xml:space="preserve">  end if;</w:t>
+      </w:r>
+      <w:r>
+        <w:rPr>
+          <w:lang w:val="en-US"/>
+        </w:rPr>
+        <w:br/>
+      </w:r>
       <w:r>
         <w:rPr>
           <w:rFonts w:ascii="Consolas" w:eastAsia="Consolas" w:hAnsi="Consolas" w:cs="Consolas"/>
@@ -54383,9 +51972,14 @@
           <w:szCs w:val="16"/>
           <w:lang w:val="en-US"/>
         </w:rPr>
-        <w:t xml:space="preserve"> </w:t>
-      </w:r>
-      <w:proofErr w:type="spellStart"/>
+        <w:t xml:space="preserve">  if upper(trim(coalesce(p_relation_type, ''))) &lt;&gt; 'APODERADO' then</w:t>
+      </w:r>
+      <w:r>
+        <w:rPr>
+          <w:lang w:val="en-US"/>
+        </w:rPr>
+        <w:br/>
+      </w:r>
       <w:r>
         <w:rPr>
           <w:rFonts w:ascii="Consolas" w:eastAsia="Consolas" w:hAnsi="Consolas" w:cs="Consolas"/>
@@ -54393,9 +51987,14 @@
           <w:szCs w:val="16"/>
           <w:lang w:val="en-US"/>
         </w:rPr>
-        <w:t>bigint</w:t>
-      </w:r>
-      <w:proofErr w:type="spellEnd"/>
+        <w:t xml:space="preserve">    return jsonb_build_object('status', 'invalid_relation_type');</w:t>
+      </w:r>
+      <w:r>
+        <w:rPr>
+          <w:lang w:val="en-US"/>
+        </w:rPr>
+        <w:br/>
+      </w:r>
       <w:r>
         <w:rPr>
           <w:rFonts w:ascii="Consolas" w:eastAsia="Consolas" w:hAnsi="Consolas" w:cs="Consolas"/>
@@ -54403,9 +52002,14 @@
           <w:szCs w:val="16"/>
           <w:lang w:val="en-US"/>
         </w:rPr>
-        <w:t xml:space="preserve">, </w:t>
-      </w:r>
-      <w:proofErr w:type="spellStart"/>
+        <w:t xml:space="preserve">  end if;</w:t>
+      </w:r>
+      <w:r>
+        <w:rPr>
+          <w:lang w:val="en-US"/>
+        </w:rPr>
+        <w:br/>
+      </w:r>
       <w:r>
         <w:rPr>
           <w:rFonts w:ascii="Consolas" w:eastAsia="Consolas" w:hAnsi="Consolas" w:cs="Consolas"/>
@@ -54413,9 +52017,14 @@
           <w:szCs w:val="16"/>
           <w:lang w:val="en-US"/>
         </w:rPr>
-        <w:t>p_relation_type</w:t>
-      </w:r>
-      <w:proofErr w:type="spellEnd"/>
+        <w:t xml:space="preserve">  if not exists (select 1 from public.students s</w:t>
+      </w:r>
+      <w:r>
+        <w:rPr>
+          <w:lang w:val="en-US"/>
+        </w:rPr>
+        <w:br/>
+      </w:r>
       <w:r>
         <w:rPr>
           <w:rFonts w:ascii="Consolas" w:eastAsia="Consolas" w:hAnsi="Consolas" w:cs="Consolas"/>
@@ -54423,7 +52032,7 @@
           <w:szCs w:val="16"/>
           <w:lang w:val="en-US"/>
         </w:rPr>
-        <w:t xml:space="preserve"> text</w:t>
+        <w:t xml:space="preserve">      where s.id = p_student_id</w:t>
       </w:r>
       <w:r>
         <w:rPr>
@@ -54438,9 +52047,14 @@
           <w:szCs w:val="16"/>
           <w:lang w:val="en-US"/>
         </w:rPr>
-        <w:t xml:space="preserve">) returns </w:t>
-      </w:r>
-      <w:proofErr w:type="spellStart"/>
+        <w:t xml:space="preserve">        and s.institution_id = admin_institution_id) then</w:t>
+      </w:r>
+      <w:r>
+        <w:rPr>
+          <w:lang w:val="en-US"/>
+        </w:rPr>
+        <w:br/>
+      </w:r>
       <w:r>
         <w:rPr>
           <w:rFonts w:ascii="Consolas" w:eastAsia="Consolas" w:hAnsi="Consolas" w:cs="Consolas"/>
@@ -54448,9 +52062,14 @@
           <w:szCs w:val="16"/>
           <w:lang w:val="en-US"/>
         </w:rPr>
-        <w:t>jsonb</w:t>
-      </w:r>
-      <w:proofErr w:type="spellEnd"/>
+        <w:t xml:space="preserve">    return jsonb_build_object('status', 'student_not_found');</w:t>
+      </w:r>
+      <w:r>
+        <w:rPr>
+          <w:lang w:val="en-US"/>
+        </w:rPr>
+        <w:br/>
+      </w:r>
       <w:r>
         <w:rPr>
           <w:rFonts w:ascii="Consolas" w:eastAsia="Consolas" w:hAnsi="Consolas" w:cs="Consolas"/>
@@ -54458,9 +52077,14 @@
           <w:szCs w:val="16"/>
           <w:lang w:val="en-US"/>
         </w:rPr>
-        <w:t xml:space="preserve"> language </w:t>
-      </w:r>
-      <w:proofErr w:type="spellStart"/>
+        <w:t xml:space="preserve">  end if;</w:t>
+      </w:r>
+      <w:r>
+        <w:rPr>
+          <w:lang w:val="en-US"/>
+        </w:rPr>
+        <w:br/>
+      </w:r>
       <w:r>
         <w:rPr>
           <w:rFonts w:ascii="Consolas" w:eastAsia="Consolas" w:hAnsi="Consolas" w:cs="Consolas"/>
@@ -54468,9 +52092,14 @@
           <w:szCs w:val="16"/>
           <w:lang w:val="en-US"/>
         </w:rPr>
-        <w:t>plpgsql</w:t>
-      </w:r>
-      <w:proofErr w:type="spellEnd"/>
+        <w:t xml:space="preserve">  insert into public.guardian_students</w:t>
+      </w:r>
+      <w:r>
+        <w:rPr>
+          <w:lang w:val="en-US"/>
+        </w:rPr>
+        <w:br/>
+      </w:r>
       <w:r>
         <w:rPr>
           <w:rFonts w:ascii="Consolas" w:eastAsia="Consolas" w:hAnsi="Consolas" w:cs="Consolas"/>
@@ -54478,9 +52107,14 @@
           <w:szCs w:val="16"/>
           <w:lang w:val="en-US"/>
         </w:rPr>
-        <w:t xml:space="preserve"> security definer set </w:t>
-      </w:r>
-      <w:proofErr w:type="spellStart"/>
+        <w:t xml:space="preserve">    (guardian_profile_id, student_id, relation_type)</w:t>
+      </w:r>
+      <w:r>
+        <w:rPr>
+          <w:lang w:val="en-US"/>
+        </w:rPr>
+        <w:br/>
+      </w:r>
       <w:r>
         <w:rPr>
           <w:rFonts w:ascii="Consolas" w:eastAsia="Consolas" w:hAnsi="Consolas" w:cs="Consolas"/>
@@ -54488,9 +52122,14 @@
           <w:szCs w:val="16"/>
           <w:lang w:val="en-US"/>
         </w:rPr>
-        <w:t>search_path</w:t>
-      </w:r>
-      <w:proofErr w:type="spellEnd"/>
+        <w:t xml:space="preserve">  values (p_guardian_profile_id, p_student_id, 'APODERADO')</w:t>
+      </w:r>
+      <w:r>
+        <w:rPr>
+          <w:lang w:val="en-US"/>
+        </w:rPr>
+        <w:br/>
+      </w:r>
       <w:r>
         <w:rPr>
           <w:rFonts w:ascii="Consolas" w:eastAsia="Consolas" w:hAnsi="Consolas" w:cs="Consolas"/>
@@ -54498,7 +52137,7 @@
           <w:szCs w:val="16"/>
           <w:lang w:val="en-US"/>
         </w:rPr>
-        <w:t xml:space="preserve"> = public as $$</w:t>
+        <w:t xml:space="preserve">  on conflict (guardian_profile_id, student_id)</w:t>
       </w:r>
       <w:r>
         <w:rPr>
@@ -54513,9 +52152,14 @@
           <w:szCs w:val="16"/>
           <w:lang w:val="en-US"/>
         </w:rPr>
-        <w:t xml:space="preserve">declare </w:t>
-      </w:r>
-      <w:proofErr w:type="spellStart"/>
+        <w:t xml:space="preserve">    where relation_type = 'APODERADO' do nothing;</w:t>
+      </w:r>
+      <w:r>
+        <w:rPr>
+          <w:lang w:val="en-US"/>
+        </w:rPr>
+        <w:br/>
+      </w:r>
       <w:r>
         <w:rPr>
           <w:rFonts w:ascii="Consolas" w:eastAsia="Consolas" w:hAnsi="Consolas" w:cs="Consolas"/>
@@ -54523,784 +52167,7 @@
           <w:szCs w:val="16"/>
           <w:lang w:val="en-US"/>
         </w:rPr>
-        <w:t>admin_institution_id</w:t>
-      </w:r>
-      <w:proofErr w:type="spellEnd"/>
-      <w:r>
-        <w:rPr>
-          <w:rFonts w:ascii="Consolas" w:eastAsia="Consolas" w:hAnsi="Consolas" w:cs="Consolas"/>
-          <w:sz w:val="16"/>
-          <w:szCs w:val="16"/>
-          <w:lang w:val="en-US"/>
-        </w:rPr>
-        <w:t xml:space="preserve"> </w:t>
-      </w:r>
-      <w:proofErr w:type="spellStart"/>
-      <w:r>
-        <w:rPr>
-          <w:rFonts w:ascii="Consolas" w:eastAsia="Consolas" w:hAnsi="Consolas" w:cs="Consolas"/>
-          <w:sz w:val="16"/>
-          <w:szCs w:val="16"/>
-          <w:lang w:val="en-US"/>
-        </w:rPr>
-        <w:t>bigint</w:t>
-      </w:r>
-      <w:proofErr w:type="spellEnd"/>
-      <w:r>
-        <w:rPr>
-          <w:rFonts w:ascii="Consolas" w:eastAsia="Consolas" w:hAnsi="Consolas" w:cs="Consolas"/>
-          <w:sz w:val="16"/>
-          <w:szCs w:val="16"/>
-          <w:lang w:val="en-US"/>
-        </w:rPr>
-        <w:t xml:space="preserve"> := </w:t>
-      </w:r>
-      <w:proofErr w:type="spellStart"/>
-      <w:r>
-        <w:rPr>
-          <w:rFonts w:ascii="Consolas" w:eastAsia="Consolas" w:hAnsi="Consolas" w:cs="Consolas"/>
-          <w:sz w:val="16"/>
-          <w:szCs w:val="16"/>
-          <w:lang w:val="en-US"/>
-        </w:rPr>
-        <w:t>public.current_user_institution_id</w:t>
-      </w:r>
-      <w:proofErr w:type="spellEnd"/>
-      <w:r>
-        <w:rPr>
-          <w:rFonts w:ascii="Consolas" w:eastAsia="Consolas" w:hAnsi="Consolas" w:cs="Consolas"/>
-          <w:sz w:val="16"/>
-          <w:szCs w:val="16"/>
-          <w:lang w:val="en-US"/>
-        </w:rPr>
-        <w:t>();</w:t>
-      </w:r>
-      <w:r>
-        <w:rPr>
-          <w:lang w:val="en-US"/>
-        </w:rPr>
-        <w:br/>
-      </w:r>
-      <w:r>
-        <w:rPr>
-          <w:rFonts w:ascii="Consolas" w:eastAsia="Consolas" w:hAnsi="Consolas" w:cs="Consolas"/>
-          <w:sz w:val="16"/>
-          <w:szCs w:val="16"/>
-          <w:lang w:val="en-US"/>
-        </w:rPr>
-        <w:t>begin</w:t>
-      </w:r>
-      <w:r>
-        <w:rPr>
-          <w:lang w:val="en-US"/>
-        </w:rPr>
-        <w:br/>
-      </w:r>
-      <w:r>
-        <w:rPr>
-          <w:rFonts w:ascii="Consolas" w:eastAsia="Consolas" w:hAnsi="Consolas" w:cs="Consolas"/>
-          <w:sz w:val="16"/>
-          <w:szCs w:val="16"/>
-          <w:lang w:val="en-US"/>
-        </w:rPr>
-        <w:t xml:space="preserve">  if </w:t>
-      </w:r>
-      <w:proofErr w:type="spellStart"/>
-      <w:r>
-        <w:rPr>
-          <w:rFonts w:ascii="Consolas" w:eastAsia="Consolas" w:hAnsi="Consolas" w:cs="Consolas"/>
-          <w:sz w:val="16"/>
-          <w:szCs w:val="16"/>
-          <w:lang w:val="en-US"/>
-        </w:rPr>
-        <w:t>auth.uid</w:t>
-      </w:r>
-      <w:proofErr w:type="spellEnd"/>
-      <w:r>
-        <w:rPr>
-          <w:rFonts w:ascii="Consolas" w:eastAsia="Consolas" w:hAnsi="Consolas" w:cs="Consolas"/>
-          <w:sz w:val="16"/>
-          <w:szCs w:val="16"/>
-          <w:lang w:val="en-US"/>
-        </w:rPr>
-        <w:t xml:space="preserve">() is null or </w:t>
-      </w:r>
-      <w:proofErr w:type="spellStart"/>
-      <w:r>
-        <w:rPr>
-          <w:rFonts w:ascii="Consolas" w:eastAsia="Consolas" w:hAnsi="Consolas" w:cs="Consolas"/>
-          <w:sz w:val="16"/>
-          <w:szCs w:val="16"/>
-          <w:lang w:val="en-US"/>
-        </w:rPr>
-        <w:t>public.current_user_role</w:t>
-      </w:r>
-      <w:proofErr w:type="spellEnd"/>
-      <w:r>
-        <w:rPr>
-          <w:rFonts w:ascii="Consolas" w:eastAsia="Consolas" w:hAnsi="Consolas" w:cs="Consolas"/>
-          <w:sz w:val="16"/>
-          <w:szCs w:val="16"/>
-          <w:lang w:val="en-US"/>
-        </w:rPr>
-        <w:t>() &lt;&gt; 'ADMIN'</w:t>
-      </w:r>
-      <w:r>
-        <w:rPr>
-          <w:lang w:val="en-US"/>
-        </w:rPr>
-        <w:br/>
-      </w:r>
-      <w:r>
-        <w:rPr>
-          <w:rFonts w:ascii="Consolas" w:eastAsia="Consolas" w:hAnsi="Consolas" w:cs="Consolas"/>
-          <w:sz w:val="16"/>
-          <w:szCs w:val="16"/>
-          <w:lang w:val="en-US"/>
-        </w:rPr>
-        <w:t xml:space="preserve">     or </w:t>
-      </w:r>
-      <w:proofErr w:type="spellStart"/>
-      <w:r>
-        <w:rPr>
-          <w:rFonts w:ascii="Consolas" w:eastAsia="Consolas" w:hAnsi="Consolas" w:cs="Consolas"/>
-          <w:sz w:val="16"/>
-          <w:szCs w:val="16"/>
-          <w:lang w:val="en-US"/>
-        </w:rPr>
-        <w:t>admin_institution_id</w:t>
-      </w:r>
-      <w:proofErr w:type="spellEnd"/>
-      <w:r>
-        <w:rPr>
-          <w:rFonts w:ascii="Consolas" w:eastAsia="Consolas" w:hAnsi="Consolas" w:cs="Consolas"/>
-          <w:sz w:val="16"/>
-          <w:szCs w:val="16"/>
-          <w:lang w:val="en-US"/>
-        </w:rPr>
-        <w:t xml:space="preserve"> is null then</w:t>
-      </w:r>
-      <w:r>
-        <w:rPr>
-          <w:lang w:val="en-US"/>
-        </w:rPr>
-        <w:br/>
-      </w:r>
-      <w:r>
-        <w:rPr>
-          <w:rFonts w:ascii="Consolas" w:eastAsia="Consolas" w:hAnsi="Consolas" w:cs="Consolas"/>
-          <w:sz w:val="16"/>
-          <w:szCs w:val="16"/>
-          <w:lang w:val="en-US"/>
-        </w:rPr>
-        <w:t xml:space="preserve">    return </w:t>
-      </w:r>
-      <w:proofErr w:type="spellStart"/>
-      <w:r>
-        <w:rPr>
-          <w:rFonts w:ascii="Consolas" w:eastAsia="Consolas" w:hAnsi="Consolas" w:cs="Consolas"/>
-          <w:sz w:val="16"/>
-          <w:szCs w:val="16"/>
-          <w:lang w:val="en-US"/>
-        </w:rPr>
-        <w:t>jsonb_build_object</w:t>
-      </w:r>
-      <w:proofErr w:type="spellEnd"/>
-      <w:r>
-        <w:rPr>
-          <w:rFonts w:ascii="Consolas" w:eastAsia="Consolas" w:hAnsi="Consolas" w:cs="Consolas"/>
-          <w:sz w:val="16"/>
-          <w:szCs w:val="16"/>
-          <w:lang w:val="en-US"/>
-        </w:rPr>
-        <w:t>('status', 'forbidden');</w:t>
-      </w:r>
-      <w:r>
-        <w:rPr>
-          <w:lang w:val="en-US"/>
-        </w:rPr>
-        <w:br/>
-      </w:r>
-      <w:r>
-        <w:rPr>
-          <w:rFonts w:ascii="Consolas" w:eastAsia="Consolas" w:hAnsi="Consolas" w:cs="Consolas"/>
-          <w:sz w:val="16"/>
-          <w:szCs w:val="16"/>
-          <w:lang w:val="en-US"/>
-        </w:rPr>
-        <w:t xml:space="preserve">  end if;</w:t>
-      </w:r>
-      <w:r>
-        <w:rPr>
-          <w:lang w:val="en-US"/>
-        </w:rPr>
-        <w:br/>
-      </w:r>
-      <w:r>
-        <w:rPr>
-          <w:rFonts w:ascii="Consolas" w:eastAsia="Consolas" w:hAnsi="Consolas" w:cs="Consolas"/>
-          <w:sz w:val="16"/>
-          <w:szCs w:val="16"/>
-          <w:lang w:val="en-US"/>
-        </w:rPr>
-        <w:t xml:space="preserve">  if upper(trim(coalesce(</w:t>
-      </w:r>
-      <w:proofErr w:type="spellStart"/>
-      <w:r>
-        <w:rPr>
-          <w:rFonts w:ascii="Consolas" w:eastAsia="Consolas" w:hAnsi="Consolas" w:cs="Consolas"/>
-          <w:sz w:val="16"/>
-          <w:szCs w:val="16"/>
-          <w:lang w:val="en-US"/>
-        </w:rPr>
-        <w:t>p_relation_type</w:t>
-      </w:r>
-      <w:proofErr w:type="spellEnd"/>
-      <w:r>
-        <w:rPr>
-          <w:rFonts w:ascii="Consolas" w:eastAsia="Consolas" w:hAnsi="Consolas" w:cs="Consolas"/>
-          <w:sz w:val="16"/>
-          <w:szCs w:val="16"/>
-          <w:lang w:val="en-US"/>
-        </w:rPr>
-        <w:t>, ''))) &lt;&gt; 'APODERADO' then</w:t>
-      </w:r>
-      <w:r>
-        <w:rPr>
-          <w:lang w:val="en-US"/>
-        </w:rPr>
-        <w:br/>
-      </w:r>
-      <w:r>
-        <w:rPr>
-          <w:rFonts w:ascii="Consolas" w:eastAsia="Consolas" w:hAnsi="Consolas" w:cs="Consolas"/>
-          <w:sz w:val="16"/>
-          <w:szCs w:val="16"/>
-          <w:lang w:val="en-US"/>
-        </w:rPr>
-        <w:t xml:space="preserve">    return </w:t>
-      </w:r>
-      <w:proofErr w:type="spellStart"/>
-      <w:r>
-        <w:rPr>
-          <w:rFonts w:ascii="Consolas" w:eastAsia="Consolas" w:hAnsi="Consolas" w:cs="Consolas"/>
-          <w:sz w:val="16"/>
-          <w:szCs w:val="16"/>
-          <w:lang w:val="en-US"/>
-        </w:rPr>
-        <w:t>jsonb_build_object</w:t>
-      </w:r>
-      <w:proofErr w:type="spellEnd"/>
-      <w:r>
-        <w:rPr>
-          <w:rFonts w:ascii="Consolas" w:eastAsia="Consolas" w:hAnsi="Consolas" w:cs="Consolas"/>
-          <w:sz w:val="16"/>
-          <w:szCs w:val="16"/>
-          <w:lang w:val="en-US"/>
-        </w:rPr>
-        <w:t>('status', '</w:t>
-      </w:r>
-      <w:proofErr w:type="spellStart"/>
-      <w:r>
-        <w:rPr>
-          <w:rFonts w:ascii="Consolas" w:eastAsia="Consolas" w:hAnsi="Consolas" w:cs="Consolas"/>
-          <w:sz w:val="16"/>
-          <w:szCs w:val="16"/>
-          <w:lang w:val="en-US"/>
-        </w:rPr>
-        <w:t>invalid_relation_type</w:t>
-      </w:r>
-      <w:proofErr w:type="spellEnd"/>
-      <w:r>
-        <w:rPr>
-          <w:rFonts w:ascii="Consolas" w:eastAsia="Consolas" w:hAnsi="Consolas" w:cs="Consolas"/>
-          <w:sz w:val="16"/>
-          <w:szCs w:val="16"/>
-          <w:lang w:val="en-US"/>
-        </w:rPr>
-        <w:t>');</w:t>
-      </w:r>
-      <w:r>
-        <w:rPr>
-          <w:lang w:val="en-US"/>
-        </w:rPr>
-        <w:br/>
-      </w:r>
-      <w:r>
-        <w:rPr>
-          <w:rFonts w:ascii="Consolas" w:eastAsia="Consolas" w:hAnsi="Consolas" w:cs="Consolas"/>
-          <w:sz w:val="16"/>
-          <w:szCs w:val="16"/>
-          <w:lang w:val="en-US"/>
-        </w:rPr>
-        <w:t xml:space="preserve">  end if;</w:t>
-      </w:r>
-      <w:r>
-        <w:rPr>
-          <w:lang w:val="en-US"/>
-        </w:rPr>
-        <w:br/>
-      </w:r>
-      <w:r>
-        <w:rPr>
-          <w:rFonts w:ascii="Consolas" w:eastAsia="Consolas" w:hAnsi="Consolas" w:cs="Consolas"/>
-          <w:sz w:val="16"/>
-          <w:szCs w:val="16"/>
-          <w:lang w:val="en-US"/>
-        </w:rPr>
-        <w:t xml:space="preserve">  if not exists (select 1 from </w:t>
-      </w:r>
-      <w:proofErr w:type="spellStart"/>
-      <w:r>
-        <w:rPr>
-          <w:rFonts w:ascii="Consolas" w:eastAsia="Consolas" w:hAnsi="Consolas" w:cs="Consolas"/>
-          <w:sz w:val="16"/>
-          <w:szCs w:val="16"/>
-          <w:lang w:val="en-US"/>
-        </w:rPr>
-        <w:t>public.students</w:t>
-      </w:r>
-      <w:proofErr w:type="spellEnd"/>
-      <w:r>
-        <w:rPr>
-          <w:rFonts w:ascii="Consolas" w:eastAsia="Consolas" w:hAnsi="Consolas" w:cs="Consolas"/>
-          <w:sz w:val="16"/>
-          <w:szCs w:val="16"/>
-          <w:lang w:val="en-US"/>
-        </w:rPr>
-        <w:t xml:space="preserve"> s</w:t>
-      </w:r>
-      <w:r>
-        <w:rPr>
-          <w:lang w:val="en-US"/>
-        </w:rPr>
-        <w:br/>
-      </w:r>
-      <w:r>
-        <w:rPr>
-          <w:rFonts w:ascii="Consolas" w:eastAsia="Consolas" w:hAnsi="Consolas" w:cs="Consolas"/>
-          <w:sz w:val="16"/>
-          <w:szCs w:val="16"/>
-          <w:lang w:val="en-US"/>
-        </w:rPr>
-        <w:t xml:space="preserve">      where s.id = </w:t>
-      </w:r>
-      <w:proofErr w:type="spellStart"/>
-      <w:r>
-        <w:rPr>
-          <w:rFonts w:ascii="Consolas" w:eastAsia="Consolas" w:hAnsi="Consolas" w:cs="Consolas"/>
-          <w:sz w:val="16"/>
-          <w:szCs w:val="16"/>
-          <w:lang w:val="en-US"/>
-        </w:rPr>
-        <w:t>p_student_id</w:t>
-      </w:r>
-      <w:proofErr w:type="spellEnd"/>
-      <w:r>
-        <w:rPr>
-          <w:lang w:val="en-US"/>
-        </w:rPr>
-        <w:br/>
-      </w:r>
-      <w:r>
-        <w:rPr>
-          <w:rFonts w:ascii="Consolas" w:eastAsia="Consolas" w:hAnsi="Consolas" w:cs="Consolas"/>
-          <w:sz w:val="16"/>
-          <w:szCs w:val="16"/>
-          <w:lang w:val="en-US"/>
-        </w:rPr>
-        <w:t xml:space="preserve">        and </w:t>
-      </w:r>
-      <w:proofErr w:type="spellStart"/>
-      <w:r>
-        <w:rPr>
-          <w:rFonts w:ascii="Consolas" w:eastAsia="Consolas" w:hAnsi="Consolas" w:cs="Consolas"/>
-          <w:sz w:val="16"/>
-          <w:szCs w:val="16"/>
-          <w:lang w:val="en-US"/>
-        </w:rPr>
-        <w:t>s.institution_id</w:t>
-      </w:r>
-      <w:proofErr w:type="spellEnd"/>
-      <w:r>
-        <w:rPr>
-          <w:rFonts w:ascii="Consolas" w:eastAsia="Consolas" w:hAnsi="Consolas" w:cs="Consolas"/>
-          <w:sz w:val="16"/>
-          <w:szCs w:val="16"/>
-          <w:lang w:val="en-US"/>
-        </w:rPr>
-        <w:t xml:space="preserve"> = </w:t>
-      </w:r>
-      <w:proofErr w:type="spellStart"/>
-      <w:r>
-        <w:rPr>
-          <w:rFonts w:ascii="Consolas" w:eastAsia="Consolas" w:hAnsi="Consolas" w:cs="Consolas"/>
-          <w:sz w:val="16"/>
-          <w:szCs w:val="16"/>
-          <w:lang w:val="en-US"/>
-        </w:rPr>
-        <w:t>admin_institution_id</w:t>
-      </w:r>
-      <w:proofErr w:type="spellEnd"/>
-      <w:r>
-        <w:rPr>
-          <w:rFonts w:ascii="Consolas" w:eastAsia="Consolas" w:hAnsi="Consolas" w:cs="Consolas"/>
-          <w:sz w:val="16"/>
-          <w:szCs w:val="16"/>
-          <w:lang w:val="en-US"/>
-        </w:rPr>
-        <w:t>) then</w:t>
-      </w:r>
-      <w:r>
-        <w:rPr>
-          <w:lang w:val="en-US"/>
-        </w:rPr>
-        <w:br/>
-      </w:r>
-      <w:r>
-        <w:rPr>
-          <w:rFonts w:ascii="Consolas" w:eastAsia="Consolas" w:hAnsi="Consolas" w:cs="Consolas"/>
-          <w:sz w:val="16"/>
-          <w:szCs w:val="16"/>
-          <w:lang w:val="en-US"/>
-        </w:rPr>
-        <w:t xml:space="preserve">    return </w:t>
-      </w:r>
-      <w:proofErr w:type="spellStart"/>
-      <w:r>
-        <w:rPr>
-          <w:rFonts w:ascii="Consolas" w:eastAsia="Consolas" w:hAnsi="Consolas" w:cs="Consolas"/>
-          <w:sz w:val="16"/>
-          <w:szCs w:val="16"/>
-          <w:lang w:val="en-US"/>
-        </w:rPr>
-        <w:t>jsonb_build_object</w:t>
-      </w:r>
-      <w:proofErr w:type="spellEnd"/>
-      <w:r>
-        <w:rPr>
-          <w:rFonts w:ascii="Consolas" w:eastAsia="Consolas" w:hAnsi="Consolas" w:cs="Consolas"/>
-          <w:sz w:val="16"/>
-          <w:szCs w:val="16"/>
-          <w:lang w:val="en-US"/>
-        </w:rPr>
-        <w:t>('status', '</w:t>
-      </w:r>
-      <w:proofErr w:type="spellStart"/>
-      <w:r>
-        <w:rPr>
-          <w:rFonts w:ascii="Consolas" w:eastAsia="Consolas" w:hAnsi="Consolas" w:cs="Consolas"/>
-          <w:sz w:val="16"/>
-          <w:szCs w:val="16"/>
-          <w:lang w:val="en-US"/>
-        </w:rPr>
-        <w:t>student_not_found</w:t>
-      </w:r>
-      <w:proofErr w:type="spellEnd"/>
-      <w:r>
-        <w:rPr>
-          <w:rFonts w:ascii="Consolas" w:eastAsia="Consolas" w:hAnsi="Consolas" w:cs="Consolas"/>
-          <w:sz w:val="16"/>
-          <w:szCs w:val="16"/>
-          <w:lang w:val="en-US"/>
-        </w:rPr>
-        <w:t>');</w:t>
-      </w:r>
-      <w:r>
-        <w:rPr>
-          <w:lang w:val="en-US"/>
-        </w:rPr>
-        <w:br/>
-      </w:r>
-      <w:r>
-        <w:rPr>
-          <w:rFonts w:ascii="Consolas" w:eastAsia="Consolas" w:hAnsi="Consolas" w:cs="Consolas"/>
-          <w:sz w:val="16"/>
-          <w:szCs w:val="16"/>
-          <w:lang w:val="en-US"/>
-        </w:rPr>
-        <w:t xml:space="preserve">  end if;</w:t>
-      </w:r>
-      <w:r>
-        <w:rPr>
-          <w:lang w:val="en-US"/>
-        </w:rPr>
-        <w:br/>
-      </w:r>
-      <w:r>
-        <w:rPr>
-          <w:rFonts w:ascii="Consolas" w:eastAsia="Consolas" w:hAnsi="Consolas" w:cs="Consolas"/>
-          <w:sz w:val="16"/>
-          <w:szCs w:val="16"/>
-          <w:lang w:val="en-US"/>
-        </w:rPr>
-        <w:t xml:space="preserve">  insert into </w:t>
-      </w:r>
-      <w:proofErr w:type="spellStart"/>
-      <w:r>
-        <w:rPr>
-          <w:rFonts w:ascii="Consolas" w:eastAsia="Consolas" w:hAnsi="Consolas" w:cs="Consolas"/>
-          <w:sz w:val="16"/>
-          <w:szCs w:val="16"/>
-          <w:lang w:val="en-US"/>
-        </w:rPr>
-        <w:t>public.guardian_students</w:t>
-      </w:r>
-      <w:proofErr w:type="spellEnd"/>
-      <w:r>
-        <w:rPr>
-          <w:lang w:val="en-US"/>
-        </w:rPr>
-        <w:br/>
-      </w:r>
-      <w:r>
-        <w:rPr>
-          <w:rFonts w:ascii="Consolas" w:eastAsia="Consolas" w:hAnsi="Consolas" w:cs="Consolas"/>
-          <w:sz w:val="16"/>
-          <w:szCs w:val="16"/>
-          <w:lang w:val="en-US"/>
-        </w:rPr>
-        <w:t xml:space="preserve">    (</w:t>
-      </w:r>
-      <w:proofErr w:type="spellStart"/>
-      <w:r>
-        <w:rPr>
-          <w:rFonts w:ascii="Consolas" w:eastAsia="Consolas" w:hAnsi="Consolas" w:cs="Consolas"/>
-          <w:sz w:val="16"/>
-          <w:szCs w:val="16"/>
-          <w:lang w:val="en-US"/>
-        </w:rPr>
-        <w:t>guardian_profile_id</w:t>
-      </w:r>
-      <w:proofErr w:type="spellEnd"/>
-      <w:r>
-        <w:rPr>
-          <w:rFonts w:ascii="Consolas" w:eastAsia="Consolas" w:hAnsi="Consolas" w:cs="Consolas"/>
-          <w:sz w:val="16"/>
-          <w:szCs w:val="16"/>
-          <w:lang w:val="en-US"/>
-        </w:rPr>
-        <w:t xml:space="preserve">, </w:t>
-      </w:r>
-      <w:proofErr w:type="spellStart"/>
-      <w:r>
-        <w:rPr>
-          <w:rFonts w:ascii="Consolas" w:eastAsia="Consolas" w:hAnsi="Consolas" w:cs="Consolas"/>
-          <w:sz w:val="16"/>
-          <w:szCs w:val="16"/>
-          <w:lang w:val="en-US"/>
-        </w:rPr>
-        <w:t>student_id</w:t>
-      </w:r>
-      <w:proofErr w:type="spellEnd"/>
-      <w:r>
-        <w:rPr>
-          <w:rFonts w:ascii="Consolas" w:eastAsia="Consolas" w:hAnsi="Consolas" w:cs="Consolas"/>
-          <w:sz w:val="16"/>
-          <w:szCs w:val="16"/>
-          <w:lang w:val="en-US"/>
-        </w:rPr>
-        <w:t xml:space="preserve">, </w:t>
-      </w:r>
-      <w:proofErr w:type="spellStart"/>
-      <w:r>
-        <w:rPr>
-          <w:rFonts w:ascii="Consolas" w:eastAsia="Consolas" w:hAnsi="Consolas" w:cs="Consolas"/>
-          <w:sz w:val="16"/>
-          <w:szCs w:val="16"/>
-          <w:lang w:val="en-US"/>
-        </w:rPr>
-        <w:t>relation_type</w:t>
-      </w:r>
-      <w:proofErr w:type="spellEnd"/>
-      <w:r>
-        <w:rPr>
-          <w:rFonts w:ascii="Consolas" w:eastAsia="Consolas" w:hAnsi="Consolas" w:cs="Consolas"/>
-          <w:sz w:val="16"/>
-          <w:szCs w:val="16"/>
-          <w:lang w:val="en-US"/>
-        </w:rPr>
-        <w:t>)</w:t>
-      </w:r>
-      <w:r>
-        <w:rPr>
-          <w:lang w:val="en-US"/>
-        </w:rPr>
-        <w:br/>
-      </w:r>
-      <w:r>
-        <w:rPr>
-          <w:rFonts w:ascii="Consolas" w:eastAsia="Consolas" w:hAnsi="Consolas" w:cs="Consolas"/>
-          <w:sz w:val="16"/>
-          <w:szCs w:val="16"/>
-          <w:lang w:val="en-US"/>
-        </w:rPr>
-        <w:t xml:space="preserve">  values (</w:t>
-      </w:r>
-      <w:proofErr w:type="spellStart"/>
-      <w:r>
-        <w:rPr>
-          <w:rFonts w:ascii="Consolas" w:eastAsia="Consolas" w:hAnsi="Consolas" w:cs="Consolas"/>
-          <w:sz w:val="16"/>
-          <w:szCs w:val="16"/>
-          <w:lang w:val="en-US"/>
-        </w:rPr>
-        <w:t>p_guardian_profile_id</w:t>
-      </w:r>
-      <w:proofErr w:type="spellEnd"/>
-      <w:r>
-        <w:rPr>
-          <w:rFonts w:ascii="Consolas" w:eastAsia="Consolas" w:hAnsi="Consolas" w:cs="Consolas"/>
-          <w:sz w:val="16"/>
-          <w:szCs w:val="16"/>
-          <w:lang w:val="en-US"/>
-        </w:rPr>
-        <w:t xml:space="preserve">, </w:t>
-      </w:r>
-      <w:proofErr w:type="spellStart"/>
-      <w:r>
-        <w:rPr>
-          <w:rFonts w:ascii="Consolas" w:eastAsia="Consolas" w:hAnsi="Consolas" w:cs="Consolas"/>
-          <w:sz w:val="16"/>
-          <w:szCs w:val="16"/>
-          <w:lang w:val="en-US"/>
-        </w:rPr>
-        <w:t>p_student_id</w:t>
-      </w:r>
-      <w:proofErr w:type="spellEnd"/>
-      <w:r>
-        <w:rPr>
-          <w:rFonts w:ascii="Consolas" w:eastAsia="Consolas" w:hAnsi="Consolas" w:cs="Consolas"/>
-          <w:sz w:val="16"/>
-          <w:szCs w:val="16"/>
-          <w:lang w:val="en-US"/>
-        </w:rPr>
-        <w:t>, 'APODERADO')</w:t>
-      </w:r>
-      <w:r>
-        <w:rPr>
-          <w:lang w:val="en-US"/>
-        </w:rPr>
-        <w:br/>
-      </w:r>
-      <w:r>
-        <w:rPr>
-          <w:rFonts w:ascii="Consolas" w:eastAsia="Consolas" w:hAnsi="Consolas" w:cs="Consolas"/>
-          <w:sz w:val="16"/>
-          <w:szCs w:val="16"/>
-          <w:lang w:val="en-US"/>
-        </w:rPr>
-        <w:t xml:space="preserve">  on conflict (</w:t>
-      </w:r>
-      <w:proofErr w:type="spellStart"/>
-      <w:r>
-        <w:rPr>
-          <w:rFonts w:ascii="Consolas" w:eastAsia="Consolas" w:hAnsi="Consolas" w:cs="Consolas"/>
-          <w:sz w:val="16"/>
-          <w:szCs w:val="16"/>
-          <w:lang w:val="en-US"/>
-        </w:rPr>
-        <w:t>guardian_profile_id</w:t>
-      </w:r>
-      <w:proofErr w:type="spellEnd"/>
-      <w:r>
-        <w:rPr>
-          <w:rFonts w:ascii="Consolas" w:eastAsia="Consolas" w:hAnsi="Consolas" w:cs="Consolas"/>
-          <w:sz w:val="16"/>
-          <w:szCs w:val="16"/>
-          <w:lang w:val="en-US"/>
-        </w:rPr>
-        <w:t xml:space="preserve">, </w:t>
-      </w:r>
-      <w:proofErr w:type="spellStart"/>
-      <w:r>
-        <w:rPr>
-          <w:rFonts w:ascii="Consolas" w:eastAsia="Consolas" w:hAnsi="Consolas" w:cs="Consolas"/>
-          <w:sz w:val="16"/>
-          <w:szCs w:val="16"/>
-          <w:lang w:val="en-US"/>
-        </w:rPr>
-        <w:t>student_id</w:t>
-      </w:r>
-      <w:proofErr w:type="spellEnd"/>
-      <w:r>
-        <w:rPr>
-          <w:rFonts w:ascii="Consolas" w:eastAsia="Consolas" w:hAnsi="Consolas" w:cs="Consolas"/>
-          <w:sz w:val="16"/>
-          <w:szCs w:val="16"/>
-          <w:lang w:val="en-US"/>
-        </w:rPr>
-        <w:t>)</w:t>
-      </w:r>
-      <w:r>
-        <w:rPr>
-          <w:lang w:val="en-US"/>
-        </w:rPr>
-        <w:br/>
-      </w:r>
-      <w:r>
-        <w:rPr>
-          <w:rFonts w:ascii="Consolas" w:eastAsia="Consolas" w:hAnsi="Consolas" w:cs="Consolas"/>
-          <w:sz w:val="16"/>
-          <w:szCs w:val="16"/>
-          <w:lang w:val="en-US"/>
-        </w:rPr>
-        <w:t xml:space="preserve">    where </w:t>
-      </w:r>
-      <w:proofErr w:type="spellStart"/>
-      <w:r>
-        <w:rPr>
-          <w:rFonts w:ascii="Consolas" w:eastAsia="Consolas" w:hAnsi="Consolas" w:cs="Consolas"/>
-          <w:sz w:val="16"/>
-          <w:szCs w:val="16"/>
-          <w:lang w:val="en-US"/>
-        </w:rPr>
-        <w:t>relation_type</w:t>
-      </w:r>
-      <w:proofErr w:type="spellEnd"/>
-      <w:r>
-        <w:rPr>
-          <w:rFonts w:ascii="Consolas" w:eastAsia="Consolas" w:hAnsi="Consolas" w:cs="Consolas"/>
-          <w:sz w:val="16"/>
-          <w:szCs w:val="16"/>
-          <w:lang w:val="en-US"/>
-        </w:rPr>
-        <w:t xml:space="preserve"> = 'APODERADO' do nothing;</w:t>
-      </w:r>
-      <w:r>
-        <w:rPr>
-          <w:lang w:val="en-US"/>
-        </w:rPr>
-        <w:br/>
-      </w:r>
-      <w:r>
-        <w:rPr>
-          <w:rFonts w:ascii="Consolas" w:eastAsia="Consolas" w:hAnsi="Consolas" w:cs="Consolas"/>
-          <w:sz w:val="16"/>
-          <w:szCs w:val="16"/>
-          <w:lang w:val="en-US"/>
-        </w:rPr>
-        <w:t xml:space="preserve">  return </w:t>
-      </w:r>
-      <w:proofErr w:type="spellStart"/>
-      <w:r>
-        <w:rPr>
-          <w:rFonts w:ascii="Consolas" w:eastAsia="Consolas" w:hAnsi="Consolas" w:cs="Consolas"/>
-          <w:sz w:val="16"/>
-          <w:szCs w:val="16"/>
-          <w:lang w:val="en-US"/>
-        </w:rPr>
-        <w:t>jsonb_build_object</w:t>
-      </w:r>
-      <w:proofErr w:type="spellEnd"/>
-      <w:r>
-        <w:rPr>
-          <w:rFonts w:ascii="Consolas" w:eastAsia="Consolas" w:hAnsi="Consolas" w:cs="Consolas"/>
-          <w:sz w:val="16"/>
-          <w:szCs w:val="16"/>
-          <w:lang w:val="en-US"/>
-        </w:rPr>
-        <w:t>('status', 'linked');</w:t>
+        <w:t xml:space="preserve">  return jsonb_build_object('status', 'linked');</w:t>
       </w:r>
       <w:r>
         <w:rPr>
@@ -55455,9 +52322,14 @@
           <w:szCs w:val="16"/>
           <w:lang w:val="en-US"/>
         </w:rPr>
-        <w:t xml:space="preserve">select * into </w:t>
-      </w:r>
-      <w:proofErr w:type="spellStart"/>
+        <w:t>select * into credential_record</w:t>
+      </w:r>
+      <w:r>
+        <w:rPr>
+          <w:lang w:val="en-US"/>
+        </w:rPr>
+        <w:br/>
+      </w:r>
       <w:r>
         <w:rPr>
           <w:rFonts w:ascii="Consolas" w:eastAsia="Consolas" w:hAnsi="Consolas" w:cs="Consolas"/>
@@ -55465,9 +52337,8 @@
           <w:szCs w:val="16"/>
           <w:lang w:val="en-US"/>
         </w:rPr>
-        <w:t>credential_record</w:t>
-      </w:r>
-      <w:proofErr w:type="spellEnd"/>
+        <w:t>from public.student_qr_credentials sqc</w:t>
+      </w:r>
       <w:r>
         <w:rPr>
           <w:lang w:val="en-US"/>
@@ -55481,9 +52352,14 @@
           <w:szCs w:val="16"/>
           <w:lang w:val="en-US"/>
         </w:rPr>
-        <w:t xml:space="preserve">from </w:t>
-      </w:r>
-      <w:proofErr w:type="spellStart"/>
+        <w:t>where sqc.id = p_credential_id</w:t>
+      </w:r>
+      <w:r>
+        <w:rPr>
+          <w:lang w:val="en-US"/>
+        </w:rPr>
+        <w:br/>
+      </w:r>
       <w:r>
         <w:rPr>
           <w:rFonts w:ascii="Consolas" w:eastAsia="Consolas" w:hAnsi="Consolas" w:cs="Consolas"/>
@@ -55491,9 +52367,14 @@
           <w:szCs w:val="16"/>
           <w:lang w:val="en-US"/>
         </w:rPr>
-        <w:t>public.student_qr_credentials</w:t>
-      </w:r>
-      <w:proofErr w:type="spellEnd"/>
+        <w:t xml:space="preserve">  and sqc.institution_id = public.current_user_institution_id()</w:t>
+      </w:r>
+      <w:r>
+        <w:rPr>
+          <w:lang w:val="en-US"/>
+        </w:rPr>
+        <w:br/>
+      </w:r>
       <w:r>
         <w:rPr>
           <w:rFonts w:ascii="Consolas" w:eastAsia="Consolas" w:hAnsi="Consolas" w:cs="Consolas"/>
@@ -55501,9 +52382,20 @@
           <w:szCs w:val="16"/>
           <w:lang w:val="en-US"/>
         </w:rPr>
-        <w:t xml:space="preserve"> </w:t>
-      </w:r>
-      <w:proofErr w:type="spellStart"/>
+        <w:t>for update;</w:t>
+      </w:r>
+      <w:r>
+        <w:rPr>
+          <w:lang w:val="en-US"/>
+        </w:rPr>
+        <w:br/>
+      </w:r>
+      <w:r>
+        <w:rPr>
+          <w:lang w:val="en-US"/>
+        </w:rPr>
+        <w:br/>
+      </w:r>
       <w:r>
         <w:rPr>
           <w:rFonts w:ascii="Consolas" w:eastAsia="Consolas" w:hAnsi="Consolas" w:cs="Consolas"/>
@@ -55511,9 +52403,8 @@
           <w:szCs w:val="16"/>
           <w:lang w:val="en-US"/>
         </w:rPr>
-        <w:t>sqc</w:t>
-      </w:r>
-      <w:proofErr w:type="spellEnd"/>
+        <w:t>if credential_record.revoked_at is not null then</w:t>
+      </w:r>
       <w:r>
         <w:rPr>
           <w:lang w:val="en-US"/>
@@ -55527,9 +52418,14 @@
           <w:szCs w:val="16"/>
           <w:lang w:val="en-US"/>
         </w:rPr>
-        <w:t xml:space="preserve">where sqc.id = </w:t>
-      </w:r>
-      <w:proofErr w:type="spellStart"/>
+        <w:t xml:space="preserve">  message_code := 'QR_REVOKED'; return next; return;</w:t>
+      </w:r>
+      <w:r>
+        <w:rPr>
+          <w:lang w:val="en-US"/>
+        </w:rPr>
+        <w:br/>
+      </w:r>
       <w:r>
         <w:rPr>
           <w:rFonts w:ascii="Consolas" w:eastAsia="Consolas" w:hAnsi="Consolas" w:cs="Consolas"/>
@@ -55537,9 +52433,8 @@
           <w:szCs w:val="16"/>
           <w:lang w:val="en-US"/>
         </w:rPr>
-        <w:t>p_credential_id</w:t>
-      </w:r>
-      <w:proofErr w:type="spellEnd"/>
+        <w:t>end if;</w:t>
+      </w:r>
       <w:r>
         <w:rPr>
           <w:lang w:val="en-US"/>
@@ -55553,9 +52448,14 @@
           <w:szCs w:val="16"/>
           <w:lang w:val="en-US"/>
         </w:rPr>
-        <w:t xml:space="preserve">  and </w:t>
-      </w:r>
-      <w:proofErr w:type="spellStart"/>
+        <w:t>if credential_record.used_at is not null then</w:t>
+      </w:r>
+      <w:r>
+        <w:rPr>
+          <w:lang w:val="en-US"/>
+        </w:rPr>
+        <w:br/>
+      </w:r>
       <w:r>
         <w:rPr>
           <w:rFonts w:ascii="Consolas" w:eastAsia="Consolas" w:hAnsi="Consolas" w:cs="Consolas"/>
@@ -55563,9 +52463,14 @@
           <w:szCs w:val="16"/>
           <w:lang w:val="en-US"/>
         </w:rPr>
-        <w:t>sqc.institution_id</w:t>
-      </w:r>
-      <w:proofErr w:type="spellEnd"/>
+        <w:t xml:space="preserve">  message_code := 'QR_ALREADY_USED'; return next; return;</w:t>
+      </w:r>
+      <w:r>
+        <w:rPr>
+          <w:lang w:val="en-US"/>
+        </w:rPr>
+        <w:br/>
+      </w:r>
       <w:r>
         <w:rPr>
           <w:rFonts w:ascii="Consolas" w:eastAsia="Consolas" w:hAnsi="Consolas" w:cs="Consolas"/>
@@ -55573,9 +52478,14 @@
           <w:szCs w:val="16"/>
           <w:lang w:val="en-US"/>
         </w:rPr>
-        <w:t xml:space="preserve"> = </w:t>
-      </w:r>
-      <w:proofErr w:type="spellStart"/>
+        <w:t>end if;</w:t>
+      </w:r>
+      <w:r>
+        <w:rPr>
+          <w:lang w:val="en-US"/>
+        </w:rPr>
+        <w:br/>
+      </w:r>
       <w:r>
         <w:rPr>
           <w:rFonts w:ascii="Consolas" w:eastAsia="Consolas" w:hAnsi="Consolas" w:cs="Consolas"/>
@@ -55583,9 +52493,14 @@
           <w:szCs w:val="16"/>
           <w:lang w:val="en-US"/>
         </w:rPr>
-        <w:t>public.current_user_institution_id</w:t>
-      </w:r>
-      <w:proofErr w:type="spellEnd"/>
+        <w:t>if credential_record.expires_at &lt;= now() then</w:t>
+      </w:r>
+      <w:r>
+        <w:rPr>
+          <w:lang w:val="en-US"/>
+        </w:rPr>
+        <w:br/>
+      </w:r>
       <w:r>
         <w:rPr>
           <w:rFonts w:ascii="Consolas" w:eastAsia="Consolas" w:hAnsi="Consolas" w:cs="Consolas"/>
@@ -55593,7 +52508,7 @@
           <w:szCs w:val="16"/>
           <w:lang w:val="en-US"/>
         </w:rPr>
-        <w:t>()</w:t>
+        <w:t xml:space="preserve">  message_code := 'QR_EXPIRED'; return next; return;</w:t>
       </w:r>
       <w:r>
         <w:rPr>
@@ -55608,7 +52523,7 @@
           <w:szCs w:val="16"/>
           <w:lang w:val="en-US"/>
         </w:rPr>
-        <w:t>for update;</w:t>
+        <w:t>end if;</w:t>
       </w:r>
       <w:r>
         <w:rPr>
@@ -55629,9 +52544,14 @@
           <w:szCs w:val="16"/>
           <w:lang w:val="en-US"/>
         </w:rPr>
-        <w:t xml:space="preserve">if </w:t>
-      </w:r>
-      <w:proofErr w:type="spellStart"/>
+        <w:t>update public.student_qr_credentials</w:t>
+      </w:r>
+      <w:r>
+        <w:rPr>
+          <w:lang w:val="en-US"/>
+        </w:rPr>
+        <w:br/>
+      </w:r>
       <w:r>
         <w:rPr>
           <w:rFonts w:ascii="Consolas" w:eastAsia="Consolas" w:hAnsi="Consolas" w:cs="Consolas"/>
@@ -55639,9 +52559,14 @@
           <w:szCs w:val="16"/>
           <w:lang w:val="en-US"/>
         </w:rPr>
-        <w:t>credential_record.revoked_at</w:t>
-      </w:r>
-      <w:proofErr w:type="spellEnd"/>
+        <w:t>set used_at = now()</w:t>
+      </w:r>
+      <w:r>
+        <w:rPr>
+          <w:lang w:val="en-US"/>
+        </w:rPr>
+        <w:br/>
+      </w:r>
       <w:r>
         <w:rPr>
           <w:rFonts w:ascii="Consolas" w:eastAsia="Consolas" w:hAnsi="Consolas" w:cs="Consolas"/>
@@ -55649,7 +52574,13 @@
           <w:szCs w:val="16"/>
           <w:lang w:val="en-US"/>
         </w:rPr>
-        <w:t xml:space="preserve"> is not null then</w:t>
+        <w:t>where id = credential_record.id and used_at is null;</w:t>
+      </w:r>
+      <w:r>
+        <w:rPr>
+          <w:lang w:val="en-US"/>
+        </w:rPr>
+        <w:br/>
       </w:r>
       <w:r>
         <w:rPr>
@@ -55664,9 +52595,14 @@
           <w:szCs w:val="16"/>
           <w:lang w:val="en-US"/>
         </w:rPr>
-        <w:t xml:space="preserve">  </w:t>
-      </w:r>
-      <w:proofErr w:type="spellStart"/>
+        <w:t>insert into public.access_events</w:t>
+      </w:r>
+      <w:r>
+        <w:rPr>
+          <w:lang w:val="en-US"/>
+        </w:rPr>
+        <w:br/>
+      </w:r>
       <w:r>
         <w:rPr>
           <w:rFonts w:ascii="Consolas" w:eastAsia="Consolas" w:hAnsi="Consolas" w:cs="Consolas"/>
@@ -55674,9 +52610,14 @@
           <w:szCs w:val="16"/>
           <w:lang w:val="en-US"/>
         </w:rPr>
-        <w:t>message_code</w:t>
-      </w:r>
-      <w:proofErr w:type="spellEnd"/>
+        <w:t xml:space="preserve">  (student_id, recorded_by_profile_id, event_type,</w:t>
+      </w:r>
+      <w:r>
+        <w:rPr>
+          <w:lang w:val="en-US"/>
+        </w:rPr>
+        <w:br/>
+      </w:r>
       <w:r>
         <w:rPr>
           <w:rFonts w:ascii="Consolas" w:eastAsia="Consolas" w:hAnsi="Consolas" w:cs="Consolas"/>
@@ -55684,7 +52625,7 @@
           <w:szCs w:val="16"/>
           <w:lang w:val="en-US"/>
         </w:rPr>
-        <w:t xml:space="preserve"> := 'QR_REVOKED'; return next; return;</w:t>
+        <w:t xml:space="preserve">   exit_kind, validation_kind, result)</w:t>
       </w:r>
       <w:r>
         <w:rPr>
@@ -55699,7 +52640,7 @@
           <w:szCs w:val="16"/>
           <w:lang w:val="en-US"/>
         </w:rPr>
-        <w:t>end if;</w:t>
+        <w:t>values</w:t>
       </w:r>
       <w:r>
         <w:rPr>
@@ -55714,9 +52655,14 @@
           <w:szCs w:val="16"/>
           <w:lang w:val="en-US"/>
         </w:rPr>
-        <w:t xml:space="preserve">if </w:t>
-      </w:r>
-      <w:proofErr w:type="spellStart"/>
+        <w:t xml:space="preserve">  (credential_record.student_id, auth.uid(), access_event_type,</w:t>
+      </w:r>
+      <w:r>
+        <w:rPr>
+          <w:lang w:val="en-US"/>
+        </w:rPr>
+        <w:br/>
+      </w:r>
       <w:r>
         <w:rPr>
           <w:rFonts w:ascii="Consolas" w:eastAsia="Consolas" w:hAnsi="Consolas" w:cs="Consolas"/>
@@ -55724,541 +52670,7 @@
           <w:szCs w:val="16"/>
           <w:lang w:val="en-US"/>
         </w:rPr>
-        <w:t>credential_record.used_at</w:t>
-      </w:r>
-      <w:proofErr w:type="spellEnd"/>
-      <w:r>
-        <w:rPr>
-          <w:rFonts w:ascii="Consolas" w:eastAsia="Consolas" w:hAnsi="Consolas" w:cs="Consolas"/>
-          <w:sz w:val="16"/>
-          <w:szCs w:val="16"/>
-          <w:lang w:val="en-US"/>
-        </w:rPr>
-        <w:t xml:space="preserve"> is not null then</w:t>
-      </w:r>
-      <w:r>
-        <w:rPr>
-          <w:lang w:val="en-US"/>
-        </w:rPr>
-        <w:br/>
-      </w:r>
-      <w:r>
-        <w:rPr>
-          <w:rFonts w:ascii="Consolas" w:eastAsia="Consolas" w:hAnsi="Consolas" w:cs="Consolas"/>
-          <w:sz w:val="16"/>
-          <w:szCs w:val="16"/>
-          <w:lang w:val="en-US"/>
-        </w:rPr>
-        <w:t xml:space="preserve">  </w:t>
-      </w:r>
-      <w:proofErr w:type="spellStart"/>
-      <w:r>
-        <w:rPr>
-          <w:rFonts w:ascii="Consolas" w:eastAsia="Consolas" w:hAnsi="Consolas" w:cs="Consolas"/>
-          <w:sz w:val="16"/>
-          <w:szCs w:val="16"/>
-          <w:lang w:val="en-US"/>
-        </w:rPr>
-        <w:t>message_code</w:t>
-      </w:r>
-      <w:proofErr w:type="spellEnd"/>
-      <w:r>
-        <w:rPr>
-          <w:rFonts w:ascii="Consolas" w:eastAsia="Consolas" w:hAnsi="Consolas" w:cs="Consolas"/>
-          <w:sz w:val="16"/>
-          <w:szCs w:val="16"/>
-          <w:lang w:val="en-US"/>
-        </w:rPr>
-        <w:t xml:space="preserve"> := 'QR_ALREADY_USED'; return next; return;</w:t>
-      </w:r>
-      <w:r>
-        <w:rPr>
-          <w:lang w:val="en-US"/>
-        </w:rPr>
-        <w:br/>
-      </w:r>
-      <w:r>
-        <w:rPr>
-          <w:rFonts w:ascii="Consolas" w:eastAsia="Consolas" w:hAnsi="Consolas" w:cs="Consolas"/>
-          <w:sz w:val="16"/>
-          <w:szCs w:val="16"/>
-          <w:lang w:val="en-US"/>
-        </w:rPr>
-        <w:t>end if;</w:t>
-      </w:r>
-      <w:r>
-        <w:rPr>
-          <w:lang w:val="en-US"/>
-        </w:rPr>
-        <w:br/>
-      </w:r>
-      <w:r>
-        <w:rPr>
-          <w:rFonts w:ascii="Consolas" w:eastAsia="Consolas" w:hAnsi="Consolas" w:cs="Consolas"/>
-          <w:sz w:val="16"/>
-          <w:szCs w:val="16"/>
-          <w:lang w:val="en-US"/>
-        </w:rPr>
-        <w:t xml:space="preserve">if </w:t>
-      </w:r>
-      <w:proofErr w:type="spellStart"/>
-      <w:r>
-        <w:rPr>
-          <w:rFonts w:ascii="Consolas" w:eastAsia="Consolas" w:hAnsi="Consolas" w:cs="Consolas"/>
-          <w:sz w:val="16"/>
-          <w:szCs w:val="16"/>
-          <w:lang w:val="en-US"/>
-        </w:rPr>
-        <w:t>credential_record.expires_at</w:t>
-      </w:r>
-      <w:proofErr w:type="spellEnd"/>
-      <w:r>
-        <w:rPr>
-          <w:rFonts w:ascii="Consolas" w:eastAsia="Consolas" w:hAnsi="Consolas" w:cs="Consolas"/>
-          <w:sz w:val="16"/>
-          <w:szCs w:val="16"/>
-          <w:lang w:val="en-US"/>
-        </w:rPr>
-        <w:t xml:space="preserve"> &lt;= now() then</w:t>
-      </w:r>
-      <w:r>
-        <w:rPr>
-          <w:lang w:val="en-US"/>
-        </w:rPr>
-        <w:br/>
-      </w:r>
-      <w:r>
-        <w:rPr>
-          <w:rFonts w:ascii="Consolas" w:eastAsia="Consolas" w:hAnsi="Consolas" w:cs="Consolas"/>
-          <w:sz w:val="16"/>
-          <w:szCs w:val="16"/>
-          <w:lang w:val="en-US"/>
-        </w:rPr>
-        <w:t xml:space="preserve">  </w:t>
-      </w:r>
-      <w:proofErr w:type="spellStart"/>
-      <w:r>
-        <w:rPr>
-          <w:rFonts w:ascii="Consolas" w:eastAsia="Consolas" w:hAnsi="Consolas" w:cs="Consolas"/>
-          <w:sz w:val="16"/>
-          <w:szCs w:val="16"/>
-          <w:lang w:val="en-US"/>
-        </w:rPr>
-        <w:t>message_code</w:t>
-      </w:r>
-      <w:proofErr w:type="spellEnd"/>
-      <w:r>
-        <w:rPr>
-          <w:rFonts w:ascii="Consolas" w:eastAsia="Consolas" w:hAnsi="Consolas" w:cs="Consolas"/>
-          <w:sz w:val="16"/>
-          <w:szCs w:val="16"/>
-          <w:lang w:val="en-US"/>
-        </w:rPr>
-        <w:t xml:space="preserve"> := 'QR_EXPIRED'; return next; return;</w:t>
-      </w:r>
-      <w:r>
-        <w:rPr>
-          <w:lang w:val="en-US"/>
-        </w:rPr>
-        <w:br/>
-      </w:r>
-      <w:r>
-        <w:rPr>
-          <w:rFonts w:ascii="Consolas" w:eastAsia="Consolas" w:hAnsi="Consolas" w:cs="Consolas"/>
-          <w:sz w:val="16"/>
-          <w:szCs w:val="16"/>
-          <w:lang w:val="en-US"/>
-        </w:rPr>
-        <w:t>end if;</w:t>
-      </w:r>
-      <w:r>
-        <w:rPr>
-          <w:lang w:val="en-US"/>
-        </w:rPr>
-        <w:br/>
-      </w:r>
-      <w:r>
-        <w:rPr>
-          <w:lang w:val="en-US"/>
-        </w:rPr>
-        <w:br/>
-      </w:r>
-      <w:r>
-        <w:rPr>
-          <w:rFonts w:ascii="Consolas" w:eastAsia="Consolas" w:hAnsi="Consolas" w:cs="Consolas"/>
-          <w:sz w:val="16"/>
-          <w:szCs w:val="16"/>
-          <w:lang w:val="en-US"/>
-        </w:rPr>
-        <w:t xml:space="preserve">update </w:t>
-      </w:r>
-      <w:proofErr w:type="spellStart"/>
-      <w:r>
-        <w:rPr>
-          <w:rFonts w:ascii="Consolas" w:eastAsia="Consolas" w:hAnsi="Consolas" w:cs="Consolas"/>
-          <w:sz w:val="16"/>
-          <w:szCs w:val="16"/>
-          <w:lang w:val="en-US"/>
-        </w:rPr>
-        <w:t>public.student_qr_credentials</w:t>
-      </w:r>
-      <w:proofErr w:type="spellEnd"/>
-      <w:r>
-        <w:rPr>
-          <w:lang w:val="en-US"/>
-        </w:rPr>
-        <w:br/>
-      </w:r>
-      <w:r>
-        <w:rPr>
-          <w:rFonts w:ascii="Consolas" w:eastAsia="Consolas" w:hAnsi="Consolas" w:cs="Consolas"/>
-          <w:sz w:val="16"/>
-          <w:szCs w:val="16"/>
-          <w:lang w:val="en-US"/>
-        </w:rPr>
-        <w:t xml:space="preserve">set </w:t>
-      </w:r>
-      <w:proofErr w:type="spellStart"/>
-      <w:r>
-        <w:rPr>
-          <w:rFonts w:ascii="Consolas" w:eastAsia="Consolas" w:hAnsi="Consolas" w:cs="Consolas"/>
-          <w:sz w:val="16"/>
-          <w:szCs w:val="16"/>
-          <w:lang w:val="en-US"/>
-        </w:rPr>
-        <w:t>used_at</w:t>
-      </w:r>
-      <w:proofErr w:type="spellEnd"/>
-      <w:r>
-        <w:rPr>
-          <w:rFonts w:ascii="Consolas" w:eastAsia="Consolas" w:hAnsi="Consolas" w:cs="Consolas"/>
-          <w:sz w:val="16"/>
-          <w:szCs w:val="16"/>
-          <w:lang w:val="en-US"/>
-        </w:rPr>
-        <w:t xml:space="preserve"> = now()</w:t>
-      </w:r>
-      <w:r>
-        <w:rPr>
-          <w:lang w:val="en-US"/>
-        </w:rPr>
-        <w:br/>
-      </w:r>
-      <w:r>
-        <w:rPr>
-          <w:rFonts w:ascii="Consolas" w:eastAsia="Consolas" w:hAnsi="Consolas" w:cs="Consolas"/>
-          <w:sz w:val="16"/>
-          <w:szCs w:val="16"/>
-          <w:lang w:val="en-US"/>
-        </w:rPr>
-        <w:t xml:space="preserve">where id = credential_record.id and </w:t>
-      </w:r>
-      <w:proofErr w:type="spellStart"/>
-      <w:r>
-        <w:rPr>
-          <w:rFonts w:ascii="Consolas" w:eastAsia="Consolas" w:hAnsi="Consolas" w:cs="Consolas"/>
-          <w:sz w:val="16"/>
-          <w:szCs w:val="16"/>
-          <w:lang w:val="en-US"/>
-        </w:rPr>
-        <w:t>used_at</w:t>
-      </w:r>
-      <w:proofErr w:type="spellEnd"/>
-      <w:r>
-        <w:rPr>
-          <w:rFonts w:ascii="Consolas" w:eastAsia="Consolas" w:hAnsi="Consolas" w:cs="Consolas"/>
-          <w:sz w:val="16"/>
-          <w:szCs w:val="16"/>
-          <w:lang w:val="en-US"/>
-        </w:rPr>
-        <w:t xml:space="preserve"> is null;</w:t>
-      </w:r>
-      <w:r>
-        <w:rPr>
-          <w:lang w:val="en-US"/>
-        </w:rPr>
-        <w:br/>
-      </w:r>
-      <w:r>
-        <w:rPr>
-          <w:lang w:val="en-US"/>
-        </w:rPr>
-        <w:br/>
-      </w:r>
-      <w:r>
-        <w:rPr>
-          <w:rFonts w:ascii="Consolas" w:eastAsia="Consolas" w:hAnsi="Consolas" w:cs="Consolas"/>
-          <w:sz w:val="16"/>
-          <w:szCs w:val="16"/>
-          <w:lang w:val="en-US"/>
-        </w:rPr>
-        <w:t xml:space="preserve">insert into </w:t>
-      </w:r>
-      <w:proofErr w:type="spellStart"/>
-      <w:r>
-        <w:rPr>
-          <w:rFonts w:ascii="Consolas" w:eastAsia="Consolas" w:hAnsi="Consolas" w:cs="Consolas"/>
-          <w:sz w:val="16"/>
-          <w:szCs w:val="16"/>
-          <w:lang w:val="en-US"/>
-        </w:rPr>
-        <w:t>public.access_events</w:t>
-      </w:r>
-      <w:proofErr w:type="spellEnd"/>
-      <w:r>
-        <w:rPr>
-          <w:lang w:val="en-US"/>
-        </w:rPr>
-        <w:br/>
-      </w:r>
-      <w:r>
-        <w:rPr>
-          <w:rFonts w:ascii="Consolas" w:eastAsia="Consolas" w:hAnsi="Consolas" w:cs="Consolas"/>
-          <w:sz w:val="16"/>
-          <w:szCs w:val="16"/>
-          <w:lang w:val="en-US"/>
-        </w:rPr>
-        <w:t xml:space="preserve">  (</w:t>
-      </w:r>
-      <w:proofErr w:type="spellStart"/>
-      <w:r>
-        <w:rPr>
-          <w:rFonts w:ascii="Consolas" w:eastAsia="Consolas" w:hAnsi="Consolas" w:cs="Consolas"/>
-          <w:sz w:val="16"/>
-          <w:szCs w:val="16"/>
-          <w:lang w:val="en-US"/>
-        </w:rPr>
-        <w:t>student_id</w:t>
-      </w:r>
-      <w:proofErr w:type="spellEnd"/>
-      <w:r>
-        <w:rPr>
-          <w:rFonts w:ascii="Consolas" w:eastAsia="Consolas" w:hAnsi="Consolas" w:cs="Consolas"/>
-          <w:sz w:val="16"/>
-          <w:szCs w:val="16"/>
-          <w:lang w:val="en-US"/>
-        </w:rPr>
-        <w:t xml:space="preserve">, </w:t>
-      </w:r>
-      <w:proofErr w:type="spellStart"/>
-      <w:r>
-        <w:rPr>
-          <w:rFonts w:ascii="Consolas" w:eastAsia="Consolas" w:hAnsi="Consolas" w:cs="Consolas"/>
-          <w:sz w:val="16"/>
-          <w:szCs w:val="16"/>
-          <w:lang w:val="en-US"/>
-        </w:rPr>
-        <w:t>recorded_by_profile_id</w:t>
-      </w:r>
-      <w:proofErr w:type="spellEnd"/>
-      <w:r>
-        <w:rPr>
-          <w:rFonts w:ascii="Consolas" w:eastAsia="Consolas" w:hAnsi="Consolas" w:cs="Consolas"/>
-          <w:sz w:val="16"/>
-          <w:szCs w:val="16"/>
-          <w:lang w:val="en-US"/>
-        </w:rPr>
-        <w:t xml:space="preserve">, </w:t>
-      </w:r>
-      <w:proofErr w:type="spellStart"/>
-      <w:r>
-        <w:rPr>
-          <w:rFonts w:ascii="Consolas" w:eastAsia="Consolas" w:hAnsi="Consolas" w:cs="Consolas"/>
-          <w:sz w:val="16"/>
-          <w:szCs w:val="16"/>
-          <w:lang w:val="en-US"/>
-        </w:rPr>
-        <w:t>event_type</w:t>
-      </w:r>
-      <w:proofErr w:type="spellEnd"/>
-      <w:r>
-        <w:rPr>
-          <w:rFonts w:ascii="Consolas" w:eastAsia="Consolas" w:hAnsi="Consolas" w:cs="Consolas"/>
-          <w:sz w:val="16"/>
-          <w:szCs w:val="16"/>
-          <w:lang w:val="en-US"/>
-        </w:rPr>
-        <w:t>,</w:t>
-      </w:r>
-      <w:r>
-        <w:rPr>
-          <w:lang w:val="en-US"/>
-        </w:rPr>
-        <w:br/>
-      </w:r>
-      <w:r>
-        <w:rPr>
-          <w:rFonts w:ascii="Consolas" w:eastAsia="Consolas" w:hAnsi="Consolas" w:cs="Consolas"/>
-          <w:sz w:val="16"/>
-          <w:szCs w:val="16"/>
-          <w:lang w:val="en-US"/>
-        </w:rPr>
-        <w:t xml:space="preserve">   </w:t>
-      </w:r>
-      <w:proofErr w:type="spellStart"/>
-      <w:r>
-        <w:rPr>
-          <w:rFonts w:ascii="Consolas" w:eastAsia="Consolas" w:hAnsi="Consolas" w:cs="Consolas"/>
-          <w:sz w:val="16"/>
-          <w:szCs w:val="16"/>
-          <w:lang w:val="en-US"/>
-        </w:rPr>
-        <w:t>exit_kind</w:t>
-      </w:r>
-      <w:proofErr w:type="spellEnd"/>
-      <w:r>
-        <w:rPr>
-          <w:rFonts w:ascii="Consolas" w:eastAsia="Consolas" w:hAnsi="Consolas" w:cs="Consolas"/>
-          <w:sz w:val="16"/>
-          <w:szCs w:val="16"/>
-          <w:lang w:val="en-US"/>
-        </w:rPr>
-        <w:t xml:space="preserve">, </w:t>
-      </w:r>
-      <w:proofErr w:type="spellStart"/>
-      <w:r>
-        <w:rPr>
-          <w:rFonts w:ascii="Consolas" w:eastAsia="Consolas" w:hAnsi="Consolas" w:cs="Consolas"/>
-          <w:sz w:val="16"/>
-          <w:szCs w:val="16"/>
-          <w:lang w:val="en-US"/>
-        </w:rPr>
-        <w:t>validation_kind</w:t>
-      </w:r>
-      <w:proofErr w:type="spellEnd"/>
-      <w:r>
-        <w:rPr>
-          <w:rFonts w:ascii="Consolas" w:eastAsia="Consolas" w:hAnsi="Consolas" w:cs="Consolas"/>
-          <w:sz w:val="16"/>
-          <w:szCs w:val="16"/>
-          <w:lang w:val="en-US"/>
-        </w:rPr>
-        <w:t>, result)</w:t>
-      </w:r>
-      <w:r>
-        <w:rPr>
-          <w:lang w:val="en-US"/>
-        </w:rPr>
-        <w:br/>
-      </w:r>
-      <w:r>
-        <w:rPr>
-          <w:rFonts w:ascii="Consolas" w:eastAsia="Consolas" w:hAnsi="Consolas" w:cs="Consolas"/>
-          <w:sz w:val="16"/>
-          <w:szCs w:val="16"/>
-          <w:lang w:val="en-US"/>
-        </w:rPr>
-        <w:t>values</w:t>
-      </w:r>
-      <w:r>
-        <w:rPr>
-          <w:lang w:val="en-US"/>
-        </w:rPr>
-        <w:br/>
-      </w:r>
-      <w:r>
-        <w:rPr>
-          <w:rFonts w:ascii="Consolas" w:eastAsia="Consolas" w:hAnsi="Consolas" w:cs="Consolas"/>
-          <w:sz w:val="16"/>
-          <w:szCs w:val="16"/>
-          <w:lang w:val="en-US"/>
-        </w:rPr>
-        <w:t xml:space="preserve">  (</w:t>
-      </w:r>
-      <w:proofErr w:type="spellStart"/>
-      <w:r>
-        <w:rPr>
-          <w:rFonts w:ascii="Consolas" w:eastAsia="Consolas" w:hAnsi="Consolas" w:cs="Consolas"/>
-          <w:sz w:val="16"/>
-          <w:szCs w:val="16"/>
-          <w:lang w:val="en-US"/>
-        </w:rPr>
-        <w:t>credential_record.student_id</w:t>
-      </w:r>
-      <w:proofErr w:type="spellEnd"/>
-      <w:r>
-        <w:rPr>
-          <w:rFonts w:ascii="Consolas" w:eastAsia="Consolas" w:hAnsi="Consolas" w:cs="Consolas"/>
-          <w:sz w:val="16"/>
-          <w:szCs w:val="16"/>
-          <w:lang w:val="en-US"/>
-        </w:rPr>
-        <w:t xml:space="preserve">, </w:t>
-      </w:r>
-      <w:proofErr w:type="spellStart"/>
-      <w:r>
-        <w:rPr>
-          <w:rFonts w:ascii="Consolas" w:eastAsia="Consolas" w:hAnsi="Consolas" w:cs="Consolas"/>
-          <w:sz w:val="16"/>
-          <w:szCs w:val="16"/>
-          <w:lang w:val="en-US"/>
-        </w:rPr>
-        <w:t>auth.uid</w:t>
-      </w:r>
-      <w:proofErr w:type="spellEnd"/>
-      <w:r>
-        <w:rPr>
-          <w:rFonts w:ascii="Consolas" w:eastAsia="Consolas" w:hAnsi="Consolas" w:cs="Consolas"/>
-          <w:sz w:val="16"/>
-          <w:szCs w:val="16"/>
-          <w:lang w:val="en-US"/>
-        </w:rPr>
-        <w:t xml:space="preserve">(), </w:t>
-      </w:r>
-      <w:proofErr w:type="spellStart"/>
-      <w:r>
-        <w:rPr>
-          <w:rFonts w:ascii="Consolas" w:eastAsia="Consolas" w:hAnsi="Consolas" w:cs="Consolas"/>
-          <w:sz w:val="16"/>
-          <w:szCs w:val="16"/>
-          <w:lang w:val="en-US"/>
-        </w:rPr>
-        <w:t>access_event_type</w:t>
-      </w:r>
-      <w:proofErr w:type="spellEnd"/>
-      <w:r>
-        <w:rPr>
-          <w:rFonts w:ascii="Consolas" w:eastAsia="Consolas" w:hAnsi="Consolas" w:cs="Consolas"/>
-          <w:sz w:val="16"/>
-          <w:szCs w:val="16"/>
-          <w:lang w:val="en-US"/>
-        </w:rPr>
-        <w:t>,</w:t>
-      </w:r>
-      <w:r>
-        <w:rPr>
-          <w:lang w:val="en-US"/>
-        </w:rPr>
-        <w:br/>
-      </w:r>
-      <w:r>
-        <w:rPr>
-          <w:rFonts w:ascii="Consolas" w:eastAsia="Consolas" w:hAnsi="Consolas" w:cs="Consolas"/>
-          <w:sz w:val="16"/>
-          <w:szCs w:val="16"/>
-          <w:lang w:val="en-US"/>
-        </w:rPr>
-        <w:t xml:space="preserve">   </w:t>
-      </w:r>
-      <w:proofErr w:type="spellStart"/>
-      <w:r>
-        <w:rPr>
-          <w:rFonts w:ascii="Consolas" w:eastAsia="Consolas" w:hAnsi="Consolas" w:cs="Consolas"/>
-          <w:sz w:val="16"/>
-          <w:szCs w:val="16"/>
-          <w:lang w:val="en-US"/>
-        </w:rPr>
-        <w:t>access_exit_kind</w:t>
-      </w:r>
-      <w:proofErr w:type="spellEnd"/>
-      <w:r>
-        <w:rPr>
-          <w:rFonts w:ascii="Consolas" w:eastAsia="Consolas" w:hAnsi="Consolas" w:cs="Consolas"/>
-          <w:sz w:val="16"/>
-          <w:szCs w:val="16"/>
-          <w:lang w:val="en-US"/>
-        </w:rPr>
-        <w:t>, 'QR', 'APROBADO');</w:t>
+        <w:t xml:space="preserve">   access_exit_kind, 'QR', 'APROBADO');</w:t>
       </w:r>
     </w:p>
     <w:p>
@@ -56279,29 +52691,7 @@
           <w:sz w:val="18"/>
           <w:szCs w:val="18"/>
         </w:rPr>
-        <w:t xml:space="preserve">Nota. El bloqueo FOR UPDATE y la actualización condicionada de </w:t>
-      </w:r>
-      <w:proofErr w:type="spellStart"/>
-      <w:r>
-        <w:rPr>
-          <w:rFonts w:eastAsia="Arial" w:cs="Arial"/>
-          <w:i/>
-          <w:iCs/>
-          <w:sz w:val="18"/>
-          <w:szCs w:val="18"/>
-        </w:rPr>
-        <w:t>used_at</w:t>
-      </w:r>
-      <w:proofErr w:type="spellEnd"/>
-      <w:r>
-        <w:rPr>
-          <w:rFonts w:eastAsia="Arial" w:cs="Arial"/>
-          <w:i/>
-          <w:iCs/>
-          <w:sz w:val="18"/>
-          <w:szCs w:val="18"/>
-        </w:rPr>
-        <w:t xml:space="preserve"> impiden reutilizar la credencial durante solicitudes concurrentes. En la misma transacción se registra el evento aprobado, lo que conserva la trazabilidad del ingreso, salida o retiro. El fragmento omite las validaciones de rol, estado del estudiante y autorización que anteceden a estas instrucciones. Fuente: supabase/migrations/012_authorization_requests.sql.</w:t>
+        <w:t>Nota. El bloqueo FOR UPDATE y la actualización condicionada de used_at impiden reutilizar la credencial durante solicitudes concurrentes. En la misma transacción se registra el evento aprobado, lo que conserva la trazabilidad del ingreso, salida o retiro. El fragmento omite las validaciones de rol, estado del estudiante y autorización que anteceden a estas instrucciones. Fuente: supabase/migrations/012_authorization_requests.sql.</w:t>
       </w:r>
     </w:p>
     <w:p>
@@ -56754,12 +53144,981 @@
       </w:r>
     </w:p>
     <w:p>
+      <w:bookmarkStart w:id="127" w:name="_Toc238305554"/>
+    </w:p>
+    <w:p>
+      <w:pPr>
+        <w:pStyle w:val="Descripcin"/>
+        <w:keepNext/>
+        <w:spacing w:line="360" w:lineRule="auto"/>
+        <w:jc w:val="both"/>
+        <w:rPr>
+          <w:sz w:val="24"/>
+          <w:szCs w:val="24"/>
+        </w:rPr>
+      </w:pPr>
+      <w:r>
+        <w:rPr>
+          <w:sz w:val="24"/>
+          <w:szCs w:val="24"/>
+        </w:rPr>
+        <w:t xml:space="preserve">Ilustración </w:t>
+      </w:r>
+      <w:r>
+        <w:rPr>
+          <w:sz w:val="24"/>
+          <w:szCs w:val="24"/>
+        </w:rPr>
+        <w:tab/>
+      </w:r>
+      <w:r>
+        <w:rPr>
+          <w:sz w:val="24"/>
+          <w:szCs w:val="24"/>
+        </w:rPr>
+        <w:tab/>
+      </w:r>
+      <w:r>
+        <w:rPr>
+          <w:sz w:val="24"/>
+          <w:szCs w:val="24"/>
+        </w:rPr>
+        <w:tab/>
+      </w:r>
+      <w:r>
+        <w:rPr>
+          <w:sz w:val="24"/>
+          <w:szCs w:val="24"/>
+        </w:rPr>
+        <w:tab/>
+      </w:r>
+      <w:r>
+        <w:rPr>
+          <w:sz w:val="24"/>
+          <w:szCs w:val="24"/>
+        </w:rPr>
+        <w:tab/>
+      </w:r>
+      <w:r>
+        <w:rPr>
+          <w:sz w:val="24"/>
+          <w:szCs w:val="24"/>
+        </w:rPr>
+        <w:tab/>
+      </w:r>
+      <w:r>
+        <w:rPr>
+          <w:sz w:val="24"/>
+          <w:szCs w:val="24"/>
+        </w:rPr>
+        <w:tab/>
+      </w:r>
+      <w:r>
+        <w:rPr>
+          <w:sz w:val="24"/>
+          <w:szCs w:val="24"/>
+        </w:rPr>
+        <w:tab/>
+      </w:r>
+      <w:r>
+        <w:rPr>
+          <w:sz w:val="24"/>
+          <w:szCs w:val="24"/>
+        </w:rPr>
+        <w:tab/>
+      </w:r>
+      <w:r>
+        <w:rPr>
+          <w:sz w:val="24"/>
+          <w:szCs w:val="24"/>
+        </w:rPr>
+        <w:tab/>
+      </w:r>
+      <w:r>
+        <w:rPr>
+          <w:sz w:val="24"/>
+          <w:szCs w:val="24"/>
+        </w:rPr>
+        <w:fldChar w:fldCharType="begin"/>
+      </w:r>
+      <w:r>
+        <w:rPr>
+          <w:sz w:val="24"/>
+          <w:szCs w:val="24"/>
+        </w:rPr>
+        <w:instrText xml:space="preserve"> SEQ Ilustración \* ARABIC </w:instrText>
+      </w:r>
+      <w:r>
+        <w:rPr>
+          <w:sz w:val="24"/>
+          <w:szCs w:val="24"/>
+        </w:rPr>
+        <w:fldChar w:fldCharType="separate"/>
+      </w:r>
+      <w:r>
+        <w:rPr>
+          <w:noProof/>
+          <w:sz w:val="24"/>
+          <w:szCs w:val="24"/>
+        </w:rPr>
+        <w:t>1</w:t>
+      </w:r>
+      <w:r>
+        <w:rPr>
+          <w:sz w:val="24"/>
+          <w:szCs w:val="24"/>
+        </w:rPr>
+        <w:fldChar w:fldCharType="end"/>
+      </w:r>
+      <w:r>
+        <w:rPr>
+          <w:sz w:val="24"/>
+          <w:szCs w:val="24"/>
+        </w:rPr>
+        <w:t xml:space="preserve">. </w:t>
+      </w:r>
+      <w:bookmarkStart w:id="128" w:name="_Toc239298118"/>
+      <w:r>
+        <w:rPr>
+          <w:sz w:val="24"/>
+          <w:szCs w:val="24"/>
+        </w:rPr>
+        <w:t>Mensaje de Retiro</w:t>
+      </w:r>
+      <w:bookmarkEnd w:id="128"/>
+    </w:p>
+    <w:p>
+      <w:r>
+        <w:drawing>
+          <wp:inline distT="0" distB="0" distL="0" distR="0" wp14:anchorId="11F83AFD" wp14:editId="674C9CAB">
+            <wp:extent cx="5417820" cy="3844290"/>
+            <wp:effectExtent l="0" t="0" r="0" b="0"/>
+            <wp:docPr id="1390226116" name="Imagen 1"/>
+            <wp:cNvGraphicFramePr>
+              <a:graphicFrameLocks xmlns:a="http://schemas.openxmlformats.org/drawingml/2006/main" noChangeAspect="1"/>
+            </wp:cNvGraphicFramePr>
+            <a:graphic xmlns:a="http://schemas.openxmlformats.org/drawingml/2006/main">
+              <a:graphicData uri="http://schemas.openxmlformats.org/drawingml/2006/picture">
+                <pic:pic xmlns:pic="http://schemas.openxmlformats.org/drawingml/2006/picture">
+                  <pic:nvPicPr>
+                    <pic:cNvPr id="1390226116" name=""/>
+                    <pic:cNvPicPr/>
+                  </pic:nvPicPr>
+                  <pic:blipFill>
+                    <a:blip r:embed="rId71"/>
+                    <a:stretch>
+                      <a:fillRect/>
+                    </a:stretch>
+                  </pic:blipFill>
+                  <pic:spPr>
+                    <a:xfrm>
+                      <a:off x="0" y="0"/>
+                      <a:ext cx="5417820" cy="3844290"/>
+                    </a:xfrm>
+                    <a:prstGeom prst="rect">
+                      <a:avLst/>
+                    </a:prstGeom>
+                  </pic:spPr>
+                </pic:pic>
+              </a:graphicData>
+            </a:graphic>
+          </wp:inline>
+        </w:drawing>
+      </w:r>
+    </w:p>
+    <w:p>
+      <w:pPr>
+        <w:spacing w:line="360" w:lineRule="auto"/>
+        <w:rPr>
+          <w:i/>
+          <w:iCs/>
+          <w:sz w:val="18"/>
+          <w:szCs w:val="20"/>
+        </w:rPr>
+      </w:pPr>
+      <w:r>
+        <w:rPr>
+          <w:i/>
+          <w:iCs/>
+          <w:sz w:val="18"/>
+          <w:szCs w:val="20"/>
+        </w:rPr>
+        <w:t>Nota. El mensaje se genera al momento que un apoderado solicita el retiro de un estudiante que se encuentra dentro de la institución y, como este en particular no puede salir solo, se informa que debe ser mediante PIN dual.</w:t>
+      </w:r>
+    </w:p>
+    <w:p/>
+    <w:p/>
+    <w:p/>
+    <w:p>
+      <w:pPr>
+        <w:rPr>
+          <w:b/>
+          <w:bCs/>
+          <w:sz w:val="24"/>
+        </w:rPr>
+      </w:pPr>
+      <w:r>
+        <w:rPr>
+          <w:sz w:val="24"/>
+        </w:rPr>
+        <w:br w:type="page"/>
+      </w:r>
+    </w:p>
+    <w:p>
+      <w:pPr>
+        <w:rPr>
+          <w:sz w:val="24"/>
+        </w:rPr>
+      </w:pPr>
+    </w:p>
+    <w:p>
+      <w:pPr>
+        <w:pStyle w:val="Descripcin"/>
+        <w:keepNext/>
+        <w:spacing w:line="360" w:lineRule="auto"/>
+        <w:rPr>
+          <w:sz w:val="24"/>
+          <w:szCs w:val="24"/>
+        </w:rPr>
+      </w:pPr>
+      <w:r>
+        <w:rPr>
+          <w:sz w:val="24"/>
+          <w:szCs w:val="24"/>
+        </w:rPr>
+        <w:t xml:space="preserve">Ilustración </w:t>
+      </w:r>
+      <w:r>
+        <w:rPr>
+          <w:sz w:val="24"/>
+          <w:szCs w:val="24"/>
+        </w:rPr>
+        <w:tab/>
+      </w:r>
+      <w:r>
+        <w:rPr>
+          <w:sz w:val="24"/>
+          <w:szCs w:val="24"/>
+        </w:rPr>
+        <w:tab/>
+      </w:r>
+      <w:r>
+        <w:rPr>
+          <w:sz w:val="24"/>
+          <w:szCs w:val="24"/>
+        </w:rPr>
+        <w:tab/>
+      </w:r>
+      <w:r>
+        <w:rPr>
+          <w:sz w:val="24"/>
+          <w:szCs w:val="24"/>
+        </w:rPr>
+        <w:tab/>
+      </w:r>
+      <w:r>
+        <w:rPr>
+          <w:sz w:val="24"/>
+          <w:szCs w:val="24"/>
+        </w:rPr>
+        <w:tab/>
+      </w:r>
+      <w:r>
+        <w:rPr>
+          <w:sz w:val="24"/>
+          <w:szCs w:val="24"/>
+        </w:rPr>
+        <w:tab/>
+      </w:r>
+      <w:r>
+        <w:rPr>
+          <w:sz w:val="24"/>
+          <w:szCs w:val="24"/>
+        </w:rPr>
+        <w:tab/>
+      </w:r>
+      <w:r>
+        <w:rPr>
+          <w:sz w:val="24"/>
+          <w:szCs w:val="24"/>
+        </w:rPr>
+        <w:tab/>
+      </w:r>
+      <w:r>
+        <w:rPr>
+          <w:sz w:val="24"/>
+          <w:szCs w:val="24"/>
+        </w:rPr>
+        <w:tab/>
+      </w:r>
+      <w:r>
+        <w:rPr>
+          <w:sz w:val="24"/>
+          <w:szCs w:val="24"/>
+        </w:rPr>
+        <w:tab/>
+      </w:r>
+      <w:r>
+        <w:rPr>
+          <w:sz w:val="24"/>
+          <w:szCs w:val="24"/>
+        </w:rPr>
+        <w:fldChar w:fldCharType="begin"/>
+      </w:r>
+      <w:r>
+        <w:rPr>
+          <w:sz w:val="24"/>
+          <w:szCs w:val="24"/>
+        </w:rPr>
+        <w:instrText xml:space="preserve"> SEQ Ilustración \* ARABIC </w:instrText>
+      </w:r>
+      <w:r>
+        <w:rPr>
+          <w:sz w:val="24"/>
+          <w:szCs w:val="24"/>
+        </w:rPr>
+        <w:fldChar w:fldCharType="separate"/>
+      </w:r>
+      <w:r>
+        <w:rPr>
+          <w:noProof/>
+          <w:sz w:val="24"/>
+          <w:szCs w:val="24"/>
+        </w:rPr>
+        <w:t>2</w:t>
+      </w:r>
+      <w:r>
+        <w:rPr>
+          <w:sz w:val="24"/>
+          <w:szCs w:val="24"/>
+        </w:rPr>
+        <w:fldChar w:fldCharType="end"/>
+      </w:r>
+      <w:r>
+        <w:rPr>
+          <w:sz w:val="24"/>
+          <w:szCs w:val="24"/>
+        </w:rPr>
+        <w:t xml:space="preserve">. </w:t>
+      </w:r>
+      <w:bookmarkStart w:id="129" w:name="_Toc239298119"/>
+      <w:r>
+        <w:rPr>
+          <w:sz w:val="24"/>
+          <w:szCs w:val="24"/>
+        </w:rPr>
+        <w:t>Método de Autenticación - PIN</w:t>
+      </w:r>
+      <w:bookmarkEnd w:id="129"/>
+    </w:p>
+    <w:p>
+      <w:pPr>
+        <w:spacing w:line="360" w:lineRule="auto"/>
+        <w:rPr>
+          <w:sz w:val="24"/>
+        </w:rPr>
+      </w:pPr>
+      <w:r>
+        <w:rPr>
+          <w:sz w:val="24"/>
+        </w:rPr>
+        <w:drawing>
+          <wp:inline distT="0" distB="0" distL="0" distR="0" wp14:anchorId="7A3CB295" wp14:editId="059BE828">
+            <wp:extent cx="4829849" cy="1571844"/>
+            <wp:effectExtent l="0" t="0" r="8890" b="9525"/>
+            <wp:docPr id="55494310" name="Imagen 1"/>
+            <wp:cNvGraphicFramePr>
+              <a:graphicFrameLocks xmlns:a="http://schemas.openxmlformats.org/drawingml/2006/main" noChangeAspect="1"/>
+            </wp:cNvGraphicFramePr>
+            <a:graphic xmlns:a="http://schemas.openxmlformats.org/drawingml/2006/main">
+              <a:graphicData uri="http://schemas.openxmlformats.org/drawingml/2006/picture">
+                <pic:pic xmlns:pic="http://schemas.openxmlformats.org/drawingml/2006/picture">
+                  <pic:nvPicPr>
+                    <pic:cNvPr id="55494310" name=""/>
+                    <pic:cNvPicPr/>
+                  </pic:nvPicPr>
+                  <pic:blipFill>
+                    <a:blip r:embed="rId72"/>
+                    <a:stretch>
+                      <a:fillRect/>
+                    </a:stretch>
+                  </pic:blipFill>
+                  <pic:spPr>
+                    <a:xfrm>
+                      <a:off x="0" y="0"/>
+                      <a:ext cx="4829849" cy="1571844"/>
+                    </a:xfrm>
+                    <a:prstGeom prst="rect">
+                      <a:avLst/>
+                    </a:prstGeom>
+                  </pic:spPr>
+                </pic:pic>
+              </a:graphicData>
+            </a:graphic>
+          </wp:inline>
+        </w:drawing>
+      </w:r>
+    </w:p>
+    <w:p>
+      <w:pPr>
+        <w:spacing w:line="360" w:lineRule="auto"/>
+        <w:rPr>
+          <w:i/>
+          <w:iCs/>
+          <w:sz w:val="18"/>
+          <w:szCs w:val="18"/>
+        </w:rPr>
+      </w:pPr>
+      <w:r>
+        <w:rPr>
+          <w:i/>
+          <w:iCs/>
+          <w:sz w:val="18"/>
+          <w:szCs w:val="18"/>
+        </w:rPr>
+        <w:t>Nota. El pin se genera para cada estudiante y apoderado que hayan iniciado y aceptado el proceso de retiro</w:t>
+      </w:r>
+    </w:p>
+    <w:p>
+      <w:pPr>
+        <w:rPr>
+          <w:i/>
+          <w:iCs/>
+          <w:sz w:val="18"/>
+          <w:szCs w:val="18"/>
+        </w:rPr>
+      </w:pPr>
+    </w:p>
+    <w:p>
+      <w:pPr>
+        <w:rPr>
+          <w:i/>
+          <w:iCs/>
+          <w:sz w:val="24"/>
+        </w:rPr>
+      </w:pPr>
+      <w:r>
+        <w:rPr>
+          <w:i/>
+          <w:iCs/>
+          <w:sz w:val="24"/>
+        </w:rPr>
+        <w:br w:type="page"/>
+      </w:r>
+    </w:p>
+    <w:p>
+      <w:pPr>
+        <w:pStyle w:val="Descripcin"/>
+        <w:keepNext/>
+        <w:spacing w:line="360" w:lineRule="auto"/>
+        <w:jc w:val="both"/>
+        <w:rPr>
+          <w:sz w:val="24"/>
+          <w:szCs w:val="24"/>
+        </w:rPr>
+      </w:pPr>
+      <w:r>
+        <w:rPr>
+          <w:sz w:val="24"/>
+          <w:szCs w:val="24"/>
+        </w:rPr>
+        <w:lastRenderedPageBreak/>
+        <w:t xml:space="preserve">Ilustración </w:t>
+      </w:r>
+      <w:r>
+        <w:rPr>
+          <w:sz w:val="24"/>
+          <w:szCs w:val="24"/>
+        </w:rPr>
+        <w:tab/>
+      </w:r>
+      <w:r>
+        <w:rPr>
+          <w:sz w:val="24"/>
+          <w:szCs w:val="24"/>
+        </w:rPr>
+        <w:tab/>
+      </w:r>
+      <w:r>
+        <w:rPr>
+          <w:sz w:val="24"/>
+          <w:szCs w:val="24"/>
+        </w:rPr>
+        <w:tab/>
+      </w:r>
+      <w:r>
+        <w:rPr>
+          <w:sz w:val="24"/>
+          <w:szCs w:val="24"/>
+        </w:rPr>
+        <w:tab/>
+      </w:r>
+      <w:r>
+        <w:rPr>
+          <w:sz w:val="24"/>
+          <w:szCs w:val="24"/>
+        </w:rPr>
+        <w:tab/>
+      </w:r>
+      <w:r>
+        <w:rPr>
+          <w:sz w:val="24"/>
+          <w:szCs w:val="24"/>
+        </w:rPr>
+        <w:tab/>
+      </w:r>
+      <w:r>
+        <w:rPr>
+          <w:sz w:val="24"/>
+          <w:szCs w:val="24"/>
+        </w:rPr>
+        <w:tab/>
+      </w:r>
+      <w:r>
+        <w:rPr>
+          <w:sz w:val="24"/>
+          <w:szCs w:val="24"/>
+        </w:rPr>
+        <w:tab/>
+      </w:r>
+      <w:r>
+        <w:rPr>
+          <w:sz w:val="24"/>
+          <w:szCs w:val="24"/>
+        </w:rPr>
+        <w:tab/>
+      </w:r>
+      <w:r>
+        <w:rPr>
+          <w:sz w:val="24"/>
+          <w:szCs w:val="24"/>
+        </w:rPr>
+        <w:tab/>
+      </w:r>
+      <w:r>
+        <w:rPr>
+          <w:sz w:val="24"/>
+          <w:szCs w:val="24"/>
+        </w:rPr>
+        <w:fldChar w:fldCharType="begin"/>
+      </w:r>
+      <w:r>
+        <w:rPr>
+          <w:sz w:val="24"/>
+          <w:szCs w:val="24"/>
+        </w:rPr>
+        <w:instrText xml:space="preserve"> SEQ Ilustración \* ARABIC </w:instrText>
+      </w:r>
+      <w:r>
+        <w:rPr>
+          <w:sz w:val="24"/>
+          <w:szCs w:val="24"/>
+        </w:rPr>
+        <w:fldChar w:fldCharType="separate"/>
+      </w:r>
+      <w:r>
+        <w:rPr>
+          <w:noProof/>
+          <w:sz w:val="24"/>
+          <w:szCs w:val="24"/>
+        </w:rPr>
+        <w:t>3</w:t>
+      </w:r>
+      <w:r>
+        <w:rPr>
+          <w:sz w:val="24"/>
+          <w:szCs w:val="24"/>
+        </w:rPr>
+        <w:fldChar w:fldCharType="end"/>
+      </w:r>
+      <w:r>
+        <w:rPr>
+          <w:sz w:val="24"/>
+          <w:szCs w:val="24"/>
+        </w:rPr>
+        <w:t xml:space="preserve">. </w:t>
+      </w:r>
+      <w:bookmarkStart w:id="130" w:name="_Toc239298120"/>
+      <w:r>
+        <w:rPr>
+          <w:sz w:val="24"/>
+          <w:szCs w:val="24"/>
+        </w:rPr>
+        <w:t>Mensaje de trazabilidad OK</w:t>
+      </w:r>
+      <w:bookmarkEnd w:id="130"/>
+    </w:p>
+    <w:p>
+      <w:pPr>
+        <w:spacing w:line="360" w:lineRule="auto"/>
+      </w:pPr>
+      <w:r>
+        <w:drawing>
+          <wp:inline distT="0" distB="0" distL="0" distR="0" wp14:anchorId="22D4FEFE" wp14:editId="60472027">
+            <wp:extent cx="4105848" cy="2800741"/>
+            <wp:effectExtent l="0" t="0" r="9525" b="0"/>
+            <wp:docPr id="855635322" name="Imagen 1"/>
+            <wp:cNvGraphicFramePr>
+              <a:graphicFrameLocks xmlns:a="http://schemas.openxmlformats.org/drawingml/2006/main" noChangeAspect="1"/>
+            </wp:cNvGraphicFramePr>
+            <a:graphic xmlns:a="http://schemas.openxmlformats.org/drawingml/2006/main">
+              <a:graphicData uri="http://schemas.openxmlformats.org/drawingml/2006/picture">
+                <pic:pic xmlns:pic="http://schemas.openxmlformats.org/drawingml/2006/picture">
+                  <pic:nvPicPr>
+                    <pic:cNvPr id="855635322" name=""/>
+                    <pic:cNvPicPr/>
+                  </pic:nvPicPr>
+                  <pic:blipFill>
+                    <a:blip r:embed="rId73"/>
+                    <a:stretch>
+                      <a:fillRect/>
+                    </a:stretch>
+                  </pic:blipFill>
+                  <pic:spPr>
+                    <a:xfrm>
+                      <a:off x="0" y="0"/>
+                      <a:ext cx="4105848" cy="2800741"/>
+                    </a:xfrm>
+                    <a:prstGeom prst="rect">
+                      <a:avLst/>
+                    </a:prstGeom>
+                  </pic:spPr>
+                </pic:pic>
+              </a:graphicData>
+            </a:graphic>
+          </wp:inline>
+        </w:drawing>
+      </w:r>
+    </w:p>
+    <w:p>
+      <w:pPr>
+        <w:spacing w:line="360" w:lineRule="auto"/>
+        <w:rPr>
+          <w:i/>
+          <w:iCs/>
+          <w:sz w:val="18"/>
+          <w:szCs w:val="20"/>
+        </w:rPr>
+      </w:pPr>
+      <w:r>
+        <w:rPr>
+          <w:i/>
+          <w:iCs/>
+          <w:sz w:val="18"/>
+          <w:szCs w:val="20"/>
+        </w:rPr>
+        <w:t>Nota. La trazabilidad se genera posterior al resultado, en este caso exitoso, del retiro solicitado por el apoderado</w:t>
+      </w:r>
+    </w:p>
+    <w:p>
+      <w:pPr>
+        <w:pStyle w:val="Descripcin"/>
+        <w:keepNext/>
+        <w:spacing w:line="360" w:lineRule="auto"/>
+      </w:pPr>
+    </w:p>
+    <w:p>
+      <w:r>
+        <w:rPr>
+          <w:sz w:val="24"/>
+        </w:rPr>
+        <w:br w:type="page"/>
+      </w:r>
+      <w:r>
+        <w:rPr>
+          <w:sz w:val="24"/>
+        </w:rPr>
+        <w:lastRenderedPageBreak/>
+        <w:tab/>
+      </w:r>
+      <w:r>
+        <w:rPr>
+          <w:sz w:val="24"/>
+        </w:rPr>
+        <w:tab/>
+      </w:r>
+      <w:r>
+        <w:rPr>
+          <w:sz w:val="24"/>
+        </w:rPr>
+        <w:tab/>
+      </w:r>
+      <w:r>
+        <w:rPr>
+          <w:sz w:val="24"/>
+        </w:rPr>
+        <w:tab/>
+      </w:r>
+      <w:r>
+        <w:rPr>
+          <w:sz w:val="24"/>
+        </w:rPr>
+        <w:tab/>
+      </w:r>
+    </w:p>
+    <w:p>
+      <w:pPr>
+        <w:pStyle w:val="Descripcin"/>
+        <w:keepNext/>
+        <w:spacing w:line="360" w:lineRule="auto"/>
+        <w:jc w:val="both"/>
+        <w:rPr>
+          <w:sz w:val="24"/>
+          <w:szCs w:val="24"/>
+        </w:rPr>
+      </w:pPr>
+      <w:r>
+        <w:rPr>
+          <w:sz w:val="24"/>
+          <w:szCs w:val="24"/>
+        </w:rPr>
+        <w:t xml:space="preserve">Ilustración </w:t>
+      </w:r>
+      <w:r>
+        <w:rPr>
+          <w:sz w:val="24"/>
+          <w:szCs w:val="24"/>
+        </w:rPr>
+        <w:tab/>
+      </w:r>
+      <w:r>
+        <w:rPr>
+          <w:sz w:val="24"/>
+          <w:szCs w:val="24"/>
+        </w:rPr>
+        <w:tab/>
+      </w:r>
+      <w:r>
+        <w:rPr>
+          <w:sz w:val="24"/>
+          <w:szCs w:val="24"/>
+        </w:rPr>
+        <w:tab/>
+      </w:r>
+      <w:r>
+        <w:rPr>
+          <w:sz w:val="24"/>
+          <w:szCs w:val="24"/>
+        </w:rPr>
+        <w:tab/>
+      </w:r>
+      <w:r>
+        <w:rPr>
+          <w:sz w:val="24"/>
+          <w:szCs w:val="24"/>
+        </w:rPr>
+        <w:tab/>
+      </w:r>
+      <w:r>
+        <w:rPr>
+          <w:sz w:val="24"/>
+          <w:szCs w:val="24"/>
+        </w:rPr>
+        <w:tab/>
+      </w:r>
+      <w:r>
+        <w:rPr>
+          <w:sz w:val="24"/>
+          <w:szCs w:val="24"/>
+        </w:rPr>
+        <w:tab/>
+      </w:r>
+      <w:r>
+        <w:rPr>
+          <w:sz w:val="24"/>
+          <w:szCs w:val="24"/>
+        </w:rPr>
+        <w:tab/>
+      </w:r>
+      <w:r>
+        <w:rPr>
+          <w:sz w:val="24"/>
+          <w:szCs w:val="24"/>
+        </w:rPr>
+        <w:tab/>
+      </w:r>
+      <w:r>
+        <w:rPr>
+          <w:sz w:val="24"/>
+          <w:szCs w:val="24"/>
+        </w:rPr>
+        <w:tab/>
+      </w:r>
+      <w:r>
+        <w:rPr>
+          <w:sz w:val="24"/>
+          <w:szCs w:val="24"/>
+        </w:rPr>
+        <w:fldChar w:fldCharType="begin"/>
+      </w:r>
+      <w:r>
+        <w:rPr>
+          <w:sz w:val="24"/>
+          <w:szCs w:val="24"/>
+        </w:rPr>
+        <w:instrText xml:space="preserve"> SEQ Ilustración \* ARABIC </w:instrText>
+      </w:r>
+      <w:r>
+        <w:rPr>
+          <w:sz w:val="24"/>
+          <w:szCs w:val="24"/>
+        </w:rPr>
+        <w:fldChar w:fldCharType="separate"/>
+      </w:r>
+      <w:r>
+        <w:rPr>
+          <w:noProof/>
+          <w:sz w:val="24"/>
+          <w:szCs w:val="24"/>
+        </w:rPr>
+        <w:t>4</w:t>
+      </w:r>
+      <w:r>
+        <w:rPr>
+          <w:sz w:val="24"/>
+          <w:szCs w:val="24"/>
+        </w:rPr>
+        <w:fldChar w:fldCharType="end"/>
+      </w:r>
+      <w:r>
+        <w:rPr>
+          <w:sz w:val="24"/>
+          <w:szCs w:val="24"/>
+        </w:rPr>
+        <w:t xml:space="preserve">. </w:t>
+      </w:r>
+      <w:bookmarkStart w:id="131" w:name="_Toc239298121"/>
+      <w:r>
+        <w:rPr>
+          <w:sz w:val="24"/>
+          <w:szCs w:val="24"/>
+        </w:rPr>
+        <w:t>Mensaje de trazabilidad NOK</w:t>
+      </w:r>
+      <w:bookmarkEnd w:id="131"/>
+    </w:p>
+    <w:p>
+      <w:pPr>
+        <w:rPr>
+          <w:b/>
+          <w:bCs/>
+          <w:sz w:val="24"/>
+        </w:rPr>
+      </w:pPr>
+      <w:r>
+        <w:rPr>
+          <w:i/>
+          <w:iCs/>
+        </w:rPr>
+        <w:drawing>
+          <wp:inline distT="0" distB="0" distL="0" distR="0" wp14:anchorId="453A3125" wp14:editId="6231FEB9">
+            <wp:extent cx="5417820" cy="3635375"/>
+            <wp:effectExtent l="0" t="0" r="0" b="0"/>
+            <wp:docPr id="1518946639" name="Imagen 1"/>
+            <wp:cNvGraphicFramePr>
+              <a:graphicFrameLocks xmlns:a="http://schemas.openxmlformats.org/drawingml/2006/main" noChangeAspect="1"/>
+            </wp:cNvGraphicFramePr>
+            <a:graphic xmlns:a="http://schemas.openxmlformats.org/drawingml/2006/main">
+              <a:graphicData uri="http://schemas.openxmlformats.org/drawingml/2006/picture">
+                <pic:pic xmlns:pic="http://schemas.openxmlformats.org/drawingml/2006/picture">
+                  <pic:nvPicPr>
+                    <pic:cNvPr id="1518946639" name=""/>
+                    <pic:cNvPicPr/>
+                  </pic:nvPicPr>
+                  <pic:blipFill>
+                    <a:blip r:embed="rId74"/>
+                    <a:stretch>
+                      <a:fillRect/>
+                    </a:stretch>
+                  </pic:blipFill>
+                  <pic:spPr>
+                    <a:xfrm>
+                      <a:off x="0" y="0"/>
+                      <a:ext cx="5417820" cy="3635375"/>
+                    </a:xfrm>
+                    <a:prstGeom prst="rect">
+                      <a:avLst/>
+                    </a:prstGeom>
+                  </pic:spPr>
+                </pic:pic>
+              </a:graphicData>
+            </a:graphic>
+          </wp:inline>
+        </w:drawing>
+      </w:r>
+    </w:p>
+    <w:p>
+      <w:pPr>
+        <w:spacing w:line="360" w:lineRule="auto"/>
+        <w:rPr>
+          <w:i/>
+          <w:iCs/>
+          <w:sz w:val="18"/>
+          <w:szCs w:val="20"/>
+        </w:rPr>
+      </w:pPr>
+      <w:r>
+        <w:rPr>
+          <w:i/>
+          <w:iCs/>
+          <w:sz w:val="18"/>
+          <w:szCs w:val="20"/>
+        </w:rPr>
+        <w:t xml:space="preserve">Nota. La trazabilidad se genera posterior al resultado, en este caso </w:t>
+      </w:r>
+      <w:r>
+        <w:rPr>
+          <w:i/>
+          <w:iCs/>
+          <w:sz w:val="18"/>
+          <w:szCs w:val="20"/>
+        </w:rPr>
+        <w:t xml:space="preserve">no </w:t>
+      </w:r>
+      <w:r>
+        <w:rPr>
+          <w:i/>
+          <w:iCs/>
+          <w:sz w:val="18"/>
+          <w:szCs w:val="20"/>
+        </w:rPr>
+        <w:t>exitoso, del retiro solicitado por el apoderado</w:t>
+      </w:r>
+      <w:r>
+        <w:rPr>
+          <w:i/>
+          <w:iCs/>
+          <w:sz w:val="18"/>
+          <w:szCs w:val="20"/>
+        </w:rPr>
+        <w:t xml:space="preserve"> y es rechazado por el estudiante.</w:t>
+      </w:r>
+    </w:p>
+    <w:p>
+      <w:pPr>
+        <w:rPr>
+          <w:rFonts w:cs="Arial"/>
+          <w:b/>
+          <w:bCs/>
+          <w:i/>
+          <w:iCs/>
+          <w:sz w:val="24"/>
+        </w:rPr>
+      </w:pPr>
+      <w:r>
+        <w:rPr>
+          <w:i/>
+          <w:iCs/>
+        </w:rPr>
+        <w:br w:type="page"/>
+      </w:r>
+    </w:p>
+    <w:p>
       <w:pPr>
         <w:pStyle w:val="VGHeading3"/>
         <w:keepNext/>
         <w:jc w:val="both"/>
       </w:pPr>
-      <w:bookmarkStart w:id="127" w:name="_Toc238305554"/>
       <w:r>
         <w:lastRenderedPageBreak/>
         <w:t>Síntesis del desarrollo y resultados</w:t>
@@ -56767,6 +54126,7 @@
       <w:bookmarkEnd w:id="126"/>
       <w:bookmarkEnd w:id="127"/>
     </w:p>
+    <w:p/>
     <w:p>
       <w:pPr>
         <w:spacing w:line="360" w:lineRule="auto"/>
@@ -56795,12 +54155,12 @@
       <w:pPr>
         <w:pStyle w:val="VGHeading2"/>
       </w:pPr>
-      <w:bookmarkStart w:id="128" w:name="_Toc238305555"/>
+      <w:bookmarkStart w:id="132" w:name="_Toc238305555"/>
       <w:r>
         <w:lastRenderedPageBreak/>
         <w:t>Síntesis del capítulo</w:t>
       </w:r>
-      <w:bookmarkEnd w:id="128"/>
+      <w:bookmarkEnd w:id="132"/>
       <w:r>
         <w:br/>
       </w:r>
@@ -56839,12 +54199,12 @@
         <w:pageBreakBefore/>
         <w:spacing w:before="200" w:after="240"/>
       </w:pPr>
-      <w:bookmarkStart w:id="129" w:name="_Toc238305556"/>
+      <w:bookmarkStart w:id="133" w:name="_Toc238305556"/>
       <w:r>
         <w:lastRenderedPageBreak/>
         <w:t>CONCLUSIONES Y RECOMENDACIONES</w:t>
       </w:r>
-      <w:bookmarkEnd w:id="129"/>
+      <w:bookmarkEnd w:id="133"/>
       <w:r>
         <w:br/>
       </w:r>
@@ -56853,11 +54213,11 @@
       <w:pPr>
         <w:pStyle w:val="VGHeading2"/>
       </w:pPr>
-      <w:bookmarkStart w:id="130" w:name="_Toc238305557"/>
+      <w:bookmarkStart w:id="134" w:name="_Toc238305557"/>
       <w:r>
         <w:t>Presentación del capítulo</w:t>
       </w:r>
-      <w:bookmarkEnd w:id="130"/>
+      <w:bookmarkEnd w:id="134"/>
       <w:r>
         <w:br/>
       </w:r>
@@ -56910,7 +54270,7 @@
         <w:keepNext/>
         <w:spacing w:before="200" w:after="80"/>
       </w:pPr>
-      <w:bookmarkStart w:id="131" w:name="_Toc238305558"/>
+      <w:bookmarkStart w:id="135" w:name="_Toc238305558"/>
       <w:r>
         <w:rPr>
           <w:rFonts w:eastAsia="Arial"/>
@@ -56918,7 +54278,7 @@
         <w:lastRenderedPageBreak/>
         <w:t>Conclusiones por objetivo</w:t>
       </w:r>
-      <w:bookmarkEnd w:id="131"/>
+      <w:bookmarkEnd w:id="135"/>
       <w:r>
         <w:rPr>
           <w:rFonts w:eastAsia="Arial"/>
@@ -56974,14 +54334,14 @@
       <w:pPr>
         <w:pStyle w:val="VGHeading3"/>
       </w:pPr>
-      <w:bookmarkStart w:id="132" w:name="_Toc238305559"/>
+      <w:bookmarkStart w:id="136" w:name="_Toc238305559"/>
       <w:r>
         <w:rPr>
           <w:rFonts w:eastAsia="Arial"/>
         </w:rPr>
         <w:t>Conclusión del objetivo específico 1: Diseño de la arquitectura y del modelo de datos</w:t>
       </w:r>
-      <w:bookmarkEnd w:id="132"/>
+      <w:bookmarkEnd w:id="136"/>
       <w:r>
         <w:rPr>
           <w:rFonts w:eastAsia="Arial"/>
@@ -57033,14 +54393,14 @@
       <w:pPr>
         <w:pStyle w:val="VGHeading3"/>
       </w:pPr>
-      <w:bookmarkStart w:id="133" w:name="_Toc238305560"/>
+      <w:bookmarkStart w:id="137" w:name="_Toc238305560"/>
       <w:r>
         <w:rPr>
           <w:rFonts w:eastAsia="Arial"/>
         </w:rPr>
         <w:t>Conclusión del objetivo específico 2: Construcción de los módulos base</w:t>
       </w:r>
-      <w:bookmarkEnd w:id="133"/>
+      <w:bookmarkEnd w:id="137"/>
       <w:r>
         <w:rPr>
           <w:rFonts w:eastAsia="Arial"/>
@@ -57101,7 +54461,7 @@
       <w:pPr>
         <w:pStyle w:val="VGHeading3"/>
       </w:pPr>
-      <w:bookmarkStart w:id="134" w:name="_Toc238305561"/>
+      <w:bookmarkStart w:id="138" w:name="_Toc238305561"/>
       <w:r>
         <w:rPr>
           <w:rFonts w:eastAsia="Arial"/>
@@ -57109,7 +54469,7 @@
         <w:lastRenderedPageBreak/>
         <w:t>Conclusión del objetivo específico 3: Integración de los flujos de ingreso, salida y retiro</w:t>
       </w:r>
-      <w:bookmarkEnd w:id="134"/>
+      <w:bookmarkEnd w:id="138"/>
       <w:r>
         <w:rPr>
           <w:rFonts w:eastAsia="Arial"/>
@@ -57161,14 +54521,14 @@
       <w:pPr>
         <w:pStyle w:val="VGHeading3"/>
       </w:pPr>
-      <w:bookmarkStart w:id="135" w:name="_Toc238305562"/>
+      <w:bookmarkStart w:id="139" w:name="_Toc238305562"/>
       <w:r>
         <w:rPr>
           <w:rFonts w:eastAsia="Arial"/>
         </w:rPr>
         <w:t>Conclusión del objetivo específico 4: Verificación funcional end-to-end</w:t>
       </w:r>
-      <w:bookmarkEnd w:id="135"/>
+      <w:bookmarkEnd w:id="139"/>
       <w:r>
         <w:rPr>
           <w:rFonts w:eastAsia="Arial"/>
@@ -57224,11 +54584,11 @@
         <w:spacing w:before="200" w:after="80"/>
         <w:jc w:val="both"/>
       </w:pPr>
-      <w:bookmarkStart w:id="136" w:name="_Toc238305563"/>
+      <w:bookmarkStart w:id="140" w:name="_Toc238305563"/>
       <w:r>
         <w:t>Recomendaciones</w:t>
       </w:r>
-      <w:bookmarkEnd w:id="136"/>
+      <w:bookmarkEnd w:id="140"/>
     </w:p>
     <w:p>
       <w:pPr>
@@ -57319,12 +54679,12 @@
       <w:pPr>
         <w:pStyle w:val="VGHeading2"/>
       </w:pPr>
-      <w:bookmarkStart w:id="137" w:name="_Toc238305564"/>
+      <w:bookmarkStart w:id="141" w:name="_Toc238305564"/>
       <w:r>
         <w:lastRenderedPageBreak/>
         <w:t>Síntesis final del capítulo</w:t>
       </w:r>
-      <w:bookmarkEnd w:id="137"/>
+      <w:bookmarkEnd w:id="141"/>
       <w:r>
         <w:br/>
       </w:r>
@@ -57364,12 +54724,12 @@
         <w:spacing w:before="200" w:after="240"/>
         <w:jc w:val="both"/>
       </w:pPr>
-      <w:bookmarkStart w:id="138" w:name="_Toc238305565"/>
+      <w:bookmarkStart w:id="142" w:name="_Toc238305565"/>
       <w:r>
         <w:lastRenderedPageBreak/>
         <w:t>GLOSARIO</w:t>
       </w:r>
-      <w:bookmarkEnd w:id="138"/>
+      <w:bookmarkEnd w:id="142"/>
     </w:p>
     <w:p>
       <w:pPr>
@@ -57568,12 +54928,12 @@
         <w:spacing w:after="240"/>
         <w:jc w:val="both"/>
       </w:pPr>
-      <w:bookmarkStart w:id="139" w:name="_Toc238305566"/>
+      <w:bookmarkStart w:id="143" w:name="_Toc238305566"/>
       <w:r>
         <w:lastRenderedPageBreak/>
         <w:t>REFERENCIAS BIBLIOGRÁFICAS</w:t>
       </w:r>
-      <w:bookmarkEnd w:id="139"/>
+      <w:bookmarkEnd w:id="143"/>
     </w:p>
     <w:p>
       <w:pPr>
@@ -57594,7 +54954,7 @@
         </w:rPr>
         <w:t xml:space="preserve">24 Horas - TVN Chile. (2025, julio 27). Mario Desbordes anuncia controles de acceso en liceos emblemáticos [Video]. YouTube. </w:t>
       </w:r>
-      <w:hyperlink r:id="rId71" w:history="1">
+      <w:hyperlink r:id="rId75" w:history="1">
         <w:r>
           <w:rPr>
             <w:rStyle w:val="Hipervnculo"/>
@@ -57660,7 +55020,7 @@
         </w:rPr>
         <w:t xml:space="preserve">Corporación Educacional de la Construcción. (2016). Procedimiento para el control de ingreso, permanencia y salida de personas de los establecimientos (N.º de revisión 00). </w:t>
       </w:r>
-      <w:hyperlink r:id="rId72" w:history="1">
+      <w:hyperlink r:id="rId76" w:history="1">
         <w:r>
           <w:rPr>
             <w:rStyle w:val="Hipervnculo"/>
@@ -57689,7 +55049,7 @@
         </w:rPr>
         <w:t xml:space="preserve">El Rancagüino. (2026, marzo 19). Instituto Regional de Educación aclara y descarta que dos alumnos hayan sido retirados del recinto por un desconocido. El Rancagüino. </w:t>
       </w:r>
-      <w:hyperlink r:id="rId73" w:history="1">
+      <w:hyperlink r:id="rId77" w:history="1">
         <w:r>
           <w:rPr>
             <w:rStyle w:val="Hipervnculo"/>
@@ -57724,31 +55084,15 @@
           <w:i/>
           <w:lang w:val="en-US"/>
         </w:rPr>
-        <w:t>ISO/IEC 25010:2023 Systems and software engineering—Systems and software Quality Requirements and Evaluation (</w:t>
-      </w:r>
-      <w:proofErr w:type="spellStart"/>
-      <w:r>
-        <w:rPr>
-          <w:i/>
+        <w:t>ISO/IEC 25010:2023 Systems and software engineering—Systems and software Quality Requirements and Evaluation (SQuaRE)—Product quality model</w:t>
+      </w:r>
+      <w:r>
+        <w:rPr>
           <w:lang w:val="en-US"/>
         </w:rPr>
-        <w:t>SQuaRE</w:t>
-      </w:r>
-      <w:proofErr w:type="spellEnd"/>
-      <w:r>
-        <w:rPr>
-          <w:i/>
-          <w:lang w:val="en-US"/>
-        </w:rPr>
-        <w:t>)—Product quality model</w:t>
-      </w:r>
-      <w:r>
-        <w:rPr>
-          <w:lang w:val="en-US"/>
-        </w:rPr>
         <w:t xml:space="preserve">. </w:t>
       </w:r>
-      <w:hyperlink r:id="rId74" w:history="1">
+      <w:hyperlink r:id="rId78" w:history="1">
         <w:r>
           <w:rPr>
             <w:rStyle w:val="Hipervnculo"/>
@@ -57877,7 +55221,7 @@
         </w:rPr>
         <w:t xml:space="preserve">. Playwright. </w:t>
       </w:r>
-      <w:hyperlink r:id="rId75" w:tgtFrame="_new" w:history="1">
+      <w:hyperlink r:id="rId79" w:tgtFrame="_new" w:history="1">
         <w:r>
           <w:rPr>
             <w:rStyle w:val="Hipervnculo"/>
@@ -57911,7 +55255,7 @@
         </w:rPr>
         <w:t xml:space="preserve">Ministerio de Educación. (2025). Plan integral de seguridad educativa (PISE): Manual para su elaboración. </w:t>
       </w:r>
-      <w:hyperlink r:id="rId76" w:history="1">
+      <w:hyperlink r:id="rId80" w:history="1">
         <w:r>
           <w:rPr>
             <w:rStyle w:val="Hipervnculo"/>
@@ -57953,7 +55297,7 @@
         </w:rPr>
         <w:t xml:space="preserve">. </w:t>
       </w:r>
-      <w:hyperlink r:id="rId77" w:history="1">
+      <w:hyperlink r:id="rId81" w:history="1">
         <w:r>
           <w:rPr>
             <w:rStyle w:val="Hipervnculo"/>
@@ -58030,7 +55374,7 @@
         </w:rPr>
         <w:t xml:space="preserve">. </w:t>
       </w:r>
-      <w:hyperlink r:id="rId78" w:history="1">
+      <w:hyperlink r:id="rId82" w:history="1">
         <w:r>
           <w:rPr>
             <w:rStyle w:val="Hipervnculo"/>
@@ -58052,20 +55396,12 @@
           <w:lang w:val="en-US"/>
         </w:rPr>
       </w:pPr>
-      <w:proofErr w:type="spellStart"/>
       <w:r>
         <w:rPr>
           <w:lang w:val="en-US"/>
         </w:rPr>
         <w:lastRenderedPageBreak/>
-        <w:t>Temoshok</w:t>
-      </w:r>
-      <w:proofErr w:type="spellEnd"/>
-      <w:r>
-        <w:rPr>
-          <w:lang w:val="en-US"/>
-        </w:rPr>
-        <w:t xml:space="preserve">, D., Fenton, J. L., Choong, Y.-Y., Lefkovitz, N., Regenscheid, A., Galluzzo, R., &amp; Richer, J. P. (2025). </w:t>
+        <w:t xml:space="preserve">Temoshok, D., Fenton, J. L., Choong, Y.-Y., Lefkovitz, N., Regenscheid, A., Galluzzo, R., &amp; Richer, J. P. (2025). </w:t>
       </w:r>
       <w:r>
         <w:rPr>
@@ -58080,7 +55416,7 @@
         </w:rPr>
         <w:t xml:space="preserve"> (NIST SP 800-63B-4). National Institute of Standards and Technology. </w:t>
       </w:r>
-      <w:hyperlink r:id="rId79" w:history="1">
+      <w:hyperlink r:id="rId83" w:history="1">
         <w:r>
           <w:rPr>
             <w:rStyle w:val="Hipervnculo"/>
@@ -58117,7 +55453,7 @@
         </w:rPr>
         <w:t xml:space="preserve">Superintendencia de Educación. (2018). Circular que imparte instrucciones sobre reglamentos internos de los establecimientos educacionales de enseñanza básica y media con reconocimiento oficial del Estado. </w:t>
       </w:r>
-      <w:hyperlink r:id="rId80" w:history="1">
+      <w:hyperlink r:id="rId84" w:history="1">
         <w:r>
           <w:rPr>
             <w:rStyle w:val="Hipervnculo"/>
@@ -58159,7 +55495,7 @@
         </w:rPr>
         <w:t xml:space="preserve">. </w:t>
       </w:r>
-      <w:hyperlink r:id="rId81" w:history="1">
+      <w:hyperlink r:id="rId85" w:history="1">
         <w:r>
           <w:rPr>
             <w:rStyle w:val="Hipervnculo"/>
@@ -58205,10 +55541,10 @@
       </w:pPr>
     </w:p>
     <w:sectPr>
-      <w:headerReference w:type="default" r:id="rId82"/>
-      <w:footerReference w:type="default" r:id="rId83"/>
-      <w:headerReference w:type="first" r:id="rId84"/>
-      <w:footerReference w:type="first" r:id="rId85"/>
+      <w:headerReference w:type="default" r:id="rId86"/>
+      <w:footerReference w:type="default" r:id="rId87"/>
+      <w:headerReference w:type="first" r:id="rId88"/>
+      <w:footerReference w:type="first" r:id="rId89"/>
       <w:pgSz w:w="12240" w:h="15840"/>
       <w:pgMar w:top="1440" w:right="1440" w:bottom="1134" w:left="2268" w:header="709" w:footer="397" w:gutter="0"/>
       <w:cols w:space="720"/>
@@ -62734,7 +60070,6 @@
   <w:style w:type="character" w:default="1" w:styleId="Fuentedeprrafopredeter">
     <w:name w:val="Default Paragraph Font"/>
     <w:uiPriority w:val="1"/>
-    <w:semiHidden/>
     <w:unhideWhenUsed/>
   </w:style>
   <w:style w:type="table" w:default="1" w:styleId="Tablanormal">
@@ -63548,7 +60883,7 @@
     <w:unhideWhenUsed/>
     <w:rsid w:val="00665D40"/>
     <w:pPr>
-      <w:ind w:left="480" w:hanging="480"/>
+      <w:ind w:left="440" w:hanging="440"/>
     </w:pPr>
     <w:rPr>
       <w:rFonts w:asciiTheme="minorHAnsi" w:hAnsiTheme="minorHAnsi" w:cstheme="minorHAnsi"/>
